--- a/docs/Memoire_Fin_Detudes_RESIVO.docx
+++ b/docs/Memoire_Fin_Detudes_RESIVO.docx
@@ -26,7 +26,7 @@
         <w:rPr>
           <w:rFonts w:ascii="Times New Roman" w:hAnsi="Times New Roman"/>
           <w:b/>
-          <w:color w:val="14325A"/>
+          <w:color w:val="1E3A5F"/>
           <w:sz w:val="26"/>
         </w:rPr>
         <w:t>Centre de formation professionnel et d’Apprentissage</w:t>
@@ -43,7 +43,7 @@
         <w:rPr>
           <w:rFonts w:ascii="Times New Roman" w:hAnsi="Times New Roman"/>
           <w:b/>
-          <w:sz w:val="24"/>
+          <w:sz w:val="23"/>
         </w:rPr>
         <w:t>Spécialité : INT 0703 — Technicien Supérieur en Informatique / Bases De Données</w:t>
         <w:br/>
@@ -51,8 +51,43 @@
     </w:p>
     <w:p>
       <w:pPr>
-        <w:spacing w:before="240"/>
-      </w:pPr>
+        <w:spacing w:before="80" w:after="80"/>
+        <w:jc w:val="center"/>
+      </w:pPr>
+      <w:r>
+        <w:drawing>
+          <wp:inline xmlns:a="http://schemas.openxmlformats.org/drawingml/2006/main" xmlns:pic="http://schemas.openxmlformats.org/drawingml/2006/picture">
+            <wp:extent cx="4500000" cy="2511628"/>
+            <wp:docPr id="1" name="Picture 1"/>
+            <wp:cNvGraphicFramePr>
+              <a:graphicFrameLocks noChangeAspect="1"/>
+            </wp:cNvGraphicFramePr>
+            <a:graphic>
+              <a:graphicData uri="http://schemas.openxmlformats.org/drawingml/2006/picture">
+                <pic:pic>
+                  <pic:nvPicPr>
+                    <pic:cNvPr id="0" name="resivo_campus_cover.jpg"/>
+                    <pic:cNvPicPr/>
+                  </pic:nvPicPr>
+                  <pic:blipFill>
+                    <a:blip r:embed="rId11"/>
+                    <a:stretch>
+                      <a:fillRect/>
+                    </a:stretch>
+                  </pic:blipFill>
+                  <pic:spPr>
+                    <a:xfrm>
+                      <a:off x="0" y="0"/>
+                      <a:ext cx="4500000" cy="2511628"/>
+                    </a:xfrm>
+                    <a:prstGeom prst="rect"/>
+                  </pic:spPr>
+                </pic:pic>
+              </a:graphicData>
+            </a:graphic>
+          </wp:inline>
+        </w:drawing>
+      </w:r>
     </w:p>
     <w:p>
       <w:pPr>
@@ -62,7 +97,7 @@
         <w:rPr>
           <w:rFonts w:ascii="Times New Roman" w:hAnsi="Times New Roman"/>
           <w:b/>
-          <w:sz w:val="28"/>
+          <w:sz w:val="26"/>
           <w:u w:val="single"/>
         </w:rPr>
         <w:t>MÉMOIRE DE FIN D'ÉTUDES</w:t>
@@ -73,25 +108,24 @@
     </w:p>
     <w:p>
       <w:pPr>
-        <w:spacing w:before="360" w:after="360"/>
+        <w:spacing w:before="160" w:after="160"/>
         <w:jc w:val="center"/>
       </w:pPr>
       <w:r>
         <w:rPr>
           <w:rFonts w:ascii="Times New Roman" w:hAnsi="Times New Roman"/>
           <w:b/>
-          <w:sz w:val="26"/>
+          <w:sz w:val="24"/>
         </w:rPr>
         <w:t>THÈME DU PROJET :</w:t>
-        <w:br/>
         <w:br/>
       </w:r>
       <w:r>
         <w:rPr>
           <w:rFonts w:ascii="Times New Roman" w:hAnsi="Times New Roman"/>
           <w:b/>
-          <w:color w:val="142D55"/>
-          <w:sz w:val="30"/>
+          <w:color w:val="1E3A5F"/>
+          <w:sz w:val="27"/>
         </w:rPr>
         <w:t>CONCEPTION ET RÉALISATION D'UN SYSTÈME DE GESTION INTÉGRÉE</w:t>
         <w:br/>
@@ -111,16 +145,11 @@
         <w:rPr>
           <w:rFonts w:ascii="Times New Roman" w:hAnsi="Times New Roman"/>
           <w:i/>
-          <w:sz w:val="22"/>
+          <w:sz w:val="21"/>
         </w:rPr>
         <w:t>Organisme d'accueil : Direction des Œuvres Universitaires (DOU) — Cité Universitaire (Tlemcen)</w:t>
         <w:br/>
       </w:r>
-    </w:p>
-    <w:p>
-      <w:pPr>
-        <w:spacing w:before="360"/>
-      </w:pPr>
     </w:p>
     <w:tbl>
       <w:tblPr>
@@ -145,7 +174,7 @@
               <w:rPr>
                 <w:rFonts w:ascii="Times New Roman" w:hAnsi="Times New Roman"/>
                 <w:b/>
-                <w:sz w:val="22"/>
+                <w:sz w:val="21"/>
               </w:rPr>
               <w:t>Présenté par l'étudiant :</w:t>
               <w:br/>
@@ -169,7 +198,7 @@
               <w:rPr>
                 <w:rFonts w:ascii="Times New Roman" w:hAnsi="Times New Roman"/>
                 <w:b/>
-                <w:sz w:val="22"/>
+                <w:sz w:val="21"/>
               </w:rPr>
               <w:t>Sous la direction de l'encadrant :</w:t>
               <w:br/>
@@ -184,18 +213,14 @@
     </w:tbl>
     <w:p>
       <w:pPr>
-        <w:spacing w:before="480"/>
-      </w:pPr>
-    </w:p>
-    <w:p>
-      <w:pPr>
+        <w:spacing w:before="160"/>
         <w:jc w:val="center"/>
       </w:pPr>
       <w:r>
         <w:rPr>
           <w:rFonts w:ascii="Times New Roman" w:hAnsi="Times New Roman"/>
           <w:b/>
-          <w:sz w:val="24"/>
+          <w:sz w:val="23"/>
         </w:rPr>
         <w:t>Session / Promotion : 2026</w:t>
       </w:r>
@@ -214,8 +239,8 @@
         <w:rPr>
           <w:rFonts w:ascii="Times New Roman" w:hAnsi="Times New Roman"/>
           <w:b/>
-          <w:color w:val="142D55"/>
-          <w:sz w:val="32"/>
+          <w:color w:val="1E3A5F"/>
+          <w:sz w:val="30"/>
         </w:rPr>
         <w:t>DÉDICACES</w:t>
       </w:r>
@@ -260,8 +285,8 @@
         <w:rPr>
           <w:rFonts w:ascii="Times New Roman" w:hAnsi="Times New Roman"/>
           <w:b/>
-          <w:color w:val="142D55"/>
-          <w:sz w:val="32"/>
+          <w:color w:val="1E3A5F"/>
+          <w:sz w:val="30"/>
         </w:rPr>
         <w:t>REMERCIEMENTS</w:t>
       </w:r>
@@ -303,8 +328,8 @@
         <w:rPr>
           <w:rFonts w:ascii="Times New Roman" w:hAnsi="Times New Roman"/>
           <w:b/>
-          <w:color w:val="142D55"/>
-          <w:sz w:val="32"/>
+          <w:color w:val="1E3A5F"/>
+          <w:sz w:val="30"/>
         </w:rPr>
         <w:t>TABLE DES MATIÈRES</w:t>
       </w:r>
@@ -740,7 +765,7 @@
           <w:i w:val="0"/>
           <w:sz w:val="24"/>
         </w:rPr>
-        <w:t xml:space="preserve">    IV.5 Protocole d'Intégration MCP (Model Context Protocol) et Piste d'Audit ........................... 28</w:t>
+        <w:t xml:space="preserve">    IV.5 Passerelle d'Inspection et d'Audit MCP (Model Context Protocol) ................................... 28</w:t>
       </w:r>
     </w:p>
     <w:p>
@@ -754,7 +779,7 @@
           <w:i w:val="0"/>
           <w:sz w:val="24"/>
         </w:rPr>
-        <w:t xml:space="preserve">    IV.6 Packaging, Compilation et Distribution (Installeur Windows Inno Setup v0.0.1) ......... 29</w:t>
+        <w:t xml:space="preserve">    IV.6 Packaging, Compilation et Distribution (Installeur Windows Inno Setup v0.0.1) ......... 30</w:t>
       </w:r>
     </w:p>
     <w:p>
@@ -768,7 +793,7 @@
           <w:i w:val="0"/>
           <w:sz w:val="24"/>
         </w:rPr>
-        <w:t>CHAPITRE V : TESTS, SÉCURITÉ ET VALIDATION DES RÉSULTATS ................................... 30</w:t>
+        <w:t>CHAPITRE V : TESTS, SÉCURITÉ ET VALIDATION DES RÉSULTATS ................................... 31</w:t>
       </w:r>
     </w:p>
     <w:p>
@@ -782,7 +807,7 @@
           <w:i w:val="0"/>
           <w:sz w:val="24"/>
         </w:rPr>
-        <w:t xml:space="preserve">    V.1 Stratégie Globale de Test et Démarche de Validation ........................................................ 30</w:t>
+        <w:t xml:space="preserve">    V.1 Stratégie Globale de Test et Démarche de Validation ........................................................ 31</w:t>
       </w:r>
     </w:p>
     <w:p>
@@ -796,7 +821,7 @@
           <w:i w:val="0"/>
           <w:sz w:val="24"/>
         </w:rPr>
-        <w:t xml:space="preserve">    V.2 Résultats des Tests Unitaires et d'Intégration (Pytest - 29 tests validés) ............................ 31</w:t>
+        <w:t xml:space="preserve">    V.2 Résultats des Tests Unitaires et d'Intégration (Pytest - 29 tests validés) ............................ 32</w:t>
       </w:r>
     </w:p>
     <w:p>
@@ -810,7 +835,7 @@
           <w:i w:val="0"/>
           <w:sz w:val="24"/>
         </w:rPr>
-        <w:t xml:space="preserve">    V.3 Validation des Contraintes d'Intégrité de Base de Données ................................................. 32</w:t>
+        <w:t xml:space="preserve">    V.3 Validation des Contraintes d'Intégrité de Base de Données ................................................. 33</w:t>
       </w:r>
     </w:p>
     <w:p>
@@ -824,7 +849,7 @@
           <w:i w:val="0"/>
           <w:sz w:val="24"/>
         </w:rPr>
-        <w:t xml:space="preserve">    V.4 Tests du Portail Web et Conformité Client (Vitest - 10 tests validés) ................................. 33</w:t>
+        <w:t xml:space="preserve">    V.4 Tests du Portail Web et Conformité Client (Vitest - 10 tests validés) ................................. 34</w:t>
       </w:r>
     </w:p>
     <w:p>
@@ -838,7 +863,7 @@
           <w:i w:val="0"/>
           <w:sz w:val="24"/>
         </w:rPr>
-        <w:t xml:space="preserve">    V.5 Tests de Non-Régression du Serveur MCP (97 tests validés) ............................................. 34</w:t>
+        <w:t xml:space="preserve">    V.5 Tests de Non-Régression du Serveur MCP (97 tests validés) ............................................. 35</w:t>
       </w:r>
     </w:p>
     <w:p>
@@ -852,7 +877,7 @@
           <w:i w:val="0"/>
           <w:sz w:val="24"/>
         </w:rPr>
-        <w:t>CHAPITRE VI : DISCUSSION ET PERSPECTIVES .................................................................... 35</w:t>
+        <w:t>CHAPITRE VI : DISCUSSION ET PERSPECTIVES .................................................................... 36</w:t>
       </w:r>
     </w:p>
     <w:p>
@@ -866,7 +891,7 @@
           <w:i w:val="0"/>
           <w:sz w:val="24"/>
         </w:rPr>
-        <w:t xml:space="preserve">    VI.1 Confrontation des Résultats à la Question Centrale de Recherche ................................... 35</w:t>
+        <w:t xml:space="preserve">    VI.1 Confrontation des Résultats à la Question Centrale de Recherche ................................... 36</w:t>
       </w:r>
     </w:p>
     <w:p>
@@ -880,7 +905,7 @@
           <w:i w:val="0"/>
           <w:sz w:val="24"/>
         </w:rPr>
-        <w:t xml:space="preserve">    VI.2 Analyse Comparative avec les Systèmes Existants .......................................................... 36</w:t>
+        <w:t xml:space="preserve">    VI.2 Analyse Comparative avec les Systèmes Existants .......................................................... 37</w:t>
       </w:r>
     </w:p>
     <w:p>
@@ -894,7 +919,7 @@
           <w:i w:val="0"/>
           <w:sz w:val="24"/>
         </w:rPr>
-        <w:t xml:space="preserve">    VI.3 Limites Identifiées et Contraintes Opérationnelles .......................................................... 37</w:t>
+        <w:t xml:space="preserve">    VI.3 Limites Identifiées et Contraintes Opérationnelles .......................................................... 38</w:t>
       </w:r>
     </w:p>
     <w:p>
@@ -908,7 +933,7 @@
           <w:i w:val="0"/>
           <w:sz w:val="24"/>
         </w:rPr>
-        <w:t xml:space="preserve">    VI.4 Perspectives d'Évolution et Pistes Futures ....................................................................... 38</w:t>
+        <w:t xml:space="preserve">    VI.4 Perspectives d'Évolution et Pistes Futures ....................................................................... 39</w:t>
       </w:r>
     </w:p>
     <w:p>
@@ -922,7 +947,7 @@
           <w:i w:val="0"/>
           <w:sz w:val="24"/>
         </w:rPr>
-        <w:t>CONCLUSION GÉNÉRALE .......................................................................................................... 39</w:t>
+        <w:t>CONCLUSION GÉNÉRALE .......................................................................................................... 40</w:t>
       </w:r>
     </w:p>
     <w:p>
@@ -936,49 +961,7 @@
           <w:i w:val="0"/>
           <w:sz w:val="24"/>
         </w:rPr>
-        <w:t>BIBLIOGRAPHIE TRIPARTITE ................................................................................................... 41</w:t>
-      </w:r>
-    </w:p>
-    <w:p>
-      <w:pPr>
-        <w:spacing w:line="360" w:lineRule="auto" w:after="120"/>
-        <w:jc w:val="both"/>
-      </w:pPr>
-      <w:r>
-        <w:rPr>
-          <w:rFonts w:ascii="Times New Roman" w:hAnsi="Times New Roman"/>
-          <w:i w:val="0"/>
-          <w:sz w:val="24"/>
-        </w:rPr>
-        <w:t xml:space="preserve">    1. Les Ouvrages ........................................................................................................................ 41</w:t>
-      </w:r>
-    </w:p>
-    <w:p>
-      <w:pPr>
-        <w:spacing w:line="360" w:lineRule="auto" w:after="120"/>
-        <w:jc w:val="both"/>
-      </w:pPr>
-      <w:r>
-        <w:rPr>
-          <w:rFonts w:ascii="Times New Roman" w:hAnsi="Times New Roman"/>
-          <w:i w:val="0"/>
-          <w:sz w:val="24"/>
-        </w:rPr>
-        <w:t xml:space="preserve">    2. Les Articles et Publications Scientifiques ......................................................................... 41</w:t>
-      </w:r>
-    </w:p>
-    <w:p>
-      <w:pPr>
-        <w:spacing w:line="360" w:lineRule="auto" w:after="120"/>
-        <w:jc w:val="both"/>
-      </w:pPr>
-      <w:r>
-        <w:rPr>
-          <w:rFonts w:ascii="Times New Roman" w:hAnsi="Times New Roman"/>
-          <w:i w:val="0"/>
-          <w:sz w:val="24"/>
-        </w:rPr>
-        <w:t xml:space="preserve">    3. Les Sites Internet et Documentations Officielles .............................................................. 42</w:t>
+        <w:t>BIBLIOGRAPHIE TRIPARTITE ................................................................................................... 42</w:t>
       </w:r>
     </w:p>
     <w:p>
@@ -1006,7 +989,7 @@
           <w:i w:val="0"/>
           <w:sz w:val="24"/>
         </w:rPr>
-        <w:t>RÉSUMÉ ET MOTS-CLÉS (DOS DU MÉMOIRE) ......................................................................... 43</w:t>
+        <w:t>RÉSUMÉ ET MOTS-CLÉS (DOS DU MÉMOIRE) ......................................................................... 44</w:t>
       </w:r>
     </w:p>
     <w:p>
@@ -1023,8 +1006,8 @@
         <w:rPr>
           <w:rFonts w:ascii="Times New Roman" w:hAnsi="Times New Roman"/>
           <w:b/>
-          <w:color w:val="142D55"/>
-          <w:sz w:val="32"/>
+          <w:color w:val="1E3A5F"/>
+          <w:sz w:val="30"/>
         </w:rPr>
         <w:t>LISTE DES TABLEAUX ET DES FIGURES</w:t>
       </w:r>
@@ -1032,14 +1015,14 @@
     <w:p>
       <w:pPr>
         <w:keepNext/>
-        <w:spacing w:before="240" w:after="120"/>
+        <w:spacing w:before="220" w:after="120"/>
       </w:pPr>
       <w:r>
         <w:rPr>
           <w:rFonts w:ascii="Times New Roman" w:hAnsi="Times New Roman"/>
           <w:b/>
-          <w:color w:val="1E3C6E"/>
-          <w:sz w:val="28"/>
+          <w:color w:val="0D9488"/>
+          <w:sz w:val="26"/>
         </w:rPr>
         <w:t>A. Liste des Tableaux</w:t>
       </w:r>
@@ -1153,22 +1136,22 @@
           <w:i w:val="0"/>
           <w:sz w:val="24"/>
         </w:rPr>
-        <w:t>Tableau 5.1 : Récapitulatif d'exécution des suites de tests automatisés (136 tests validés) .................. Page 31</w:t>
+        <w:t>Tableau 5.1 : Récapitulatif d'exécution des suites de tests automatisés (136 tests validés) .................. Page 32</w:t>
       </w:r>
     </w:p>
     <w:p>
       <w:pPr>
         <w:keepNext/>
-        <w:spacing w:before="240" w:after="120"/>
+        <w:spacing w:before="220" w:after="120"/>
       </w:pPr>
       <w:r>
         <w:rPr>
           <w:rFonts w:ascii="Times New Roman" w:hAnsi="Times New Roman"/>
           <w:b/>
-          <w:color w:val="1E3C6E"/>
-          <w:sz w:val="28"/>
+          <w:color w:val="0D9488"/>
+          <w:sz w:val="26"/>
         </w:rPr>
-        <w:t>B. Liste des Figures et Schémas</w:t>
+        <w:t>B. Liste des Figures et Schémas Graphiques</w:t>
       </w:r>
     </w:p>
     <w:p>
@@ -1182,7 +1165,7 @@
           <w:i w:val="0"/>
           <w:sz w:val="24"/>
         </w:rPr>
-        <w:t>Figure 1.1 : Cartographie organisationnelle des flux d'admission manuels en cité universitaire ...... Page 4</w:t>
+        <w:t>Figure 1.1 : Analyse comparative des délais d'exécution métier (Manuel vs RÉSIVO) ..................... Page 6</w:t>
       </w:r>
     </w:p>
     <w:p>
@@ -1196,7 +1179,7 @@
           <w:i w:val="0"/>
           <w:sz w:val="24"/>
         </w:rPr>
-        <w:t>Figure 2.1 : Diagramme synthétique des cas d'utilisation (Use Case) .................................................. Page 11</w:t>
+        <w:t>Figure 4.1 : Vue d'ensemble 3D de l'écosystème numérique universitaire RÉSIVO ......................... Page 23</w:t>
       </w:r>
     </w:p>
     <w:p>
@@ -1210,7 +1193,7 @@
           <w:i w:val="0"/>
           <w:sz w:val="24"/>
         </w:rPr>
-        <w:t>Figure 3.1 : Modèle Conceptuel des Données (MCD - Formalisme Entité/Association) .................... Page 14</w:t>
+        <w:t>Figure 4.2 : Capacité nominale et taux d'occupation par pavillon résidentiel .................................... Page 26</w:t>
       </w:r>
     </w:p>
     <w:p>
@@ -1224,7 +1207,7 @@
           <w:i w:val="0"/>
           <w:sz w:val="24"/>
         </w:rPr>
-        <w:t>Figure 3.2 : Schéma Relationnel et Contraintes de Clés Étrangères (MPD) .......................................... Page 18</w:t>
+        <w:t>Figure 4.3 : Typologie et ventilation statistique des pannes de maintenance ...................................... Page 28</w:t>
       </w:r>
     </w:p>
     <w:p>
@@ -1238,7 +1221,7 @@
           <w:i w:val="0"/>
           <w:sz w:val="24"/>
         </w:rPr>
-        <w:t>Figure 3.3 : Arbre d'exécution du trigger automatique d'héritage de genre ........................................... Page 20</w:t>
+        <w:t>Figure 4.4 : Schéma d'architecture détaillée du serveur MCP et passerelle de données ..................... Page 29</w:t>
       </w:r>
     </w:p>
     <w:p>
@@ -1252,7 +1235,7 @@
           <w:i w:val="0"/>
           <w:sz w:val="24"/>
         </w:rPr>
-        <w:t>Figure 4.1 : Architecture distribuée globale (Desktop, Web, Base Cloud Supabase, MCP) .............. Page 23</w:t>
+        <w:t>Figure 5.1 : Diagramme circulaire de couverture et validation des 136 tests automatisés .................. Page 33</w:t>
       </w:r>
     </w:p>
     <w:p>
@@ -1266,35 +1249,7 @@
           <w:i w:val="0"/>
           <w:sz w:val="24"/>
         </w:rPr>
-        <w:t>Figure 4.2 : Capture de la console d'administration Desktop (Gestion des Blocs et Chambres) .......... Page 26</w:t>
-      </w:r>
-    </w:p>
-    <w:p>
-      <w:pPr>
-        <w:spacing w:line="360" w:lineRule="auto" w:after="120"/>
-        <w:jc w:val="both"/>
-      </w:pPr>
-      <w:r>
-        <w:rPr>
-          <w:rFonts w:ascii="Times New Roman" w:hAnsi="Times New Roman"/>
-          <w:i w:val="0"/>
-          <w:sz w:val="24"/>
-        </w:rPr>
-        <w:t>Figure 4.3 : Capture du formulaire de création de chambre avec héritage automatique de genre ..... Page 27</w:t>
-      </w:r>
-    </w:p>
-    <w:p>
-      <w:pPr>
-        <w:spacing w:line="360" w:lineRule="auto" w:after="120"/>
-        <w:jc w:val="both"/>
-      </w:pPr>
-      <w:r>
-        <w:rPr>
-          <w:rFonts w:ascii="Times New Roman" w:hAnsi="Times New Roman"/>
-          <w:i w:val="0"/>
-          <w:sz w:val="24"/>
-        </w:rPr>
-        <w:t>Figure 4.4 : Capture du portail Web étudiant (Tableau de bord et doléances techniques) .................. Page 28</w:t>
+        <w:t>Figure A.1 : Interface de la console Desktop RÉSIVO (Gestion des lits et résidents) ....................... Page IV</w:t>
       </w:r>
     </w:p>
     <w:p>
@@ -1311,8 +1266,8 @@
         <w:rPr>
           <w:rFonts w:ascii="Times New Roman" w:hAnsi="Times New Roman"/>
           <w:b/>
-          <w:color w:val="142D55"/>
-          <w:sz w:val="32"/>
+          <w:color w:val="1E3A5F"/>
+          <w:sz w:val="30"/>
         </w:rPr>
         <w:t>INTRODUCTION GÉNÉRALE</w:t>
       </w:r>
@@ -1374,7 +1329,7 @@
               <w:rPr>
                 <w:rFonts w:ascii="Times New Roman" w:hAnsi="Times New Roman"/>
                 <w:b/>
-                <w:color w:val="14325A"/>
+                <w:color w:val="1E3A5F"/>
                 <w:sz w:val="22"/>
               </w:rPr>
               <w:t>■ QUESTION CENTRALE UNIQUE DE RECHERCHE</w:t>
@@ -1383,7 +1338,8 @@
             <w:r>
               <w:rPr>
                 <w:rFonts w:ascii="Times New Roman" w:hAnsi="Times New Roman"/>
-                <w:sz w:val="21"/>
+                <w:color w:val="1E293B"/>
+                <w:sz w:val="20"/>
               </w:rPr>
               <w:t>« Comment concevoir et déployer une architecture de base de données relationnelle sécurisée et distribuée capable d'automatiser l'affectation des étudiants en chambres selon des contraintes strictes d'intégrité (genre par pavillon, capacité résiduelle, vérification du statut d'admission) tout en offrant une synchronisation bidirectionnelle en temps réel entre le portail étudiant et la console administrative ? »</w:t>
             </w:r>
@@ -1425,32 +1381,6 @@
       </w:r>
     </w:p>
     <w:p>
-      <w:pPr>
-        <w:spacing w:line="360" w:lineRule="auto" w:after="120"/>
-        <w:jc w:val="both"/>
-      </w:pPr>
-      <w:r>
-        <w:rPr>
-          <w:rFonts w:ascii="Times New Roman" w:hAnsi="Times New Roman"/>
-          <w:i w:val="0"/>
-          <w:sz w:val="24"/>
-        </w:rPr>
-        <w:t>Le présent document est structuré en six chapitres distincts :</w:t>
-        <w:br/>
-        <w:t>• Le Chapitre I expose le contexte général, l'analyse de l'organisme d'accueil, le diagnostic de l'existant et les objectifs visés ;</w:t>
-        <w:br/>
-        <w:t>• Le Chapitre II détaille la démarche méthodologique, l'inventaire des acteurs et les règles de gestion du domaine ;</w:t>
-        <w:br/>
-        <w:t>• Le Chapitre III approfondit la modélisation conceptuelle, logique et physique de la base de données, ainsi que les mécanismes d'intégrité serveur ;</w:t>
-        <w:br/>
-        <w:t>• Le Chapitre IV décrit la réalisation technique des différentes couches applicatives (Desktop, Web, Déploiement) ;</w:t>
-        <w:br/>
-        <w:t>• Le Chapitre V présente la méthodologie de test, la validation des résultats et les métriques de fiabilité ;</w:t>
-        <w:br/>
-        <w:t>• Le Chapitre VI ouvre une discussion approfondie sur la portée des résultats obtenus, les limites rencontrées et les perspectives d'évolution.</w:t>
-      </w:r>
-    </w:p>
-    <w:p>
       <w:r>
         <w:br w:type="page"/>
       </w:r>
@@ -1464,8 +1394,8 @@
         <w:rPr>
           <w:rFonts w:ascii="Times New Roman" w:hAnsi="Times New Roman"/>
           <w:b/>
-          <w:color w:val="142D55"/>
-          <w:sz w:val="32"/>
+          <w:color w:val="1E3A5F"/>
+          <w:sz w:val="30"/>
         </w:rPr>
         <w:t>CHAPITRE I : CONTEXTE GÉNÉRAL, ÉTAT DE L'ART ET PROBLÉMATIQUE</w:t>
       </w:r>
@@ -1473,14 +1403,14 @@
     <w:p>
       <w:pPr>
         <w:keepNext/>
-        <w:spacing w:before="240" w:after="120"/>
+        <w:spacing w:before="220" w:after="120"/>
       </w:pPr>
       <w:r>
         <w:rPr>
           <w:rFonts w:ascii="Times New Roman" w:hAnsi="Times New Roman"/>
           <w:b/>
-          <w:color w:val="1E3C6E"/>
-          <w:sz w:val="28"/>
+          <w:color w:val="0D9488"/>
+          <w:sz w:val="26"/>
         </w:rPr>
         <w:t>I.1 Présentation de l'Organisme d'Accueil</w:t>
       </w:r>
@@ -1516,14 +1446,14 @@
     <w:p>
       <w:pPr>
         <w:keepNext/>
-        <w:spacing w:before="240" w:after="120"/>
+        <w:spacing w:before="220" w:after="120"/>
       </w:pPr>
       <w:r>
         <w:rPr>
           <w:rFonts w:ascii="Times New Roman" w:hAnsi="Times New Roman"/>
           <w:b/>
-          <w:color w:val="1E3C6E"/>
-          <w:sz w:val="28"/>
+          <w:color w:val="0D9488"/>
+          <w:sz w:val="26"/>
         </w:rPr>
         <w:t>I.2 Analyse du Processus Traditionnel de Gestion des Résidences</w:t>
       </w:r>
@@ -1555,14 +1485,14 @@
     <w:p>
       <w:pPr>
         <w:keepNext/>
-        <w:spacing w:before="240" w:after="120"/>
+        <w:spacing w:before="220" w:after="120"/>
       </w:pPr>
       <w:r>
         <w:rPr>
           <w:rFonts w:ascii="Times New Roman" w:hAnsi="Times New Roman"/>
           <w:b/>
-          <w:color w:val="1E3C6E"/>
-          <w:sz w:val="28"/>
+          <w:color w:val="0D9488"/>
+          <w:sz w:val="26"/>
         </w:rPr>
         <w:t>I.3 Diagnostic Critique de l'Existant et Dysfonctionnements Constatés</w:t>
       </w:r>
@@ -1578,27 +1508,15 @@
           <w:i w:val="0"/>
           <w:sz w:val="24"/>
         </w:rPr>
-        <w:t>L'analyse rigoureuse de ce mode opératoire conventionnel révèle de profondes faiblesses structurelles qui nuisent à l'efficacité du service public universitaire :</w:t>
-      </w:r>
-    </w:p>
-    <w:p>
-      <w:pPr>
-        <w:spacing w:line="360" w:lineRule="auto" w:after="120"/>
-        <w:jc w:val="both"/>
-      </w:pPr>
-      <w:r>
-        <w:rPr>
-          <w:rFonts w:ascii="Times New Roman" w:hAnsi="Times New Roman"/>
-          <w:i w:val="0"/>
-          <w:sz w:val="24"/>
-        </w:rPr>
+        <w:t>L'analyse rigoureuse de ce mode opératoire conventionnel révèle de profondes faiblesses structurelles :</w:t>
+        <w:br/>
         <w:t>• Risque élevé d'erreurs d'attribution : L'absence de vérification automatique permet la sur-occupation de chambres ou l'affectation involontaire d'étudiants dans un pavillon non conforme à leur genre légal ;</w:t>
         <w:br/>
         <w:t>• Désynchronisation des informations : Les modifications effectuées par un service (ex. changement de chambre ou radiation) ne sont pas répercutées en temps réel sur les fiches de surveillance ni sur le service de maintenance ;</w:t>
         <w:br/>
         <w:t>• Traçabilité déficiente des pannes : Les demandes d'intervention technique écrites sur registre physique sont régulièrement égarées, sans horodatage objectif ni suivi d'état (en attente, en cours, résolu) ;</w:t>
         <w:br/>
-        <w:t>• Manque de transparence pour l'étudiant : Le résident est privé de visibilité sur l'avancement de son dossier d'admission ou le traitement de sa requête technique.</w:t>
+        <w:t>• Manque de transparence pour l'étudiant : Le résident est privé de visibilité sur l'avancement de son dossier.</w:t>
       </w:r>
     </w:p>
     <w:p>
@@ -1609,7 +1527,8 @@
         <w:rPr>
           <w:rFonts w:ascii="Times New Roman" w:hAnsi="Times New Roman"/>
           <w:b/>
-          <w:sz w:val="22"/>
+          <w:color w:val="1E3A5F"/>
+          <w:sz w:val="21"/>
         </w:rPr>
         <w:t>Tableau 1.1 : Matrice comparative des dysfonctionnements du système manuel vs la solution RÉSIVO</w:t>
       </w:r>
@@ -1647,7 +1566,7 @@
                 <w:rFonts w:ascii="Times New Roman" w:hAnsi="Times New Roman"/>
                 <w:b/>
                 <w:color w:val="FFFFFF"/>
-                <w:sz w:val="21"/>
+                <w:sz w:val="20"/>
               </w:rPr>
               <w:t>Critère d'Évaluation</w:t>
             </w:r>
@@ -1673,7 +1592,7 @@
                 <w:rFonts w:ascii="Times New Roman" w:hAnsi="Times New Roman"/>
                 <w:b/>
                 <w:color w:val="FFFFFF"/>
-                <w:sz w:val="21"/>
+                <w:sz w:val="20"/>
               </w:rPr>
               <w:t>Gestion Manuelle / Fichiers Disparates</w:t>
             </w:r>
@@ -1699,7 +1618,7 @@
                 <w:rFonts w:ascii="Times New Roman" w:hAnsi="Times New Roman"/>
                 <w:b/>
                 <w:color w:val="FFFFFF"/>
-                <w:sz w:val="21"/>
+                <w:sz w:val="20"/>
               </w:rPr>
               <w:t>Solution Numérique RÉSIVO</w:t>
             </w:r>
@@ -1725,7 +1644,8 @@
             <w:r>
               <w:rPr>
                 <w:rFonts w:ascii="Times New Roman" w:hAnsi="Times New Roman"/>
-                <w:sz w:val="20"/>
+                <w:color w:val="1E293B"/>
+                <w:sz w:val="19"/>
               </w:rPr>
               <w:t>Attribution des chambres</w:t>
             </w:r>
@@ -1749,7 +1669,8 @@
             <w:r>
               <w:rPr>
                 <w:rFonts w:ascii="Times New Roman" w:hAnsi="Times New Roman"/>
-                <w:sz w:val="20"/>
+                <w:color w:val="1E293B"/>
+                <w:sz w:val="19"/>
               </w:rPr>
               <w:t>Manuelle, sujette à surcapacité et erreurs</w:t>
             </w:r>
@@ -1773,7 +1694,8 @@
             <w:r>
               <w:rPr>
                 <w:rFonts w:ascii="Times New Roman" w:hAnsi="Times New Roman"/>
-                <w:sz w:val="20"/>
+                <w:color w:val="1E293B"/>
+                <w:sz w:val="19"/>
               </w:rPr>
               <w:t>Automatisée, contrainte par triggers SQL</w:t>
             </w:r>
@@ -1784,7 +1706,7 @@
         <w:tc>
           <w:tcPr>
             <w:tcW w:type="dxa" w:w="2663"/>
-            <w:shd w:fill="F9FBFC"/>
+            <w:shd w:fill="F8FAFC"/>
             <w:tcMar>
               <w:top w:w="80" w:type="dxa"/>
               <w:bottom w:w="80" w:type="dxa"/>
@@ -1799,7 +1721,8 @@
             <w:r>
               <w:rPr>
                 <w:rFonts w:ascii="Times New Roman" w:hAnsi="Times New Roman"/>
-                <w:sz w:val="20"/>
+                <w:color w:val="1E293B"/>
+                <w:sz w:val="19"/>
               </w:rPr>
               <w:t>Ségrégation par genre</w:t>
             </w:r>
@@ -1808,7 +1731,7 @@
         <w:tc>
           <w:tcPr>
             <w:tcW w:type="dxa" w:w="2663"/>
-            <w:shd w:fill="F9FBFC"/>
+            <w:shd w:fill="F8FAFC"/>
             <w:tcMar>
               <w:top w:w="80" w:type="dxa"/>
               <w:bottom w:w="80" w:type="dxa"/>
@@ -1823,7 +1746,8 @@
             <w:r>
               <w:rPr>
                 <w:rFonts w:ascii="Times New Roman" w:hAnsi="Times New Roman"/>
-                <w:sz w:val="20"/>
+                <w:color w:val="1E293B"/>
+                <w:sz w:val="19"/>
               </w:rPr>
               <w:t>Vérification visuelle humaine aléatoire</w:t>
             </w:r>
@@ -1832,7 +1756,7 @@
         <w:tc>
           <w:tcPr>
             <w:tcW w:type="dxa" w:w="2663"/>
-            <w:shd w:fill="F9FBFC"/>
+            <w:shd w:fill="F8FAFC"/>
             <w:tcMar>
               <w:top w:w="80" w:type="dxa"/>
               <w:bottom w:w="80" w:type="dxa"/>
@@ -1847,7 +1771,8 @@
             <w:r>
               <w:rPr>
                 <w:rFonts w:ascii="Times New Roman" w:hAnsi="Times New Roman"/>
-                <w:sz w:val="20"/>
+                <w:color w:val="1E293B"/>
+                <w:sz w:val="19"/>
               </w:rPr>
               <w:t>Héritage strict et inviolable au niveau bloc</w:t>
             </w:r>
@@ -1873,7 +1798,8 @@
             <w:r>
               <w:rPr>
                 <w:rFonts w:ascii="Times New Roman" w:hAnsi="Times New Roman"/>
-                <w:sz w:val="20"/>
+                <w:color w:val="1E293B"/>
+                <w:sz w:val="19"/>
               </w:rPr>
               <w:t>Délai de traitement doléances</w:t>
             </w:r>
@@ -1897,7 +1823,8 @@
             <w:r>
               <w:rPr>
                 <w:rFonts w:ascii="Times New Roman" w:hAnsi="Times New Roman"/>
-                <w:sz w:val="20"/>
+                <w:color w:val="1E293B"/>
+                <w:sz w:val="19"/>
               </w:rPr>
               <w:t>Plusieurs jours à semaines, registres perdus</w:t>
             </w:r>
@@ -1921,7 +1848,8 @@
             <w:r>
               <w:rPr>
                 <w:rFonts w:ascii="Times New Roman" w:hAnsi="Times New Roman"/>
-                <w:sz w:val="20"/>
+                <w:color w:val="1E293B"/>
+                <w:sz w:val="19"/>
               </w:rPr>
               <w:t>Horodatage temps réel avec suivi photographique</w:t>
             </w:r>
@@ -1932,7 +1860,7 @@
         <w:tc>
           <w:tcPr>
             <w:tcW w:type="dxa" w:w="2663"/>
-            <w:shd w:fill="F9FBFC"/>
+            <w:shd w:fill="F8FAFC"/>
             <w:tcMar>
               <w:top w:w="80" w:type="dxa"/>
               <w:bottom w:w="80" w:type="dxa"/>
@@ -1947,7 +1875,8 @@
             <w:r>
               <w:rPr>
                 <w:rFonts w:ascii="Times New Roman" w:hAnsi="Times New Roman"/>
-                <w:sz w:val="20"/>
+                <w:color w:val="1E293B"/>
+                <w:sz w:val="19"/>
               </w:rPr>
               <w:t>Vérification scolarité</w:t>
             </w:r>
@@ -1956,7 +1885,7 @@
         <w:tc>
           <w:tcPr>
             <w:tcW w:type="dxa" w:w="2663"/>
-            <w:shd w:fill="F9FBFC"/>
+            <w:shd w:fill="F8FAFC"/>
             <w:tcMar>
               <w:top w:w="80" w:type="dxa"/>
               <w:bottom w:w="80" w:type="dxa"/>
@@ -1971,7 +1900,8 @@
             <w:r>
               <w:rPr>
                 <w:rFonts w:ascii="Times New Roman" w:hAnsi="Times New Roman"/>
-                <w:sz w:val="20"/>
+                <w:color w:val="1E293B"/>
+                <w:sz w:val="19"/>
               </w:rPr>
               <w:t>Vérification sur listing papier fastidieuse</w:t>
             </w:r>
@@ -1980,7 +1910,7 @@
         <w:tc>
           <w:tcPr>
             <w:tcW w:type="dxa" w:w="2663"/>
-            <w:shd w:fill="F9FBFC"/>
+            <w:shd w:fill="F8FAFC"/>
             <w:tcMar>
               <w:top w:w="80" w:type="dxa"/>
               <w:bottom w:w="80" w:type="dxa"/>
@@ -1995,7 +1925,8 @@
             <w:r>
               <w:rPr>
                 <w:rFonts w:ascii="Times New Roman" w:hAnsi="Times New Roman"/>
-                <w:sz w:val="20"/>
+                <w:color w:val="1E293B"/>
+                <w:sz w:val="19"/>
               </w:rPr>
               <w:t>Import CSV officiel et réconciliation automatique</w:t>
             </w:r>
@@ -2021,7 +1952,8 @@
             <w:r>
               <w:rPr>
                 <w:rFonts w:ascii="Times New Roman" w:hAnsi="Times New Roman"/>
-                <w:sz w:val="20"/>
+                <w:color w:val="1E293B"/>
+                <w:sz w:val="19"/>
               </w:rPr>
               <w:t>Sécurité &amp; Traçabilité</w:t>
             </w:r>
@@ -2045,7 +1977,8 @@
             <w:r>
               <w:rPr>
                 <w:rFonts w:ascii="Times New Roman" w:hAnsi="Times New Roman"/>
-                <w:sz w:val="20"/>
+                <w:color w:val="1E293B"/>
+                <w:sz w:val="19"/>
               </w:rPr>
               <w:t>Aucun journal d'accès, registre falsifiable</w:t>
             </w:r>
@@ -2069,7 +2002,8 @@
             <w:r>
               <w:rPr>
                 <w:rFonts w:ascii="Times New Roman" w:hAnsi="Times New Roman"/>
-                <w:sz w:val="20"/>
+                <w:color w:val="1E293B"/>
+                <w:sz w:val="19"/>
               </w:rPr>
               <w:t>Chiffrement TLS, RLS PostgreSQL et piste d'audit MCP</w:t>
             </w:r>
@@ -2084,15 +2018,70 @@
     </w:p>
     <w:p>
       <w:pPr>
+        <w:spacing w:before="160" w:after="80"/>
+        <w:jc w:val="center"/>
+      </w:pPr>
+      <w:r>
+        <w:drawing>
+          <wp:inline xmlns:a="http://schemas.openxmlformats.org/drawingml/2006/main" xmlns:pic="http://schemas.openxmlformats.org/drawingml/2006/picture">
+            <wp:extent cx="4680000" cy="2080000"/>
+            <wp:docPr id="2" name="Picture 2"/>
+            <wp:cNvGraphicFramePr>
+              <a:graphicFrameLocks noChangeAspect="1"/>
+            </wp:cNvGraphicFramePr>
+            <a:graphic>
+              <a:graphicData uri="http://schemas.openxmlformats.org/drawingml/2006/picture">
+                <pic:pic>
+                  <pic:nvPicPr>
+                    <pic:cNvPr id="0" name="chart_delais_comparaison.png"/>
+                    <pic:cNvPicPr/>
+                  </pic:nvPicPr>
+                  <pic:blipFill>
+                    <a:blip r:embed="rId12"/>
+                    <a:stretch>
+                      <a:fillRect/>
+                    </a:stretch>
+                  </pic:blipFill>
+                  <pic:spPr>
+                    <a:xfrm>
+                      <a:off x="0" y="0"/>
+                      <a:ext cx="4680000" cy="2080000"/>
+                    </a:xfrm>
+                    <a:prstGeom prst="rect"/>
+                  </pic:spPr>
+                </pic:pic>
+              </a:graphicData>
+            </a:graphic>
+          </wp:inline>
+        </w:drawing>
+      </w:r>
+    </w:p>
+    <w:p>
+      <w:pPr>
+        <w:spacing w:after="200"/>
+        <w:jc w:val="center"/>
+      </w:pPr>
+      <w:r>
+        <w:rPr>
+          <w:rFonts w:ascii="Times New Roman" w:hAnsi="Times New Roman"/>
+          <w:i/>
+          <w:color w:val="475569"/>
+          <w:sz w:val="20"/>
+        </w:rPr>
+        <w:t>Figure 1.1 : Analyse comparative des délais d'exécution métier (Procédure Manuelle vs RÉSIVO)</w:t>
+      </w:r>
+    </w:p>
+    <w:p>
+      <w:pPr>
         <w:keepNext/>
-        <w:spacing w:before="240" w:after="120"/>
+        <w:spacing w:before="220" w:after="120"/>
       </w:pPr>
       <w:r>
         <w:rPr>
           <w:rFonts w:ascii="Times New Roman" w:hAnsi="Times New Roman"/>
           <w:b/>
-          <w:color w:val="1E3C6E"/>
-          <w:sz w:val="28"/>
+          <w:color w:val="0D9488"/>
+          <w:sz w:val="26"/>
         </w:rPr>
         <w:t>I.4 Formulation de la Question Centrale Unique de Recherche</w:t>
       </w:r>
@@ -2108,7 +2097,7 @@
           <w:i w:val="0"/>
           <w:sz w:val="24"/>
         </w:rPr>
-        <w:t>Au regard des insuffisances méthodologiques observées, la recherche doctorale et appliquée s'est cristallisée autour d'une question directrice unique (Slide 6 du document cadre) :</w:t>
+        <w:t>Au regard des insuffisances méthodologiques observées, la recherche appliquée s'est cristallisée autour d'une question directrice unique (Slide 6 du document cadre) :</w:t>
       </w:r>
     </w:p>
     <w:tbl>
@@ -2140,7 +2129,7 @@
               <w:rPr>
                 <w:rFonts w:ascii="Times New Roman" w:hAnsi="Times New Roman"/>
                 <w:b/>
-                <w:color w:val="14325A"/>
+                <w:color w:val="1E3A5F"/>
                 <w:sz w:val="22"/>
               </w:rPr>
               <w:t>■ ÉNONCÉ FORMEL DE LA PROBLÉMATIQUE</w:t>
@@ -2149,7 +2138,8 @@
             <w:r>
               <w:rPr>
                 <w:rFonts w:ascii="Times New Roman" w:hAnsi="Times New Roman"/>
-                <w:sz w:val="21"/>
+                <w:color w:val="1E293B"/>
+                <w:sz w:val="20"/>
               </w:rPr>
               <w:t>« Par quels mécanismes conceptuels et algorithmiques une base de données relationnelle moderne peut-elle garantir l'inviolabilité des contraintes d'affectation spatiale et de genre en cité universitaire, tout en permettant une administration ergonomique locale et un accès ubiquitaire pour les étudiants résidents ? »</w:t>
             </w:r>
@@ -2165,14 +2155,14 @@
     <w:p>
       <w:pPr>
         <w:keepNext/>
-        <w:spacing w:before="240" w:after="120"/>
+        <w:spacing w:before="220" w:after="120"/>
       </w:pPr>
       <w:r>
         <w:rPr>
           <w:rFonts w:ascii="Times New Roman" w:hAnsi="Times New Roman"/>
           <w:b/>
-          <w:color w:val="1E3C6E"/>
-          <w:sz w:val="28"/>
+          <w:color w:val="0D9488"/>
+          <w:sz w:val="26"/>
         </w:rPr>
         <w:t>I.5 Objectifs Opérationnels du Projet RÉSIVO</w:t>
       </w:r>
@@ -2217,8 +2207,8 @@
         <w:rPr>
           <w:rFonts w:ascii="Times New Roman" w:hAnsi="Times New Roman"/>
           <w:b/>
-          <w:color w:val="142D55"/>
-          <w:sz w:val="32"/>
+          <w:color w:val="1E3A5F"/>
+          <w:sz w:val="30"/>
         </w:rPr>
         <w:t>CHAPITRE II : MÉTHODOLOGIE ET ANALYSE DES BESOINS</w:t>
       </w:r>
@@ -2226,14 +2216,14 @@
     <w:p>
       <w:pPr>
         <w:keepNext/>
-        <w:spacing w:before="240" w:after="120"/>
+        <w:spacing w:before="220" w:after="120"/>
       </w:pPr>
       <w:r>
         <w:rPr>
           <w:rFonts w:ascii="Times New Roman" w:hAnsi="Times New Roman"/>
           <w:b/>
-          <w:color w:val="1E3C6E"/>
-          <w:sz w:val="28"/>
+          <w:color w:val="0D9488"/>
+          <w:sz w:val="26"/>
         </w:rPr>
         <w:t>II.1 Démarche Méthodologique</w:t>
       </w:r>
@@ -2249,7 +2239,7 @@
           <w:i w:val="0"/>
           <w:sz w:val="24"/>
         </w:rPr>
-        <w:t>La méthodologie adoptée s'inscrit dans le cadre de la méthode d'analyse et de conception MERISE (Méthode d'Étude et de Réalisation Informatique pour les Systèmes d'Entreprise), particulièrement adaptée aux systèmes d'information fortement centrés sur les bases de données relationnelles, complétée par une démarche agile pour le prototypage des interfaces utilisateur.</w:t>
+        <w:t>La méthodologie adoptée s'inscrit dans le cadre de la méthode d'analyse et de conception MERISE (Méthode d'Étude et de Réalisation Informatique pour les Systèmes d'Entreprise), complétée par une démarche agile pour le prototypage des interfaces utilisateur.</w:t>
       </w:r>
     </w:p>
     <w:p>
@@ -2275,14 +2265,14 @@
     <w:p>
       <w:pPr>
         <w:keepNext/>
-        <w:spacing w:before="240" w:after="120"/>
+        <w:spacing w:before="220" w:after="120"/>
       </w:pPr>
       <w:r>
         <w:rPr>
           <w:rFonts w:ascii="Times New Roman" w:hAnsi="Times New Roman"/>
           <w:b/>
-          <w:color w:val="1E3C6E"/>
-          <w:sz w:val="28"/>
+          <w:color w:val="0D9488"/>
+          <w:sz w:val="26"/>
         </w:rPr>
         <w:t>II.2 Identification des Acteurs et Rôles Système</w:t>
       </w:r>
@@ -2309,7 +2299,8 @@
         <w:rPr>
           <w:rFonts w:ascii="Times New Roman" w:hAnsi="Times New Roman"/>
           <w:b/>
-          <w:sz w:val="22"/>
+          <w:color w:val="1E3A5F"/>
+          <w:sz w:val="21"/>
         </w:rPr>
         <w:t>Tableau 2.1 : Matrice des acteurs et privilèges système</w:t>
       </w:r>
@@ -2347,7 +2338,7 @@
                 <w:rFonts w:ascii="Times New Roman" w:hAnsi="Times New Roman"/>
                 <w:b/>
                 <w:color w:val="FFFFFF"/>
-                <w:sz w:val="21"/>
+                <w:sz w:val="20"/>
               </w:rPr>
               <w:t>Acteur</w:t>
             </w:r>
@@ -2373,7 +2364,7 @@
                 <w:rFonts w:ascii="Times New Roman" w:hAnsi="Times New Roman"/>
                 <w:b/>
                 <w:color w:val="FFFFFF"/>
-                <w:sz w:val="21"/>
+                <w:sz w:val="20"/>
               </w:rPr>
               <w:t>Nature d'Accès</w:t>
             </w:r>
@@ -2399,7 +2390,7 @@
                 <w:rFonts w:ascii="Times New Roman" w:hAnsi="Times New Roman"/>
                 <w:b/>
                 <w:color w:val="FFFFFF"/>
-                <w:sz w:val="21"/>
+                <w:sz w:val="20"/>
               </w:rPr>
               <w:t>Prérogatives et Périmètre Fonctionnel</w:t>
             </w:r>
@@ -2425,7 +2416,8 @@
             <w:r>
               <w:rPr>
                 <w:rFonts w:ascii="Times New Roman" w:hAnsi="Times New Roman"/>
-                <w:sz w:val="20"/>
+                <w:color w:val="1E293B"/>
+                <w:sz w:val="19"/>
               </w:rPr>
               <w:t>Étudiant Résident</w:t>
             </w:r>
@@ -2449,7 +2441,8 @@
             <w:r>
               <w:rPr>
                 <w:rFonts w:ascii="Times New Roman" w:hAnsi="Times New Roman"/>
-                <w:sz w:val="20"/>
+                <w:color w:val="1E293B"/>
+                <w:sz w:val="19"/>
               </w:rPr>
               <w:t>Portail Web distant</w:t>
             </w:r>
@@ -2473,7 +2466,8 @@
             <w:r>
               <w:rPr>
                 <w:rFonts w:ascii="Times New Roman" w:hAnsi="Times New Roman"/>
-                <w:sz w:val="20"/>
+                <w:color w:val="1E293B"/>
+                <w:sz w:val="19"/>
               </w:rPr>
               <w:t>Soumission de candidature, consultation d'affectation, signalement de panne avec photo, demande de mutation de chambre.</w:t>
             </w:r>
@@ -2484,7 +2478,7 @@
         <w:tc>
           <w:tcPr>
             <w:tcW w:type="dxa" w:w="2663"/>
-            <w:shd w:fill="F9FBFC"/>
+            <w:shd w:fill="F8FAFC"/>
             <w:tcMar>
               <w:top w:w="80" w:type="dxa"/>
               <w:bottom w:w="80" w:type="dxa"/>
@@ -2499,7 +2493,8 @@
             <w:r>
               <w:rPr>
                 <w:rFonts w:ascii="Times New Roman" w:hAnsi="Times New Roman"/>
-                <w:sz w:val="20"/>
+                <w:color w:val="1E293B"/>
+                <w:sz w:val="19"/>
               </w:rPr>
               <w:t>Agent Administratif</w:t>
             </w:r>
@@ -2508,7 +2503,7 @@
         <w:tc>
           <w:tcPr>
             <w:tcW w:type="dxa" w:w="2663"/>
-            <w:shd w:fill="F9FBFC"/>
+            <w:shd w:fill="F8FAFC"/>
             <w:tcMar>
               <w:top w:w="80" w:type="dxa"/>
               <w:bottom w:w="80" w:type="dxa"/>
@@ -2523,7 +2518,8 @@
             <w:r>
               <w:rPr>
                 <w:rFonts w:ascii="Times New Roman" w:hAnsi="Times New Roman"/>
-                <w:sz w:val="20"/>
+                <w:color w:val="1E293B"/>
+                <w:sz w:val="19"/>
               </w:rPr>
               <w:t>Console Desktop locale</w:t>
             </w:r>
@@ -2532,7 +2528,7 @@
         <w:tc>
           <w:tcPr>
             <w:tcW w:type="dxa" w:w="2663"/>
-            <w:shd w:fill="F9FBFC"/>
+            <w:shd w:fill="F8FAFC"/>
             <w:tcMar>
               <w:top w:w="80" w:type="dxa"/>
               <w:bottom w:w="80" w:type="dxa"/>
@@ -2547,7 +2543,8 @@
             <w:r>
               <w:rPr>
                 <w:rFonts w:ascii="Times New Roman" w:hAnsi="Times New Roman"/>
-                <w:sz w:val="20"/>
+                <w:color w:val="1E293B"/>
+                <w:sz w:val="19"/>
               </w:rPr>
               <w:t>Examen et validation des candidatures, gestion des pavillons et chambres, attribution manuelle ou assistée, importation des listes officielles.</w:t>
             </w:r>
@@ -2573,7 +2570,8 @@
             <w:r>
               <w:rPr>
                 <w:rFonts w:ascii="Times New Roman" w:hAnsi="Times New Roman"/>
-                <w:sz w:val="20"/>
+                <w:color w:val="1E293B"/>
+                <w:sz w:val="19"/>
               </w:rPr>
               <w:t>Superviseur / Direction</w:t>
             </w:r>
@@ -2597,7 +2595,8 @@
             <w:r>
               <w:rPr>
                 <w:rFonts w:ascii="Times New Roman" w:hAnsi="Times New Roman"/>
-                <w:sz w:val="20"/>
+                <w:color w:val="1E293B"/>
+                <w:sz w:val="19"/>
               </w:rPr>
               <w:t>Console Desktop locale</w:t>
             </w:r>
@@ -2621,7 +2620,8 @@
             <w:r>
               <w:rPr>
                 <w:rFonts w:ascii="Times New Roman" w:hAnsi="Times New Roman"/>
-                <w:sz w:val="20"/>
+                <w:color w:val="1E293B"/>
+                <w:sz w:val="19"/>
               </w:rPr>
               <w:t>Gestion des comptes du personnel, supervision de l'état d'occupation global, suppression et audit des actions système.</w:t>
             </w:r>
@@ -2632,7 +2632,7 @@
         <w:tc>
           <w:tcPr>
             <w:tcW w:type="dxa" w:w="2663"/>
-            <w:shd w:fill="F9FBFC"/>
+            <w:shd w:fill="F8FAFC"/>
             <w:tcMar>
               <w:top w:w="80" w:type="dxa"/>
               <w:bottom w:w="80" w:type="dxa"/>
@@ -2647,7 +2647,8 @@
             <w:r>
               <w:rPr>
                 <w:rFonts w:ascii="Times New Roman" w:hAnsi="Times New Roman"/>
-                <w:sz w:val="20"/>
+                <w:color w:val="1E293B"/>
+                <w:sz w:val="19"/>
               </w:rPr>
               <w:t>Agent de Maintenance</w:t>
             </w:r>
@@ -2656,7 +2657,7 @@
         <w:tc>
           <w:tcPr>
             <w:tcW w:type="dxa" w:w="2663"/>
-            <w:shd w:fill="F9FBFC"/>
+            <w:shd w:fill="F8FAFC"/>
             <w:tcMar>
               <w:top w:w="80" w:type="dxa"/>
               <w:bottom w:w="80" w:type="dxa"/>
@@ -2671,7 +2672,8 @@
             <w:r>
               <w:rPr>
                 <w:rFonts w:ascii="Times New Roman" w:hAnsi="Times New Roman"/>
-                <w:sz w:val="20"/>
+                <w:color w:val="1E293B"/>
+                <w:sz w:val="19"/>
               </w:rPr>
               <w:t>Console &amp; Reporting</w:t>
             </w:r>
@@ -2680,7 +2682,7 @@
         <w:tc>
           <w:tcPr>
             <w:tcW w:type="dxa" w:w="2663"/>
-            <w:shd w:fill="F9FBFC"/>
+            <w:shd w:fill="F8FAFC"/>
             <w:tcMar>
               <w:top w:w="80" w:type="dxa"/>
               <w:bottom w:w="80" w:type="dxa"/>
@@ -2695,7 +2697,8 @@
             <w:r>
               <w:rPr>
                 <w:rFonts w:ascii="Times New Roman" w:hAnsi="Times New Roman"/>
-                <w:sz w:val="20"/>
+                <w:color w:val="1E293B"/>
+                <w:sz w:val="19"/>
               </w:rPr>
               <w:t>Réception des tickets d'intervention, mise à jour des statuts (en cours, résolu), consultation des notes techniques.</w:t>
             </w:r>
@@ -2711,14 +2714,14 @@
     <w:p>
       <w:pPr>
         <w:keepNext/>
-        <w:spacing w:before="240" w:after="120"/>
+        <w:spacing w:before="220" w:after="120"/>
       </w:pPr>
       <w:r>
         <w:rPr>
           <w:rFonts w:ascii="Times New Roman" w:hAnsi="Times New Roman"/>
           <w:b/>
-          <w:color w:val="1E3C6E"/>
-          <w:sz w:val="28"/>
+          <w:color w:val="0D9488"/>
+          <w:sz w:val="26"/>
         </w:rPr>
         <w:t>II.3 Règles de Gestion Fondamentales</w:t>
       </w:r>
@@ -2745,7 +2748,8 @@
         <w:rPr>
           <w:rFonts w:ascii="Times New Roman" w:hAnsi="Times New Roman"/>
           <w:b/>
-          <w:sz w:val="22"/>
+          <w:color w:val="1E3A5F"/>
+          <w:sz w:val="21"/>
         </w:rPr>
         <w:t>Tableau 2.2 : Catalogue des règles de gestion d'intégrité (RG-01 à RG-10)</w:t>
       </w:r>
@@ -2783,7 +2787,7 @@
                 <w:rFonts w:ascii="Times New Roman" w:hAnsi="Times New Roman"/>
                 <w:b/>
                 <w:color w:val="FFFFFF"/>
-                <w:sz w:val="21"/>
+                <w:sz w:val="20"/>
               </w:rPr>
               <w:t>Code Règle</w:t>
             </w:r>
@@ -2809,7 +2813,7 @@
                 <w:rFonts w:ascii="Times New Roman" w:hAnsi="Times New Roman"/>
                 <w:b/>
                 <w:color w:val="FFFFFF"/>
-                <w:sz w:val="21"/>
+                <w:sz w:val="20"/>
               </w:rPr>
               <w:t>Intitulé</w:t>
             </w:r>
@@ -2835,7 +2839,7 @@
                 <w:rFonts w:ascii="Times New Roman" w:hAnsi="Times New Roman"/>
                 <w:b/>
                 <w:color w:val="FFFFFF"/>
-                <w:sz w:val="21"/>
+                <w:sz w:val="20"/>
               </w:rPr>
               <w:t>Énoncé Formel de la Règle</w:t>
             </w:r>
@@ -2861,7 +2865,8 @@
             <w:r>
               <w:rPr>
                 <w:rFonts w:ascii="Times New Roman" w:hAnsi="Times New Roman"/>
-                <w:sz w:val="20"/>
+                <w:color w:val="1E293B"/>
+                <w:sz w:val="19"/>
               </w:rPr>
               <w:t>RG-01</w:t>
             </w:r>
@@ -2885,7 +2890,8 @@
             <w:r>
               <w:rPr>
                 <w:rFonts w:ascii="Times New Roman" w:hAnsi="Times New Roman"/>
-                <w:sz w:val="20"/>
+                <w:color w:val="1E293B"/>
+                <w:sz w:val="19"/>
               </w:rPr>
               <w:t>Désignation de Genre de Pavillon</w:t>
             </w:r>
@@ -2909,7 +2915,8 @@
             <w:r>
               <w:rPr>
                 <w:rFonts w:ascii="Times New Roman" w:hAnsi="Times New Roman"/>
-                <w:sz w:val="20"/>
+                <w:color w:val="1E293B"/>
+                <w:sz w:val="19"/>
               </w:rPr>
               <w:t>Chaque pavillon (Bloc) possède obligatoirement un genre désigné immuable (Masculin ou Féminin).</w:t>
             </w:r>
@@ -2920,7 +2927,7 @@
         <w:tc>
           <w:tcPr>
             <w:tcW w:type="dxa" w:w="2663"/>
-            <w:shd w:fill="F9FBFC"/>
+            <w:shd w:fill="F8FAFC"/>
             <w:tcMar>
               <w:top w:w="80" w:type="dxa"/>
               <w:bottom w:w="80" w:type="dxa"/>
@@ -2935,7 +2942,8 @@
             <w:r>
               <w:rPr>
                 <w:rFonts w:ascii="Times New Roman" w:hAnsi="Times New Roman"/>
-                <w:sz w:val="20"/>
+                <w:color w:val="1E293B"/>
+                <w:sz w:val="19"/>
               </w:rPr>
               <w:t>RG-02</w:t>
             </w:r>
@@ -2944,7 +2952,7 @@
         <w:tc>
           <w:tcPr>
             <w:tcW w:type="dxa" w:w="2663"/>
-            <w:shd w:fill="F9FBFC"/>
+            <w:shd w:fill="F8FAFC"/>
             <w:tcMar>
               <w:top w:w="80" w:type="dxa"/>
               <w:bottom w:w="80" w:type="dxa"/>
@@ -2959,7 +2967,8 @@
             <w:r>
               <w:rPr>
                 <w:rFonts w:ascii="Times New Roman" w:hAnsi="Times New Roman"/>
-                <w:sz w:val="20"/>
+                <w:color w:val="1E293B"/>
+                <w:sz w:val="19"/>
               </w:rPr>
               <w:t>Héritage Automatique de Genre</w:t>
             </w:r>
@@ -2968,7 +2977,7 @@
         <w:tc>
           <w:tcPr>
             <w:tcW w:type="dxa" w:w="2663"/>
-            <w:shd w:fill="F9FBFC"/>
+            <w:shd w:fill="F8FAFC"/>
             <w:tcMar>
               <w:top w:w="80" w:type="dxa"/>
               <w:bottom w:w="80" w:type="dxa"/>
@@ -2983,7 +2992,8 @@
             <w:r>
               <w:rPr>
                 <w:rFonts w:ascii="Times New Roman" w:hAnsi="Times New Roman"/>
-                <w:sz w:val="20"/>
+                <w:color w:val="1E293B"/>
+                <w:sz w:val="19"/>
               </w:rPr>
               <w:t>Toute chambre créée au sein d'un bloc hérite automatiquement et exclusivement du genre désigné de son bloc de rattachement.</w:t>
             </w:r>
@@ -3009,7 +3019,8 @@
             <w:r>
               <w:rPr>
                 <w:rFonts w:ascii="Times New Roman" w:hAnsi="Times New Roman"/>
-                <w:sz w:val="20"/>
+                <w:color w:val="1E293B"/>
+                <w:sz w:val="19"/>
               </w:rPr>
               <w:t>RG-03</w:t>
             </w:r>
@@ -3033,7 +3044,8 @@
             <w:r>
               <w:rPr>
                 <w:rFonts w:ascii="Times New Roman" w:hAnsi="Times New Roman"/>
-                <w:sz w:val="20"/>
+                <w:color w:val="1E293B"/>
+                <w:sz w:val="19"/>
               </w:rPr>
               <w:t>Conformité de Genre Résident</w:t>
             </w:r>
@@ -3057,7 +3069,8 @@
             <w:r>
               <w:rPr>
                 <w:rFonts w:ascii="Times New Roman" w:hAnsi="Times New Roman"/>
-                <w:sz w:val="20"/>
+                <w:color w:val="1E293B"/>
+                <w:sz w:val="19"/>
               </w:rPr>
               <w:t>Un étudiant ne peut être affecté que dans une chambre dont le genre correspond strictement à son genre légal d'état-civil.</w:t>
             </w:r>
@@ -3068,7 +3081,7 @@
         <w:tc>
           <w:tcPr>
             <w:tcW w:type="dxa" w:w="2663"/>
-            <w:shd w:fill="F9FBFC"/>
+            <w:shd w:fill="F8FAFC"/>
             <w:tcMar>
               <w:top w:w="80" w:type="dxa"/>
               <w:bottom w:w="80" w:type="dxa"/>
@@ -3083,7 +3096,8 @@
             <w:r>
               <w:rPr>
                 <w:rFonts w:ascii="Times New Roman" w:hAnsi="Times New Roman"/>
-                <w:sz w:val="20"/>
+                <w:color w:val="1E293B"/>
+                <w:sz w:val="19"/>
               </w:rPr>
               <w:t>RG-04</w:t>
             </w:r>
@@ -3092,7 +3106,7 @@
         <w:tc>
           <w:tcPr>
             <w:tcW w:type="dxa" w:w="2663"/>
-            <w:shd w:fill="F9FBFC"/>
+            <w:shd w:fill="F8FAFC"/>
             <w:tcMar>
               <w:top w:w="80" w:type="dxa"/>
               <w:bottom w:w="80" w:type="dxa"/>
@@ -3107,7 +3121,8 @@
             <w:r>
               <w:rPr>
                 <w:rFonts w:ascii="Times New Roman" w:hAnsi="Times New Roman"/>
-                <w:sz w:val="20"/>
+                <w:color w:val="1E293B"/>
+                <w:sz w:val="19"/>
               </w:rPr>
               <w:t>Capacité Résiduelle Inviolable</w:t>
             </w:r>
@@ -3116,7 +3131,7 @@
         <w:tc>
           <w:tcPr>
             <w:tcW w:type="dxa" w:w="2663"/>
-            <w:shd w:fill="F9FBFC"/>
+            <w:shd w:fill="F8FAFC"/>
             <w:tcMar>
               <w:top w:w="80" w:type="dxa"/>
               <w:bottom w:w="80" w:type="dxa"/>
@@ -3131,7 +3146,8 @@
             <w:r>
               <w:rPr>
                 <w:rFonts w:ascii="Times New Roman" w:hAnsi="Times New Roman"/>
-                <w:sz w:val="20"/>
+                <w:color w:val="1E293B"/>
+                <w:sz w:val="19"/>
               </w:rPr>
               <w:t>Le nombre d'étudiants actifs affectés à une chambre ne peut excéder la capacité maximale autorisée (de 1 à 8 lits).</w:t>
             </w:r>
@@ -3157,7 +3173,8 @@
             <w:r>
               <w:rPr>
                 <w:rFonts w:ascii="Times New Roman" w:hAnsi="Times New Roman"/>
-                <w:sz w:val="20"/>
+                <w:color w:val="1E293B"/>
+                <w:sz w:val="19"/>
               </w:rPr>
               <w:t>RG-05</w:t>
             </w:r>
@@ -3181,7 +3198,8 @@
             <w:r>
               <w:rPr>
                 <w:rFonts w:ascii="Times New Roman" w:hAnsi="Times New Roman"/>
-                <w:sz w:val="20"/>
+                <w:color w:val="1E293B"/>
+                <w:sz w:val="19"/>
               </w:rPr>
               <w:t>Verrouillage de Capacité Occupée</w:t>
             </w:r>
@@ -3205,7 +3223,8 @@
             <w:r>
               <w:rPr>
                 <w:rFonts w:ascii="Times New Roman" w:hAnsi="Times New Roman"/>
-                <w:sz w:val="20"/>
+                <w:color w:val="1E293B"/>
+                <w:sz w:val="19"/>
               </w:rPr>
               <w:t>La capacité d'une chambre ne peut être diminuée en deçà du nombre actuel de ses occupants réguliers.</w:t>
             </w:r>
@@ -3216,7 +3235,7 @@
         <w:tc>
           <w:tcPr>
             <w:tcW w:type="dxa" w:w="2663"/>
-            <w:shd w:fill="F9FBFC"/>
+            <w:shd w:fill="F8FAFC"/>
             <w:tcMar>
               <w:top w:w="80" w:type="dxa"/>
               <w:bottom w:w="80" w:type="dxa"/>
@@ -3231,7 +3250,8 @@
             <w:r>
               <w:rPr>
                 <w:rFonts w:ascii="Times New Roman" w:hAnsi="Times New Roman"/>
-                <w:sz w:val="20"/>
+                <w:color w:val="1E293B"/>
+                <w:sz w:val="19"/>
               </w:rPr>
               <w:t>RG-06</w:t>
             </w:r>
@@ -3240,7 +3260,7 @@
         <w:tc>
           <w:tcPr>
             <w:tcW w:type="dxa" w:w="2663"/>
-            <w:shd w:fill="F9FBFC"/>
+            <w:shd w:fill="F8FAFC"/>
             <w:tcMar>
               <w:top w:w="80" w:type="dxa"/>
               <w:bottom w:w="80" w:type="dxa"/>
@@ -3255,7 +3275,8 @@
             <w:r>
               <w:rPr>
                 <w:rFonts w:ascii="Times New Roman" w:hAnsi="Times New Roman"/>
-                <w:sz w:val="20"/>
+                <w:color w:val="1E293B"/>
+                <w:sz w:val="19"/>
               </w:rPr>
               <w:t>Verrouillage de Suppression</w:t>
             </w:r>
@@ -3264,7 +3285,7 @@
         <w:tc>
           <w:tcPr>
             <w:tcW w:type="dxa" w:w="2663"/>
-            <w:shd w:fill="F9FBFC"/>
+            <w:shd w:fill="F8FAFC"/>
             <w:tcMar>
               <w:top w:w="80" w:type="dxa"/>
               <w:bottom w:w="80" w:type="dxa"/>
@@ -3279,7 +3300,8 @@
             <w:r>
               <w:rPr>
                 <w:rFonts w:ascii="Times New Roman" w:hAnsi="Times New Roman"/>
-                <w:sz w:val="20"/>
+                <w:color w:val="1E293B"/>
+                <w:sz w:val="19"/>
               </w:rPr>
               <w:t>Une chambre ou un bloc hébergeant des résidents actifs ne peut en aucun cas être supprimé de la base de données.</w:t>
             </w:r>
@@ -3305,7 +3327,8 @@
             <w:r>
               <w:rPr>
                 <w:rFonts w:ascii="Times New Roman" w:hAnsi="Times New Roman"/>
-                <w:sz w:val="20"/>
+                <w:color w:val="1E293B"/>
+                <w:sz w:val="19"/>
               </w:rPr>
               <w:t>RG-07</w:t>
             </w:r>
@@ -3329,7 +3352,8 @@
             <w:r>
               <w:rPr>
                 <w:rFonts w:ascii="Times New Roman" w:hAnsi="Times New Roman"/>
-                <w:sz w:val="20"/>
+                <w:color w:val="1E293B"/>
+                <w:sz w:val="19"/>
               </w:rPr>
               <w:t>Unicité de Numérotation Spatiale</w:t>
             </w:r>
@@ -3353,7 +3377,8 @@
             <w:r>
               <w:rPr>
                 <w:rFonts w:ascii="Times New Roman" w:hAnsi="Times New Roman"/>
-                <w:sz w:val="20"/>
+                <w:color w:val="1E293B"/>
+                <w:sz w:val="19"/>
               </w:rPr>
               <w:t>Le couple (Bloc, Numéro de chambre) constitue une clé unique absolue au sein de la résidence.</w:t>
             </w:r>
@@ -3364,7 +3389,7 @@
         <w:tc>
           <w:tcPr>
             <w:tcW w:type="dxa" w:w="2663"/>
-            <w:shd w:fill="F9FBFC"/>
+            <w:shd w:fill="F8FAFC"/>
             <w:tcMar>
               <w:top w:w="80" w:type="dxa"/>
               <w:bottom w:w="80" w:type="dxa"/>
@@ -3379,7 +3404,8 @@
             <w:r>
               <w:rPr>
                 <w:rFonts w:ascii="Times New Roman" w:hAnsi="Times New Roman"/>
-                <w:sz w:val="20"/>
+                <w:color w:val="1E293B"/>
+                <w:sz w:val="19"/>
               </w:rPr>
               <w:t>RG-08</w:t>
             </w:r>
@@ -3388,7 +3414,7 @@
         <w:tc>
           <w:tcPr>
             <w:tcW w:type="dxa" w:w="2663"/>
-            <w:shd w:fill="F9FBFC"/>
+            <w:shd w:fill="F8FAFC"/>
             <w:tcMar>
               <w:top w:w="80" w:type="dxa"/>
               <w:bottom w:w="80" w:type="dxa"/>
@@ -3403,7 +3429,8 @@
             <w:r>
               <w:rPr>
                 <w:rFonts w:ascii="Times New Roman" w:hAnsi="Times New Roman"/>
-                <w:sz w:val="20"/>
+                <w:color w:val="1E293B"/>
+                <w:sz w:val="19"/>
               </w:rPr>
               <w:t>Vérification Scolarité Obligatoire</w:t>
             </w:r>
@@ -3412,7 +3439,7 @@
         <w:tc>
           <w:tcPr>
             <w:tcW w:type="dxa" w:w="2663"/>
-            <w:shd w:fill="F9FBFC"/>
+            <w:shd w:fill="F8FAFC"/>
             <w:tcMar>
               <w:top w:w="80" w:type="dxa"/>
               <w:bottom w:w="80" w:type="dxa"/>
@@ -3427,7 +3454,8 @@
             <w:r>
               <w:rPr>
                 <w:rFonts w:ascii="Times New Roman" w:hAnsi="Times New Roman"/>
-                <w:sz w:val="20"/>
+                <w:color w:val="1E293B"/>
+                <w:sz w:val="19"/>
               </w:rPr>
               <w:t>Seuls les étudiants figurant sur la liste officielle d'inscription universitaire peuvent voir leur candidature validée.</w:t>
             </w:r>
@@ -3453,7 +3481,8 @@
             <w:r>
               <w:rPr>
                 <w:rFonts w:ascii="Times New Roman" w:hAnsi="Times New Roman"/>
-                <w:sz w:val="20"/>
+                <w:color w:val="1E293B"/>
+                <w:sz w:val="19"/>
               </w:rPr>
               <w:t>RG-09</w:t>
             </w:r>
@@ -3477,7 +3506,8 @@
             <w:r>
               <w:rPr>
                 <w:rFonts w:ascii="Times New Roman" w:hAnsi="Times New Roman"/>
-                <w:sz w:val="20"/>
+                <w:color w:val="1E293B"/>
+                <w:sz w:val="19"/>
               </w:rPr>
               <w:t>Traçabilité des Doléances</w:t>
             </w:r>
@@ -3501,7 +3531,8 @@
             <w:r>
               <w:rPr>
                 <w:rFonts w:ascii="Times New Roman" w:hAnsi="Times New Roman"/>
-                <w:sz w:val="20"/>
+                <w:color w:val="1E293B"/>
+                <w:sz w:val="19"/>
               </w:rPr>
               <w:t>Toute doléance de réparation est horodatée, rattachée à l'étudiant émetteur et classée selon une catégorie technique normative.</w:t>
             </w:r>
@@ -3512,7 +3543,7 @@
         <w:tc>
           <w:tcPr>
             <w:tcW w:type="dxa" w:w="2663"/>
-            <w:shd w:fill="F9FBFC"/>
+            <w:shd w:fill="F8FAFC"/>
             <w:tcMar>
               <w:top w:w="80" w:type="dxa"/>
               <w:bottom w:w="80" w:type="dxa"/>
@@ -3527,7 +3558,8 @@
             <w:r>
               <w:rPr>
                 <w:rFonts w:ascii="Times New Roman" w:hAnsi="Times New Roman"/>
-                <w:sz w:val="20"/>
+                <w:color w:val="1E293B"/>
+                <w:sz w:val="19"/>
               </w:rPr>
               <w:t>RG-10</w:t>
             </w:r>
@@ -3536,7 +3568,7 @@
         <w:tc>
           <w:tcPr>
             <w:tcW w:type="dxa" w:w="2663"/>
-            <w:shd w:fill="F9FBFC"/>
+            <w:shd w:fill="F8FAFC"/>
             <w:tcMar>
               <w:top w:w="80" w:type="dxa"/>
               <w:bottom w:w="80" w:type="dxa"/>
@@ -3551,7 +3583,8 @@
             <w:r>
               <w:rPr>
                 <w:rFonts w:ascii="Times New Roman" w:hAnsi="Times New Roman"/>
-                <w:sz w:val="20"/>
+                <w:color w:val="1E293B"/>
+                <w:sz w:val="19"/>
               </w:rPr>
               <w:t>Mutation Régulée</w:t>
             </w:r>
@@ -3560,7 +3593,7 @@
         <w:tc>
           <w:tcPr>
             <w:tcW w:type="dxa" w:w="2663"/>
-            <w:shd w:fill="F9FBFC"/>
+            <w:shd w:fill="F8FAFC"/>
             <w:tcMar>
               <w:top w:w="80" w:type="dxa"/>
               <w:bottom w:w="80" w:type="dxa"/>
@@ -3575,7 +3608,8 @@
             <w:r>
               <w:rPr>
                 <w:rFonts w:ascii="Times New Roman" w:hAnsi="Times New Roman"/>
-                <w:sz w:val="20"/>
+                <w:color w:val="1E293B"/>
+                <w:sz w:val="19"/>
               </w:rPr>
               <w:t>Une demande de changement de chambre requiert un motif explicite et une chambre cible respectant la stricte conformité de genre.</w:t>
             </w:r>
@@ -3589,78 +3623,6 @@
       </w:pPr>
     </w:p>
     <w:p>
-      <w:pPr>
-        <w:keepNext/>
-        <w:spacing w:before="240" w:after="120"/>
-      </w:pPr>
-      <w:r>
-        <w:rPr>
-          <w:rFonts w:ascii="Times New Roman" w:hAnsi="Times New Roman"/>
-          <w:b/>
-          <w:color w:val="1E3C6E"/>
-          <w:sz w:val="28"/>
-        </w:rPr>
-        <w:t>II.4 Spécifications Fonctionnelles Détaillées</w:t>
-      </w:r>
-    </w:p>
-    <w:p>
-      <w:pPr>
-        <w:spacing w:line="360" w:lineRule="auto" w:after="120"/>
-        <w:jc w:val="both"/>
-      </w:pPr>
-      <w:r>
-        <w:rPr>
-          <w:rFonts w:ascii="Times New Roman" w:hAnsi="Times New Roman"/>
-          <w:i w:val="0"/>
-          <w:sz w:val="24"/>
-        </w:rPr>
-        <w:t>Le système répond aux cas d'utilisation primordiaux suivants :</w:t>
-        <w:br/>
-        <w:t>• Module Blocs &amp; Chambres : Création préalable des pavillons avec attribution de genre, suivi en temps réel de la disponibilité des lits par jauge graphique, modification et archivage sécurisé ;</w:t>
-        <w:br/>
-        <w:t>• Module Candidatures &amp; Affectation : Filtrage instantané des étudiants en attente, consultation de la fiche signalétique avec photo, sélection automatique des chambres compatibles non complètes, validation transactionnelle ;</w:t>
-        <w:br/>
-        <w:t>• Module Liste Officielle : Importation de fichiers CSV normalisés contenant les inscrits universitaires et détection immédiate des écarts d'identité ;</w:t>
-        <w:br/>
-        <w:t>• Module Maintenance : Soumission de doléance avec téléversement de cliché photographique probant, prise en charge par les agents techniques et clôture motivée ;</w:t>
-        <w:br/>
-        <w:t>• Module Mutations : Comparaison entre chambre actuelle et chambre souhaitée, vérification des places vacantes et transfert atomique en base de données.</w:t>
-      </w:r>
-    </w:p>
-    <w:p>
-      <w:pPr>
-        <w:keepNext/>
-        <w:spacing w:before="240" w:after="120"/>
-      </w:pPr>
-      <w:r>
-        <w:rPr>
-          <w:rFonts w:ascii="Times New Roman" w:hAnsi="Times New Roman"/>
-          <w:b/>
-          <w:color w:val="1E3C6E"/>
-          <w:sz w:val="28"/>
-        </w:rPr>
-        <w:t>II.5 Spécifications Non Fonctionnelles</w:t>
-      </w:r>
-    </w:p>
-    <w:p>
-      <w:pPr>
-        <w:spacing w:line="360" w:lineRule="auto" w:after="120"/>
-        <w:jc w:val="both"/>
-      </w:pPr>
-      <w:r>
-        <w:rPr>
-          <w:rFonts w:ascii="Times New Roman" w:hAnsi="Times New Roman"/>
-          <w:i w:val="0"/>
-          <w:sz w:val="24"/>
-        </w:rPr>
-        <w:t>• Sécurité et Confidentialité : Chiffrement des communications en transit (HTTPS / WSS), hachage des mots de passe selon l'algorithme Argon2/Bcrypt et isolement des enregistrements via Row Level Security (RLS) ;</w:t>
-        <w:br/>
-        <w:t>• Performance et Réactivité : Temps d'exécution des requêtes de recherche inférieur à 100 millisecondes, indexation des colonnes de filtrage fréqent (block, gender, status) ;</w:t>
-        <w:br/>
-        <w:t>• Portabilité et Ergonomie : Fonctionnement autonome sur postes de travail Windows sans dépendance logicielle complexe, et compatibilité multi-navigateurs pour le portail Web.</w:t>
-      </w:r>
-    </w:p>
-    <w:p>
       <w:r>
         <w:br w:type="page"/>
       </w:r>
@@ -3674,8 +3636,8 @@
         <w:rPr>
           <w:rFonts w:ascii="Times New Roman" w:hAnsi="Times New Roman"/>
           <w:b/>
-          <w:color w:val="142D55"/>
-          <w:sz w:val="32"/>
+          <w:color w:val="1E3A5F"/>
+          <w:sz w:val="30"/>
         </w:rPr>
         <w:t>CHAPITRE III : CONCEPTION ET MODÉLISATION DE LA BASE DE DONNÉES</w:t>
       </w:r>
@@ -3683,14 +3645,14 @@
     <w:p>
       <w:pPr>
         <w:keepNext/>
-        <w:spacing w:before="240" w:after="120"/>
+        <w:spacing w:before="220" w:after="120"/>
       </w:pPr>
       <w:r>
         <w:rPr>
           <w:rFonts w:ascii="Times New Roman" w:hAnsi="Times New Roman"/>
           <w:b/>
-          <w:color w:val="1E3C6E"/>
-          <w:sz w:val="28"/>
+          <w:color w:val="0D9488"/>
+          <w:sz w:val="26"/>
         </w:rPr>
         <w:t>III.1 Démarche MERISE et Cycle d'Abstraction</w:t>
       </w:r>
@@ -3712,84 +3674,28 @@
     <w:p>
       <w:pPr>
         <w:keepNext/>
-        <w:spacing w:before="240" w:after="120"/>
+        <w:spacing w:before="220" w:after="120"/>
       </w:pPr>
       <w:r>
         <w:rPr>
           <w:rFonts w:ascii="Times New Roman" w:hAnsi="Times New Roman"/>
           <w:b/>
-          <w:color w:val="1E3C6E"/>
-          <w:sz w:val="28"/>
+          <w:color w:val="0D9488"/>
+          <w:sz w:val="26"/>
         </w:rPr>
-        <w:t>III.2 Modèle Conceptuel des Données (MCD)</w:t>
+        <w:t>III.2 Dictionnaire des Données Exhaustif</w:t>
       </w:r>
     </w:p>
     <w:p>
       <w:pPr>
-        <w:spacing w:line="360" w:lineRule="auto" w:after="120"/>
-        <w:jc w:val="both"/>
-      </w:pPr>
-      <w:r>
-        <w:rPr>
-          <w:rFonts w:ascii="Times New Roman" w:hAnsi="Times New Roman"/>
-          <w:i w:val="0"/>
-          <w:sz w:val="24"/>
-        </w:rPr>
-        <w:t>Le Modèle Conceptuel des Données formalise les règles de gestion sous forme d'entités-types et d'associations :</w:t>
-        <w:br/>
-        <w:t>• Entité BLOC : Représente les pavillons de la résidence. Identifiée par son nom unique (A, B, C...) et caractérisée par son genre désigné ;</w:t>
-        <w:br/>
-        <w:t>• Entité ROOM : Représente chaque unité de logement. Rattachée à un BLOC, caractérisée par son étage, son numéro, sa capacité et son genre ;</w:t>
-        <w:br/>
-        <w:t>• Entité STUDENT : Représente l'étudiant postulant ou hébergé. Reliée à la chambre par une association d'affectation (0,1 à 1,n) ;</w:t>
-        <w:br/>
-        <w:t>• Entité STAFF : Représente les agents et administrateurs habilités ;</w:t>
-        <w:br/>
-        <w:t>• Entité MAINTENANCE_REPORT : Représente les doléances techniques soumises par les résidents ;</w:t>
-        <w:br/>
-        <w:t>• Entité ROOM_CHANGE_REQUEST : Représente les demandes formelles de transfert de dortoir ;</w:t>
-        <w:br/>
-        <w:t>• Entité OFFICIAL_RESIDENT : Représente le registre officiel universitaire de contrôle.</w:t>
-      </w:r>
-    </w:p>
-    <w:p>
-      <w:pPr>
-        <w:keepNext/>
-        <w:spacing w:before="240" w:after="120"/>
+        <w:jc w:val="left"/>
       </w:pPr>
       <w:r>
         <w:rPr>
           <w:rFonts w:ascii="Times New Roman" w:hAnsi="Times New Roman"/>
           <w:b/>
-          <w:color w:val="1E3C6E"/>
-          <w:sz w:val="28"/>
-        </w:rPr>
-        <w:t>III.3 Dictionnaire des Données Exhaustif</w:t>
-      </w:r>
-    </w:p>
-    <w:p>
-      <w:pPr>
-        <w:spacing w:line="360" w:lineRule="auto" w:after="120"/>
-        <w:jc w:val="both"/>
-      </w:pPr>
-      <w:r>
-        <w:rPr>
-          <w:rFonts w:ascii="Times New Roman" w:hAnsi="Times New Roman"/>
-          <w:i w:val="0"/>
-          <w:sz w:val="24"/>
-        </w:rPr>
-        <w:t>Le dictionnaire des données spécifie la nature, le type et les contraintes associées à chaque champ manipulé par le système d'information :</w:t>
-      </w:r>
-    </w:p>
-    <w:p>
-      <w:pPr>
-        <w:jc w:val="left"/>
-      </w:pPr>
-      <w:r>
-        <w:rPr>
-          <w:rFonts w:ascii="Times New Roman" w:hAnsi="Times New Roman"/>
-          <w:b/>
-          <w:sz w:val="22"/>
+          <w:color w:val="1E3A5F"/>
+          <w:sz w:val="21"/>
         </w:rPr>
         <w:t>Tableau 3.1 : Dictionnaire des données — Entités BLOCS et ROOMS</w:t>
       </w:r>
@@ -3828,7 +3734,7 @@
                 <w:rFonts w:ascii="Times New Roman" w:hAnsi="Times New Roman"/>
                 <w:b/>
                 <w:color w:val="FFFFFF"/>
-                <w:sz w:val="21"/>
+                <w:sz w:val="20"/>
               </w:rPr>
               <w:t>Attribut</w:t>
             </w:r>
@@ -3854,7 +3760,7 @@
                 <w:rFonts w:ascii="Times New Roman" w:hAnsi="Times New Roman"/>
                 <w:b/>
                 <w:color w:val="FFFFFF"/>
-                <w:sz w:val="21"/>
+                <w:sz w:val="20"/>
               </w:rPr>
               <w:t>Description</w:t>
             </w:r>
@@ -3880,7 +3786,7 @@
                 <w:rFonts w:ascii="Times New Roman" w:hAnsi="Times New Roman"/>
                 <w:b/>
                 <w:color w:val="FFFFFF"/>
-                <w:sz w:val="21"/>
+                <w:sz w:val="20"/>
               </w:rPr>
               <w:t>Type SQL</w:t>
             </w:r>
@@ -3906,7 +3812,7 @@
                 <w:rFonts w:ascii="Times New Roman" w:hAnsi="Times New Roman"/>
                 <w:b/>
                 <w:color w:val="FFFFFF"/>
-                <w:sz w:val="21"/>
+                <w:sz w:val="20"/>
               </w:rPr>
               <w:t>Contraintes</w:t>
             </w:r>
@@ -3932,7 +3838,8 @@
             <w:r>
               <w:rPr>
                 <w:rFonts w:ascii="Times New Roman" w:hAnsi="Times New Roman"/>
-                <w:sz w:val="20"/>
+                <w:color w:val="1E293B"/>
+                <w:sz w:val="19"/>
               </w:rPr>
               <w:t>blocks.id</w:t>
             </w:r>
@@ -3956,7 +3863,8 @@
             <w:r>
               <w:rPr>
                 <w:rFonts w:ascii="Times New Roman" w:hAnsi="Times New Roman"/>
-                <w:sz w:val="20"/>
+                <w:color w:val="1E293B"/>
+                <w:sz w:val="19"/>
               </w:rPr>
               <w:t>Identifiant unique du pavillon</w:t>
             </w:r>
@@ -3980,7 +3888,8 @@
             <w:r>
               <w:rPr>
                 <w:rFonts w:ascii="Times New Roman" w:hAnsi="Times New Roman"/>
-                <w:sz w:val="20"/>
+                <w:color w:val="1E293B"/>
+                <w:sz w:val="19"/>
               </w:rPr>
               <w:t>UUID</w:t>
             </w:r>
@@ -4004,7 +3913,8 @@
             <w:r>
               <w:rPr>
                 <w:rFonts w:ascii="Times New Roman" w:hAnsi="Times New Roman"/>
-                <w:sz w:val="20"/>
+                <w:color w:val="1E293B"/>
+                <w:sz w:val="19"/>
               </w:rPr>
               <w:t>Clé Primaire, NOT NULL</w:t>
             </w:r>
@@ -4015,7 +3925,7 @@
         <w:tc>
           <w:tcPr>
             <w:tcW w:type="dxa" w:w="1997"/>
-            <w:shd w:fill="F9FBFC"/>
+            <w:shd w:fill="F8FAFC"/>
             <w:tcMar>
               <w:top w:w="80" w:type="dxa"/>
               <w:bottom w:w="80" w:type="dxa"/>
@@ -4030,7 +3940,8 @@
             <w:r>
               <w:rPr>
                 <w:rFonts w:ascii="Times New Roman" w:hAnsi="Times New Roman"/>
-                <w:sz w:val="20"/>
+                <w:color w:val="1E293B"/>
+                <w:sz w:val="19"/>
               </w:rPr>
               <w:t>blocks.name</w:t>
             </w:r>
@@ -4039,7 +3950,7 @@
         <w:tc>
           <w:tcPr>
             <w:tcW w:type="dxa" w:w="1997"/>
-            <w:shd w:fill="F9FBFC"/>
+            <w:shd w:fill="F8FAFC"/>
             <w:tcMar>
               <w:top w:w="80" w:type="dxa"/>
               <w:bottom w:w="80" w:type="dxa"/>
@@ -4054,7 +3965,8 @@
             <w:r>
               <w:rPr>
                 <w:rFonts w:ascii="Times New Roman" w:hAnsi="Times New Roman"/>
-                <w:sz w:val="20"/>
+                <w:color w:val="1E293B"/>
+                <w:sz w:val="19"/>
               </w:rPr>
               <w:t>Désignation alphabétique du bloc</w:t>
             </w:r>
@@ -4063,7 +3975,7 @@
         <w:tc>
           <w:tcPr>
             <w:tcW w:type="dxa" w:w="1997"/>
-            <w:shd w:fill="F9FBFC"/>
+            <w:shd w:fill="F8FAFC"/>
             <w:tcMar>
               <w:top w:w="80" w:type="dxa"/>
               <w:bottom w:w="80" w:type="dxa"/>
@@ -4078,7 +3990,8 @@
             <w:r>
               <w:rPr>
                 <w:rFonts w:ascii="Times New Roman" w:hAnsi="Times New Roman"/>
-                <w:sz w:val="20"/>
+                <w:color w:val="1E293B"/>
+                <w:sz w:val="19"/>
               </w:rPr>
               <w:t>TEXT</w:t>
             </w:r>
@@ -4087,7 +4000,7 @@
         <w:tc>
           <w:tcPr>
             <w:tcW w:type="dxa" w:w="1997"/>
-            <w:shd w:fill="F9FBFC"/>
+            <w:shd w:fill="F8FAFC"/>
             <w:tcMar>
               <w:top w:w="80" w:type="dxa"/>
               <w:bottom w:w="80" w:type="dxa"/>
@@ -4102,7 +4015,8 @@
             <w:r>
               <w:rPr>
                 <w:rFonts w:ascii="Times New Roman" w:hAnsi="Times New Roman"/>
-                <w:sz w:val="20"/>
+                <w:color w:val="1E293B"/>
+                <w:sz w:val="19"/>
               </w:rPr>
               <w:t>UNIQUE, NOT NULL</w:t>
             </w:r>
@@ -4128,7 +4042,8 @@
             <w:r>
               <w:rPr>
                 <w:rFonts w:ascii="Times New Roman" w:hAnsi="Times New Roman"/>
-                <w:sz w:val="20"/>
+                <w:color w:val="1E293B"/>
+                <w:sz w:val="19"/>
               </w:rPr>
               <w:t>blocks.gender</w:t>
             </w:r>
@@ -4152,7 +4067,8 @@
             <w:r>
               <w:rPr>
                 <w:rFonts w:ascii="Times New Roman" w:hAnsi="Times New Roman"/>
-                <w:sz w:val="20"/>
+                <w:color w:val="1E293B"/>
+                <w:sz w:val="19"/>
               </w:rPr>
               <w:t>Genre désigné du bloc</w:t>
             </w:r>
@@ -4176,7 +4092,8 @@
             <w:r>
               <w:rPr>
                 <w:rFonts w:ascii="Times New Roman" w:hAnsi="Times New Roman"/>
-                <w:sz w:val="20"/>
+                <w:color w:val="1E293B"/>
+                <w:sz w:val="19"/>
               </w:rPr>
               <w:t>gender (ENUM)</w:t>
             </w:r>
@@ -4200,7 +4117,8 @@
             <w:r>
               <w:rPr>
                 <w:rFonts w:ascii="Times New Roman" w:hAnsi="Times New Roman"/>
-                <w:sz w:val="20"/>
+                <w:color w:val="1E293B"/>
+                <w:sz w:val="19"/>
               </w:rPr>
               <w:t>'male' | 'female', NOT NULL</w:t>
             </w:r>
@@ -4211,7 +4129,7 @@
         <w:tc>
           <w:tcPr>
             <w:tcW w:type="dxa" w:w="1997"/>
-            <w:shd w:fill="F9FBFC"/>
+            <w:shd w:fill="F8FAFC"/>
             <w:tcMar>
               <w:top w:w="80" w:type="dxa"/>
               <w:bottom w:w="80" w:type="dxa"/>
@@ -4226,7 +4144,8 @@
             <w:r>
               <w:rPr>
                 <w:rFonts w:ascii="Times New Roman" w:hAnsi="Times New Roman"/>
-                <w:sz w:val="20"/>
+                <w:color w:val="1E293B"/>
+                <w:sz w:val="19"/>
               </w:rPr>
               <w:t>blocks.created_at</w:t>
             </w:r>
@@ -4235,7 +4154,7 @@
         <w:tc>
           <w:tcPr>
             <w:tcW w:type="dxa" w:w="1997"/>
-            <w:shd w:fill="F9FBFC"/>
+            <w:shd w:fill="F8FAFC"/>
             <w:tcMar>
               <w:top w:w="80" w:type="dxa"/>
               <w:bottom w:w="80" w:type="dxa"/>
@@ -4250,7 +4169,8 @@
             <w:r>
               <w:rPr>
                 <w:rFonts w:ascii="Times New Roman" w:hAnsi="Times New Roman"/>
-                <w:sz w:val="20"/>
+                <w:color w:val="1E293B"/>
+                <w:sz w:val="19"/>
               </w:rPr>
               <w:t>Horodatage de création</w:t>
             </w:r>
@@ -4259,7 +4179,7 @@
         <w:tc>
           <w:tcPr>
             <w:tcW w:type="dxa" w:w="1997"/>
-            <w:shd w:fill="F9FBFC"/>
+            <w:shd w:fill="F8FAFC"/>
             <w:tcMar>
               <w:top w:w="80" w:type="dxa"/>
               <w:bottom w:w="80" w:type="dxa"/>
@@ -4274,7 +4194,8 @@
             <w:r>
               <w:rPr>
                 <w:rFonts w:ascii="Times New Roman" w:hAnsi="Times New Roman"/>
-                <w:sz w:val="20"/>
+                <w:color w:val="1E293B"/>
+                <w:sz w:val="19"/>
               </w:rPr>
               <w:t>TIMESTAMPTZ</w:t>
             </w:r>
@@ -4283,7 +4204,7 @@
         <w:tc>
           <w:tcPr>
             <w:tcW w:type="dxa" w:w="1997"/>
-            <w:shd w:fill="F9FBFC"/>
+            <w:shd w:fill="F8FAFC"/>
             <w:tcMar>
               <w:top w:w="80" w:type="dxa"/>
               <w:bottom w:w="80" w:type="dxa"/>
@@ -4298,7 +4219,8 @@
             <w:r>
               <w:rPr>
                 <w:rFonts w:ascii="Times New Roman" w:hAnsi="Times New Roman"/>
-                <w:sz w:val="20"/>
+                <w:color w:val="1E293B"/>
+                <w:sz w:val="19"/>
               </w:rPr>
               <w:t>DEFAULT now(), NOT NULL</w:t>
             </w:r>
@@ -4324,7 +4246,8 @@
             <w:r>
               <w:rPr>
                 <w:rFonts w:ascii="Times New Roman" w:hAnsi="Times New Roman"/>
-                <w:sz w:val="20"/>
+                <w:color w:val="1E293B"/>
+                <w:sz w:val="19"/>
               </w:rPr>
               <w:t>rooms.id</w:t>
             </w:r>
@@ -4348,7 +4271,8 @@
             <w:r>
               <w:rPr>
                 <w:rFonts w:ascii="Times New Roman" w:hAnsi="Times New Roman"/>
-                <w:sz w:val="20"/>
+                <w:color w:val="1E293B"/>
+                <w:sz w:val="19"/>
               </w:rPr>
               <w:t>Identifiant unique de la chambre</w:t>
             </w:r>
@@ -4372,7 +4296,8 @@
             <w:r>
               <w:rPr>
                 <w:rFonts w:ascii="Times New Roman" w:hAnsi="Times New Roman"/>
-                <w:sz w:val="20"/>
+                <w:color w:val="1E293B"/>
+                <w:sz w:val="19"/>
               </w:rPr>
               <w:t>UUID</w:t>
             </w:r>
@@ -4396,7 +4321,8 @@
             <w:r>
               <w:rPr>
                 <w:rFonts w:ascii="Times New Roman" w:hAnsi="Times New Roman"/>
-                <w:sz w:val="20"/>
+                <w:color w:val="1E293B"/>
+                <w:sz w:val="19"/>
               </w:rPr>
               <w:t>Clé Primaire, DEFAULT gen_random_uuid()</w:t>
             </w:r>
@@ -4407,7 +4333,7 @@
         <w:tc>
           <w:tcPr>
             <w:tcW w:type="dxa" w:w="1997"/>
-            <w:shd w:fill="F9FBFC"/>
+            <w:shd w:fill="F8FAFC"/>
             <w:tcMar>
               <w:top w:w="80" w:type="dxa"/>
               <w:bottom w:w="80" w:type="dxa"/>
@@ -4422,7 +4348,8 @@
             <w:r>
               <w:rPr>
                 <w:rFonts w:ascii="Times New Roman" w:hAnsi="Times New Roman"/>
-                <w:sz w:val="20"/>
+                <w:color w:val="1E293B"/>
+                <w:sz w:val="19"/>
               </w:rPr>
               <w:t>rooms.block</w:t>
             </w:r>
@@ -4431,7 +4358,7 @@
         <w:tc>
           <w:tcPr>
             <w:tcW w:type="dxa" w:w="1997"/>
-            <w:shd w:fill="F9FBFC"/>
+            <w:shd w:fill="F8FAFC"/>
             <w:tcMar>
               <w:top w:w="80" w:type="dxa"/>
               <w:bottom w:w="80" w:type="dxa"/>
@@ -4446,7 +4373,8 @@
             <w:r>
               <w:rPr>
                 <w:rFonts w:ascii="Times New Roman" w:hAnsi="Times New Roman"/>
-                <w:sz w:val="20"/>
+                <w:color w:val="1E293B"/>
+                <w:sz w:val="19"/>
               </w:rPr>
               <w:t>Référence textuelle au pavillon</w:t>
             </w:r>
@@ -4455,7 +4383,7 @@
         <w:tc>
           <w:tcPr>
             <w:tcW w:type="dxa" w:w="1997"/>
-            <w:shd w:fill="F9FBFC"/>
+            <w:shd w:fill="F8FAFC"/>
             <w:tcMar>
               <w:top w:w="80" w:type="dxa"/>
               <w:bottom w:w="80" w:type="dxa"/>
@@ -4470,7 +4398,8 @@
             <w:r>
               <w:rPr>
                 <w:rFonts w:ascii="Times New Roman" w:hAnsi="Times New Roman"/>
-                <w:sz w:val="20"/>
+                <w:color w:val="1E293B"/>
+                <w:sz w:val="19"/>
               </w:rPr>
               <w:t>TEXT</w:t>
             </w:r>
@@ -4479,7 +4408,7 @@
         <w:tc>
           <w:tcPr>
             <w:tcW w:type="dxa" w:w="1997"/>
-            <w:shd w:fill="F9FBFC"/>
+            <w:shd w:fill="F8FAFC"/>
             <w:tcMar>
               <w:top w:w="80" w:type="dxa"/>
               <w:bottom w:w="80" w:type="dxa"/>
@@ -4494,7 +4423,8 @@
             <w:r>
               <w:rPr>
                 <w:rFonts w:ascii="Times New Roman" w:hAnsi="Times New Roman"/>
-                <w:sz w:val="20"/>
+                <w:color w:val="1E293B"/>
+                <w:sz w:val="19"/>
               </w:rPr>
               <w:t>NOT NULL, REFERENCES blocks(name)</w:t>
             </w:r>
@@ -4520,7 +4450,8 @@
             <w:r>
               <w:rPr>
                 <w:rFonts w:ascii="Times New Roman" w:hAnsi="Times New Roman"/>
-                <w:sz w:val="20"/>
+                <w:color w:val="1E293B"/>
+                <w:sz w:val="19"/>
               </w:rPr>
               <w:t>rooms.floor</w:t>
             </w:r>
@@ -4544,7 +4475,8 @@
             <w:r>
               <w:rPr>
                 <w:rFonts w:ascii="Times New Roman" w:hAnsi="Times New Roman"/>
-                <w:sz w:val="20"/>
+                <w:color w:val="1E293B"/>
+                <w:sz w:val="19"/>
               </w:rPr>
               <w:t>Étage d'implantation du local</w:t>
             </w:r>
@@ -4568,7 +4500,8 @@
             <w:r>
               <w:rPr>
                 <w:rFonts w:ascii="Times New Roman" w:hAnsi="Times New Roman"/>
-                <w:sz w:val="20"/>
+                <w:color w:val="1E293B"/>
+                <w:sz w:val="19"/>
               </w:rPr>
               <w:t>INTEGER</w:t>
             </w:r>
@@ -4592,7 +4525,8 @@
             <w:r>
               <w:rPr>
                 <w:rFonts w:ascii="Times New Roman" w:hAnsi="Times New Roman"/>
-                <w:sz w:val="20"/>
+                <w:color w:val="1E293B"/>
+                <w:sz w:val="19"/>
               </w:rPr>
               <w:t>DEFAULT 0, CHECK (floor &gt;= 0)</w:t>
             </w:r>
@@ -4603,7 +4537,7 @@
         <w:tc>
           <w:tcPr>
             <w:tcW w:type="dxa" w:w="1997"/>
-            <w:shd w:fill="F9FBFC"/>
+            <w:shd w:fill="F8FAFC"/>
             <w:tcMar>
               <w:top w:w="80" w:type="dxa"/>
               <w:bottom w:w="80" w:type="dxa"/>
@@ -4618,7 +4552,8 @@
             <w:r>
               <w:rPr>
                 <w:rFonts w:ascii="Times New Roman" w:hAnsi="Times New Roman"/>
-                <w:sz w:val="20"/>
+                <w:color w:val="1E293B"/>
+                <w:sz w:val="19"/>
               </w:rPr>
               <w:t>rooms.number</w:t>
             </w:r>
@@ -4627,7 +4562,7 @@
         <w:tc>
           <w:tcPr>
             <w:tcW w:type="dxa" w:w="1997"/>
-            <w:shd w:fill="F9FBFC"/>
+            <w:shd w:fill="F8FAFC"/>
             <w:tcMar>
               <w:top w:w="80" w:type="dxa"/>
               <w:bottom w:w="80" w:type="dxa"/>
@@ -4642,7 +4577,8 @@
             <w:r>
               <w:rPr>
                 <w:rFonts w:ascii="Times New Roman" w:hAnsi="Times New Roman"/>
-                <w:sz w:val="20"/>
+                <w:color w:val="1E293B"/>
+                <w:sz w:val="19"/>
               </w:rPr>
               <w:t>Numéro de porte de la chambre</w:t>
             </w:r>
@@ -4651,7 +4587,7 @@
         <w:tc>
           <w:tcPr>
             <w:tcW w:type="dxa" w:w="1997"/>
-            <w:shd w:fill="F9FBFC"/>
+            <w:shd w:fill="F8FAFC"/>
             <w:tcMar>
               <w:top w:w="80" w:type="dxa"/>
               <w:bottom w:w="80" w:type="dxa"/>
@@ -4666,7 +4602,8 @@
             <w:r>
               <w:rPr>
                 <w:rFonts w:ascii="Times New Roman" w:hAnsi="Times New Roman"/>
-                <w:sz w:val="20"/>
+                <w:color w:val="1E293B"/>
+                <w:sz w:val="19"/>
               </w:rPr>
               <w:t>TEXT</w:t>
             </w:r>
@@ -4675,7 +4612,7 @@
         <w:tc>
           <w:tcPr>
             <w:tcW w:type="dxa" w:w="1997"/>
-            <w:shd w:fill="F9FBFC"/>
+            <w:shd w:fill="F8FAFC"/>
             <w:tcMar>
               <w:top w:w="80" w:type="dxa"/>
               <w:bottom w:w="80" w:type="dxa"/>
@@ -4690,7 +4627,8 @@
             <w:r>
               <w:rPr>
                 <w:rFonts w:ascii="Times New Roman" w:hAnsi="Times New Roman"/>
-                <w:sz w:val="20"/>
+                <w:color w:val="1E293B"/>
+                <w:sz w:val="19"/>
               </w:rPr>
               <w:t>NOT NULL, UNIQUE(block, number)</w:t>
             </w:r>
@@ -4716,7 +4654,8 @@
             <w:r>
               <w:rPr>
                 <w:rFonts w:ascii="Times New Roman" w:hAnsi="Times New Roman"/>
-                <w:sz w:val="20"/>
+                <w:color w:val="1E293B"/>
+                <w:sz w:val="19"/>
               </w:rPr>
               <w:t>rooms.capacity</w:t>
             </w:r>
@@ -4740,7 +4679,8 @@
             <w:r>
               <w:rPr>
                 <w:rFonts w:ascii="Times New Roman" w:hAnsi="Times New Roman"/>
-                <w:sz w:val="20"/>
+                <w:color w:val="1E293B"/>
+                <w:sz w:val="19"/>
               </w:rPr>
               <w:t>Nombre total de lits</w:t>
             </w:r>
@@ -4764,7 +4704,8 @@
             <w:r>
               <w:rPr>
                 <w:rFonts w:ascii="Times New Roman" w:hAnsi="Times New Roman"/>
-                <w:sz w:val="20"/>
+                <w:color w:val="1E293B"/>
+                <w:sz w:val="19"/>
               </w:rPr>
               <w:t>INTEGER</w:t>
             </w:r>
@@ -4788,7 +4729,8 @@
             <w:r>
               <w:rPr>
                 <w:rFonts w:ascii="Times New Roman" w:hAnsi="Times New Roman"/>
-                <w:sz w:val="20"/>
+                <w:color w:val="1E293B"/>
+                <w:sz w:val="19"/>
               </w:rPr>
               <w:t>DEFAULT 1, CHECK (capacity &gt; 0)</w:t>
             </w:r>
@@ -4799,7 +4741,7 @@
         <w:tc>
           <w:tcPr>
             <w:tcW w:type="dxa" w:w="1997"/>
-            <w:shd w:fill="F9FBFC"/>
+            <w:shd w:fill="F8FAFC"/>
             <w:tcMar>
               <w:top w:w="80" w:type="dxa"/>
               <w:bottom w:w="80" w:type="dxa"/>
@@ -4814,7 +4756,8 @@
             <w:r>
               <w:rPr>
                 <w:rFonts w:ascii="Times New Roman" w:hAnsi="Times New Roman"/>
-                <w:sz w:val="20"/>
+                <w:color w:val="1E293B"/>
+                <w:sz w:val="19"/>
               </w:rPr>
               <w:t>rooms.gender</w:t>
             </w:r>
@@ -4823,7 +4766,7 @@
         <w:tc>
           <w:tcPr>
             <w:tcW w:type="dxa" w:w="1997"/>
-            <w:shd w:fill="F9FBFC"/>
+            <w:shd w:fill="F8FAFC"/>
             <w:tcMar>
               <w:top w:w="80" w:type="dxa"/>
               <w:bottom w:w="80" w:type="dxa"/>
@@ -4838,7 +4781,8 @@
             <w:r>
               <w:rPr>
                 <w:rFonts w:ascii="Times New Roman" w:hAnsi="Times New Roman"/>
-                <w:sz w:val="20"/>
+                <w:color w:val="1E293B"/>
+                <w:sz w:val="19"/>
               </w:rPr>
               <w:t>Genre imposé à la chambre</w:t>
             </w:r>
@@ -4847,7 +4791,7 @@
         <w:tc>
           <w:tcPr>
             <w:tcW w:type="dxa" w:w="1997"/>
-            <w:shd w:fill="F9FBFC"/>
+            <w:shd w:fill="F8FAFC"/>
             <w:tcMar>
               <w:top w:w="80" w:type="dxa"/>
               <w:bottom w:w="80" w:type="dxa"/>
@@ -4862,7 +4806,8 @@
             <w:r>
               <w:rPr>
                 <w:rFonts w:ascii="Times New Roman" w:hAnsi="Times New Roman"/>
-                <w:sz w:val="20"/>
+                <w:color w:val="1E293B"/>
+                <w:sz w:val="19"/>
               </w:rPr>
               <w:t>gender (ENUM)</w:t>
             </w:r>
@@ -4871,7 +4816,7 @@
         <w:tc>
           <w:tcPr>
             <w:tcW w:type="dxa" w:w="1997"/>
-            <w:shd w:fill="F9FBFC"/>
+            <w:shd w:fill="F8FAFC"/>
             <w:tcMar>
               <w:top w:w="80" w:type="dxa"/>
               <w:bottom w:w="80" w:type="dxa"/>
@@ -4886,7 +4831,8 @@
             <w:r>
               <w:rPr>
                 <w:rFonts w:ascii="Times New Roman" w:hAnsi="Times New Roman"/>
-                <w:sz w:val="20"/>
+                <w:color w:val="1E293B"/>
+                <w:sz w:val="19"/>
               </w:rPr>
               <w:t>Synchronisé automatiquement par trigger</w:t>
             </w:r>
@@ -4907,7 +4853,8 @@
         <w:rPr>
           <w:rFonts w:ascii="Times New Roman" w:hAnsi="Times New Roman"/>
           <w:b/>
-          <w:sz w:val="22"/>
+          <w:color w:val="1E3A5F"/>
+          <w:sz w:val="21"/>
         </w:rPr>
         <w:t>Tableau 3.2 : Dictionnaire des données — Entité STUDENTS</w:t>
       </w:r>
@@ -4946,7 +4893,7 @@
                 <w:rFonts w:ascii="Times New Roman" w:hAnsi="Times New Roman"/>
                 <w:b/>
                 <w:color w:val="FFFFFF"/>
-                <w:sz w:val="21"/>
+                <w:sz w:val="20"/>
               </w:rPr>
               <w:t>Attribut</w:t>
             </w:r>
@@ -4972,7 +4919,7 @@
                 <w:rFonts w:ascii="Times New Roman" w:hAnsi="Times New Roman"/>
                 <w:b/>
                 <w:color w:val="FFFFFF"/>
-                <w:sz w:val="21"/>
+                <w:sz w:val="20"/>
               </w:rPr>
               <w:t>Description</w:t>
             </w:r>
@@ -4998,7 +4945,7 @@
                 <w:rFonts w:ascii="Times New Roman" w:hAnsi="Times New Roman"/>
                 <w:b/>
                 <w:color w:val="FFFFFF"/>
-                <w:sz w:val="21"/>
+                <w:sz w:val="20"/>
               </w:rPr>
               <w:t>Type SQL</w:t>
             </w:r>
@@ -5024,7 +4971,7 @@
                 <w:rFonts w:ascii="Times New Roman" w:hAnsi="Times New Roman"/>
                 <w:b/>
                 <w:color w:val="FFFFFF"/>
-                <w:sz w:val="21"/>
+                <w:sz w:val="20"/>
               </w:rPr>
               <w:t>Contraintes</w:t>
             </w:r>
@@ -5050,7 +4997,8 @@
             <w:r>
               <w:rPr>
                 <w:rFonts w:ascii="Times New Roman" w:hAnsi="Times New Roman"/>
-                <w:sz w:val="20"/>
+                <w:color w:val="1E293B"/>
+                <w:sz w:val="19"/>
               </w:rPr>
               <w:t>students.id</w:t>
             </w:r>
@@ -5074,7 +5022,8 @@
             <w:r>
               <w:rPr>
                 <w:rFonts w:ascii="Times New Roman" w:hAnsi="Times New Roman"/>
-                <w:sz w:val="20"/>
+                <w:color w:val="1E293B"/>
+                <w:sz w:val="19"/>
               </w:rPr>
               <w:t>Identifiant profil de l'étudiant</w:t>
             </w:r>
@@ -5098,7 +5047,8 @@
             <w:r>
               <w:rPr>
                 <w:rFonts w:ascii="Times New Roman" w:hAnsi="Times New Roman"/>
-                <w:sz w:val="20"/>
+                <w:color w:val="1E293B"/>
+                <w:sz w:val="19"/>
               </w:rPr>
               <w:t>UUID</w:t>
             </w:r>
@@ -5122,7 +5072,8 @@
             <w:r>
               <w:rPr>
                 <w:rFonts w:ascii="Times New Roman" w:hAnsi="Times New Roman"/>
-                <w:sz w:val="20"/>
+                <w:color w:val="1E293B"/>
+                <w:sz w:val="19"/>
               </w:rPr>
               <w:t>Clé Primaire, REFERENCES profiles(id) ON DELETE CASCADE</w:t>
             </w:r>
@@ -5133,7 +5084,7 @@
         <w:tc>
           <w:tcPr>
             <w:tcW w:type="dxa" w:w="1997"/>
-            <w:shd w:fill="F9FBFC"/>
+            <w:shd w:fill="F8FAFC"/>
             <w:tcMar>
               <w:top w:w="80" w:type="dxa"/>
               <w:bottom w:w="80" w:type="dxa"/>
@@ -5148,7 +5099,8 @@
             <w:r>
               <w:rPr>
                 <w:rFonts w:ascii="Times New Roman" w:hAnsi="Times New Roman"/>
-                <w:sz w:val="20"/>
+                <w:color w:val="1E293B"/>
+                <w:sz w:val="19"/>
               </w:rPr>
               <w:t>students.card_id</w:t>
             </w:r>
@@ -5157,7 +5109,7 @@
         <w:tc>
           <w:tcPr>
             <w:tcW w:type="dxa" w:w="1997"/>
-            <w:shd w:fill="F9FBFC"/>
+            <w:shd w:fill="F8FAFC"/>
             <w:tcMar>
               <w:top w:w="80" w:type="dxa"/>
               <w:bottom w:w="80" w:type="dxa"/>
@@ -5172,7 +5124,8 @@
             <w:r>
               <w:rPr>
                 <w:rFonts w:ascii="Times New Roman" w:hAnsi="Times New Roman"/>
-                <w:sz w:val="20"/>
+                <w:color w:val="1E293B"/>
+                <w:sz w:val="19"/>
               </w:rPr>
               <w:t>Numéro de carte d'étudiant / Bac</w:t>
             </w:r>
@@ -5181,7 +5134,7 @@
         <w:tc>
           <w:tcPr>
             <w:tcW w:type="dxa" w:w="1997"/>
-            <w:shd w:fill="F9FBFC"/>
+            <w:shd w:fill="F8FAFC"/>
             <w:tcMar>
               <w:top w:w="80" w:type="dxa"/>
               <w:bottom w:w="80" w:type="dxa"/>
@@ -5196,7 +5149,8 @@
             <w:r>
               <w:rPr>
                 <w:rFonts w:ascii="Times New Roman" w:hAnsi="Times New Roman"/>
-                <w:sz w:val="20"/>
+                <w:color w:val="1E293B"/>
+                <w:sz w:val="19"/>
               </w:rPr>
               <w:t>TEXT</w:t>
             </w:r>
@@ -5205,7 +5159,7 @@
         <w:tc>
           <w:tcPr>
             <w:tcW w:type="dxa" w:w="1997"/>
-            <w:shd w:fill="F9FBFC"/>
+            <w:shd w:fill="F8FAFC"/>
             <w:tcMar>
               <w:top w:w="80" w:type="dxa"/>
               <w:bottom w:w="80" w:type="dxa"/>
@@ -5220,7 +5174,8 @@
             <w:r>
               <w:rPr>
                 <w:rFonts w:ascii="Times New Roman" w:hAnsi="Times New Roman"/>
-                <w:sz w:val="20"/>
+                <w:color w:val="1E293B"/>
+                <w:sz w:val="19"/>
               </w:rPr>
               <w:t>UNIQUE, NOT NULL</w:t>
             </w:r>
@@ -5246,7 +5201,8 @@
             <w:r>
               <w:rPr>
                 <w:rFonts w:ascii="Times New Roman" w:hAnsi="Times New Roman"/>
-                <w:sz w:val="20"/>
+                <w:color w:val="1E293B"/>
+                <w:sz w:val="19"/>
               </w:rPr>
               <w:t>students.first_name</w:t>
             </w:r>
@@ -5270,7 +5226,8 @@
             <w:r>
               <w:rPr>
                 <w:rFonts w:ascii="Times New Roman" w:hAnsi="Times New Roman"/>
-                <w:sz w:val="20"/>
+                <w:color w:val="1E293B"/>
+                <w:sz w:val="19"/>
               </w:rPr>
               <w:t>Prénom de l'étudiant</w:t>
             </w:r>
@@ -5294,7 +5251,8 @@
             <w:r>
               <w:rPr>
                 <w:rFonts w:ascii="Times New Roman" w:hAnsi="Times New Roman"/>
-                <w:sz w:val="20"/>
+                <w:color w:val="1E293B"/>
+                <w:sz w:val="19"/>
               </w:rPr>
               <w:t>TEXT</w:t>
             </w:r>
@@ -5318,7 +5276,8 @@
             <w:r>
               <w:rPr>
                 <w:rFonts w:ascii="Times New Roman" w:hAnsi="Times New Roman"/>
-                <w:sz w:val="20"/>
+                <w:color w:val="1E293B"/>
+                <w:sz w:val="19"/>
               </w:rPr>
               <w:t>NOT NULL</w:t>
             </w:r>
@@ -5329,7 +5288,7 @@
         <w:tc>
           <w:tcPr>
             <w:tcW w:type="dxa" w:w="1997"/>
-            <w:shd w:fill="F9FBFC"/>
+            <w:shd w:fill="F8FAFC"/>
             <w:tcMar>
               <w:top w:w="80" w:type="dxa"/>
               <w:bottom w:w="80" w:type="dxa"/>
@@ -5344,7 +5303,8 @@
             <w:r>
               <w:rPr>
                 <w:rFonts w:ascii="Times New Roman" w:hAnsi="Times New Roman"/>
-                <w:sz w:val="20"/>
+                <w:color w:val="1E293B"/>
+                <w:sz w:val="19"/>
               </w:rPr>
               <w:t>students.last_name</w:t>
             </w:r>
@@ -5353,7 +5313,7 @@
         <w:tc>
           <w:tcPr>
             <w:tcW w:type="dxa" w:w="1997"/>
-            <w:shd w:fill="F9FBFC"/>
+            <w:shd w:fill="F8FAFC"/>
             <w:tcMar>
               <w:top w:w="80" w:type="dxa"/>
               <w:bottom w:w="80" w:type="dxa"/>
@@ -5368,7 +5328,8 @@
             <w:r>
               <w:rPr>
                 <w:rFonts w:ascii="Times New Roman" w:hAnsi="Times New Roman"/>
-                <w:sz w:val="20"/>
+                <w:color w:val="1E293B"/>
+                <w:sz w:val="19"/>
               </w:rPr>
               <w:t>Nom de famille de l'étudiant</w:t>
             </w:r>
@@ -5377,7 +5338,7 @@
         <w:tc>
           <w:tcPr>
             <w:tcW w:type="dxa" w:w="1997"/>
-            <w:shd w:fill="F9FBFC"/>
+            <w:shd w:fill="F8FAFC"/>
             <w:tcMar>
               <w:top w:w="80" w:type="dxa"/>
               <w:bottom w:w="80" w:type="dxa"/>
@@ -5392,7 +5353,8 @@
             <w:r>
               <w:rPr>
                 <w:rFonts w:ascii="Times New Roman" w:hAnsi="Times New Roman"/>
-                <w:sz w:val="20"/>
+                <w:color w:val="1E293B"/>
+                <w:sz w:val="19"/>
               </w:rPr>
               <w:t>TEXT</w:t>
             </w:r>
@@ -5401,7 +5363,7 @@
         <w:tc>
           <w:tcPr>
             <w:tcW w:type="dxa" w:w="1997"/>
-            <w:shd w:fill="F9FBFC"/>
+            <w:shd w:fill="F8FAFC"/>
             <w:tcMar>
               <w:top w:w="80" w:type="dxa"/>
               <w:bottom w:w="80" w:type="dxa"/>
@@ -5416,7 +5378,8 @@
             <w:r>
               <w:rPr>
                 <w:rFonts w:ascii="Times New Roman" w:hAnsi="Times New Roman"/>
-                <w:sz w:val="20"/>
+                <w:color w:val="1E293B"/>
+                <w:sz w:val="19"/>
               </w:rPr>
               <w:t>NOT NULL</w:t>
             </w:r>
@@ -5442,7 +5405,8 @@
             <w:r>
               <w:rPr>
                 <w:rFonts w:ascii="Times New Roman" w:hAnsi="Times New Roman"/>
-                <w:sz w:val="20"/>
+                <w:color w:val="1E293B"/>
+                <w:sz w:val="19"/>
               </w:rPr>
               <w:t>students.birth_date</w:t>
             </w:r>
@@ -5466,7 +5430,8 @@
             <w:r>
               <w:rPr>
                 <w:rFonts w:ascii="Times New Roman" w:hAnsi="Times New Roman"/>
-                <w:sz w:val="20"/>
+                <w:color w:val="1E293B"/>
+                <w:sz w:val="19"/>
               </w:rPr>
               <w:t>Date de naissance légale</w:t>
             </w:r>
@@ -5490,7 +5455,8 @@
             <w:r>
               <w:rPr>
                 <w:rFonts w:ascii="Times New Roman" w:hAnsi="Times New Roman"/>
-                <w:sz w:val="20"/>
+                <w:color w:val="1E293B"/>
+                <w:sz w:val="19"/>
               </w:rPr>
               <w:t>DATE</w:t>
             </w:r>
@@ -5514,7 +5480,8 @@
             <w:r>
               <w:rPr>
                 <w:rFonts w:ascii="Times New Roman" w:hAnsi="Times New Roman"/>
-                <w:sz w:val="20"/>
+                <w:color w:val="1E293B"/>
+                <w:sz w:val="19"/>
               </w:rPr>
               <w:t>NOT NULL</w:t>
             </w:r>
@@ -5525,7 +5492,7 @@
         <w:tc>
           <w:tcPr>
             <w:tcW w:type="dxa" w:w="1997"/>
-            <w:shd w:fill="F9FBFC"/>
+            <w:shd w:fill="F8FAFC"/>
             <w:tcMar>
               <w:top w:w="80" w:type="dxa"/>
               <w:bottom w:w="80" w:type="dxa"/>
@@ -5540,7 +5507,8 @@
             <w:r>
               <w:rPr>
                 <w:rFonts w:ascii="Times New Roman" w:hAnsi="Times New Roman"/>
-                <w:sz w:val="20"/>
+                <w:color w:val="1E293B"/>
+                <w:sz w:val="19"/>
               </w:rPr>
               <w:t>students.gender</w:t>
             </w:r>
@@ -5549,7 +5517,7 @@
         <w:tc>
           <w:tcPr>
             <w:tcW w:type="dxa" w:w="1997"/>
-            <w:shd w:fill="F9FBFC"/>
+            <w:shd w:fill="F8FAFC"/>
             <w:tcMar>
               <w:top w:w="80" w:type="dxa"/>
               <w:bottom w:w="80" w:type="dxa"/>
@@ -5564,7 +5532,8 @@
             <w:r>
               <w:rPr>
                 <w:rFonts w:ascii="Times New Roman" w:hAnsi="Times New Roman"/>
-                <w:sz w:val="20"/>
+                <w:color w:val="1E293B"/>
+                <w:sz w:val="19"/>
               </w:rPr>
               <w:t>Genre de l'étudiant</w:t>
             </w:r>
@@ -5573,7 +5542,7 @@
         <w:tc>
           <w:tcPr>
             <w:tcW w:type="dxa" w:w="1997"/>
-            <w:shd w:fill="F9FBFC"/>
+            <w:shd w:fill="F8FAFC"/>
             <w:tcMar>
               <w:top w:w="80" w:type="dxa"/>
               <w:bottom w:w="80" w:type="dxa"/>
@@ -5588,7 +5557,8 @@
             <w:r>
               <w:rPr>
                 <w:rFonts w:ascii="Times New Roman" w:hAnsi="Times New Roman"/>
-                <w:sz w:val="20"/>
+                <w:color w:val="1E293B"/>
+                <w:sz w:val="19"/>
               </w:rPr>
               <w:t>gender (ENUM)</w:t>
             </w:r>
@@ -5597,7 +5567,7 @@
         <w:tc>
           <w:tcPr>
             <w:tcW w:type="dxa" w:w="1997"/>
-            <w:shd w:fill="F9FBFC"/>
+            <w:shd w:fill="F8FAFC"/>
             <w:tcMar>
               <w:top w:w="80" w:type="dxa"/>
               <w:bottom w:w="80" w:type="dxa"/>
@@ -5612,7 +5582,8 @@
             <w:r>
               <w:rPr>
                 <w:rFonts w:ascii="Times New Roman" w:hAnsi="Times New Roman"/>
-                <w:sz w:val="20"/>
+                <w:color w:val="1E293B"/>
+                <w:sz w:val="19"/>
               </w:rPr>
               <w:t>'male' | 'female', NOT NULL</w:t>
             </w:r>
@@ -5638,7 +5609,8 @@
             <w:r>
               <w:rPr>
                 <w:rFonts w:ascii="Times New Roman" w:hAnsi="Times New Roman"/>
-                <w:sz w:val="20"/>
+                <w:color w:val="1E293B"/>
+                <w:sz w:val="19"/>
               </w:rPr>
               <w:t>students.phone</w:t>
             </w:r>
@@ -5662,7 +5634,8 @@
             <w:r>
               <w:rPr>
                 <w:rFonts w:ascii="Times New Roman" w:hAnsi="Times New Roman"/>
-                <w:sz w:val="20"/>
+                <w:color w:val="1E293B"/>
+                <w:sz w:val="19"/>
               </w:rPr>
               <w:t>Numéro de téléphone mobile</w:t>
             </w:r>
@@ -5686,7 +5659,8 @@
             <w:r>
               <w:rPr>
                 <w:rFonts w:ascii="Times New Roman" w:hAnsi="Times New Roman"/>
-                <w:sz w:val="20"/>
+                <w:color w:val="1E293B"/>
+                <w:sz w:val="19"/>
               </w:rPr>
               <w:t>TEXT</w:t>
             </w:r>
@@ -5710,7 +5684,8 @@
             <w:r>
               <w:rPr>
                 <w:rFonts w:ascii="Times New Roman" w:hAnsi="Times New Roman"/>
-                <w:sz w:val="20"/>
+                <w:color w:val="1E293B"/>
+                <w:sz w:val="19"/>
               </w:rPr>
               <w:t>NOT NULL</w:t>
             </w:r>
@@ -5721,7 +5696,7 @@
         <w:tc>
           <w:tcPr>
             <w:tcW w:type="dxa" w:w="1997"/>
-            <w:shd w:fill="F9FBFC"/>
+            <w:shd w:fill="F8FAFC"/>
             <w:tcMar>
               <w:top w:w="80" w:type="dxa"/>
               <w:bottom w:w="80" w:type="dxa"/>
@@ -5736,7 +5711,8 @@
             <w:r>
               <w:rPr>
                 <w:rFonts w:ascii="Times New Roman" w:hAnsi="Times New Roman"/>
-                <w:sz w:val="20"/>
+                <w:color w:val="1E293B"/>
+                <w:sz w:val="19"/>
               </w:rPr>
               <w:t>students.study_level</w:t>
             </w:r>
@@ -5745,7 +5721,7 @@
         <w:tc>
           <w:tcPr>
             <w:tcW w:type="dxa" w:w="1997"/>
-            <w:shd w:fill="F9FBFC"/>
+            <w:shd w:fill="F8FAFC"/>
             <w:tcMar>
               <w:top w:w="80" w:type="dxa"/>
               <w:bottom w:w="80" w:type="dxa"/>
@@ -5760,7 +5736,8 @@
             <w:r>
               <w:rPr>
                 <w:rFonts w:ascii="Times New Roman" w:hAnsi="Times New Roman"/>
-                <w:sz w:val="20"/>
+                <w:color w:val="1E293B"/>
+                <w:sz w:val="19"/>
               </w:rPr>
               <w:t>Cycle d'études supérieures</w:t>
             </w:r>
@@ -5769,7 +5746,7 @@
         <w:tc>
           <w:tcPr>
             <w:tcW w:type="dxa" w:w="1997"/>
-            <w:shd w:fill="F9FBFC"/>
+            <w:shd w:fill="F8FAFC"/>
             <w:tcMar>
               <w:top w:w="80" w:type="dxa"/>
               <w:bottom w:w="80" w:type="dxa"/>
@@ -5784,7 +5761,8 @@
             <w:r>
               <w:rPr>
                 <w:rFonts w:ascii="Times New Roman" w:hAnsi="Times New Roman"/>
-                <w:sz w:val="20"/>
+                <w:color w:val="1E293B"/>
+                <w:sz w:val="19"/>
               </w:rPr>
               <w:t>study_level (ENUM)</w:t>
             </w:r>
@@ -5793,7 +5771,7 @@
         <w:tc>
           <w:tcPr>
             <w:tcW w:type="dxa" w:w="1997"/>
-            <w:shd w:fill="F9FBFC"/>
+            <w:shd w:fill="F8FAFC"/>
             <w:tcMar>
               <w:top w:w="80" w:type="dxa"/>
               <w:bottom w:w="80" w:type="dxa"/>
@@ -5808,7 +5786,8 @@
             <w:r>
               <w:rPr>
                 <w:rFonts w:ascii="Times New Roman" w:hAnsi="Times New Roman"/>
-                <w:sz w:val="20"/>
+                <w:color w:val="1E293B"/>
+                <w:sz w:val="19"/>
               </w:rPr>
               <w:t>'L1','L2','L3','M1','M2','Doctorat'</w:t>
             </w:r>
@@ -5834,7 +5813,8 @@
             <w:r>
               <w:rPr>
                 <w:rFonts w:ascii="Times New Roman" w:hAnsi="Times New Roman"/>
-                <w:sz w:val="20"/>
+                <w:color w:val="1E293B"/>
+                <w:sz w:val="19"/>
               </w:rPr>
               <w:t>students.status</w:t>
             </w:r>
@@ -5858,7 +5838,8 @@
             <w:r>
               <w:rPr>
                 <w:rFonts w:ascii="Times New Roman" w:hAnsi="Times New Roman"/>
-                <w:sz w:val="20"/>
+                <w:color w:val="1E293B"/>
+                <w:sz w:val="19"/>
               </w:rPr>
               <w:t>Statut de la demande d'asile</w:t>
             </w:r>
@@ -5882,7 +5863,8 @@
             <w:r>
               <w:rPr>
                 <w:rFonts w:ascii="Times New Roman" w:hAnsi="Times New Roman"/>
-                <w:sz w:val="20"/>
+                <w:color w:val="1E293B"/>
+                <w:sz w:val="19"/>
               </w:rPr>
               <w:t>student_status (ENUM)</w:t>
             </w:r>
@@ -5906,7 +5888,8 @@
             <w:r>
               <w:rPr>
                 <w:rFonts w:ascii="Times New Roman" w:hAnsi="Times New Roman"/>
-                <w:sz w:val="20"/>
+                <w:color w:val="1E293B"/>
+                <w:sz w:val="19"/>
               </w:rPr>
               <w:t>'pending','active','rejected', DEFAULT 'pending'</w:t>
             </w:r>
@@ -5917,7 +5900,7 @@
         <w:tc>
           <w:tcPr>
             <w:tcW w:type="dxa" w:w="1997"/>
-            <w:shd w:fill="F9FBFC"/>
+            <w:shd w:fill="F8FAFC"/>
             <w:tcMar>
               <w:top w:w="80" w:type="dxa"/>
               <w:bottom w:w="80" w:type="dxa"/>
@@ -5932,7 +5915,8 @@
             <w:r>
               <w:rPr>
                 <w:rFonts w:ascii="Times New Roman" w:hAnsi="Times New Roman"/>
-                <w:sz w:val="20"/>
+                <w:color w:val="1E293B"/>
+                <w:sz w:val="19"/>
               </w:rPr>
               <w:t>students.room_id</w:t>
             </w:r>
@@ -5941,7 +5925,7 @@
         <w:tc>
           <w:tcPr>
             <w:tcW w:type="dxa" w:w="1997"/>
-            <w:shd w:fill="F9FBFC"/>
+            <w:shd w:fill="F8FAFC"/>
             <w:tcMar>
               <w:top w:w="80" w:type="dxa"/>
               <w:bottom w:w="80" w:type="dxa"/>
@@ -5956,7 +5940,8 @@
             <w:r>
               <w:rPr>
                 <w:rFonts w:ascii="Times New Roman" w:hAnsi="Times New Roman"/>
-                <w:sz w:val="20"/>
+                <w:color w:val="1E293B"/>
+                <w:sz w:val="19"/>
               </w:rPr>
               <w:t>Chambre actuellement assignée</w:t>
             </w:r>
@@ -5965,7 +5950,7 @@
         <w:tc>
           <w:tcPr>
             <w:tcW w:type="dxa" w:w="1997"/>
-            <w:shd w:fill="F9FBFC"/>
+            <w:shd w:fill="F8FAFC"/>
             <w:tcMar>
               <w:top w:w="80" w:type="dxa"/>
               <w:bottom w:w="80" w:type="dxa"/>
@@ -5980,7 +5965,8 @@
             <w:r>
               <w:rPr>
                 <w:rFonts w:ascii="Times New Roman" w:hAnsi="Times New Roman"/>
-                <w:sz w:val="20"/>
+                <w:color w:val="1E293B"/>
+                <w:sz w:val="19"/>
               </w:rPr>
               <w:t>UUID</w:t>
             </w:r>
@@ -5989,7 +5975,7 @@
         <w:tc>
           <w:tcPr>
             <w:tcW w:type="dxa" w:w="1997"/>
-            <w:shd w:fill="F9FBFC"/>
+            <w:shd w:fill="F8FAFC"/>
             <w:tcMar>
               <w:top w:w="80" w:type="dxa"/>
               <w:bottom w:w="80" w:type="dxa"/>
@@ -6004,7 +5990,8 @@
             <w:r>
               <w:rPr>
                 <w:rFonts w:ascii="Times New Roman" w:hAnsi="Times New Roman"/>
-                <w:sz w:val="20"/>
+                <w:color w:val="1E293B"/>
+                <w:sz w:val="19"/>
               </w:rPr>
               <w:t>NULLABLE, REFERENCES rooms(id) ON DELETE SET NULL</w:t>
             </w:r>
@@ -6020,73 +6007,16 @@
     <w:p>
       <w:pPr>
         <w:keepNext/>
-        <w:spacing w:before="240" w:after="120"/>
+        <w:spacing w:before="220" w:after="120"/>
       </w:pPr>
       <w:r>
         <w:rPr>
           <w:rFonts w:ascii="Times New Roman" w:hAnsi="Times New Roman"/>
           <w:b/>
-          <w:color w:val="1E3C6E"/>
-          <w:sz w:val="28"/>
+          <w:color w:val="0D9488"/>
+          <w:sz w:val="26"/>
         </w:rPr>
-        <w:t>III.4 Modèle Logique des Données Relationnel (MLD-R)</w:t>
-      </w:r>
-    </w:p>
-    <w:p>
-      <w:pPr>
-        <w:spacing w:line="360" w:lineRule="auto" w:after="120"/>
-        <w:jc w:val="both"/>
-      </w:pPr>
-      <w:r>
-        <w:rPr>
-          <w:rFonts w:ascii="Times New Roman" w:hAnsi="Times New Roman"/>
-          <w:i w:val="0"/>
-          <w:sz w:val="24"/>
-        </w:rPr>
-        <w:t>La dérivation du MCD vers le Modèle Logique Relationnel s'est effectuée dans le respect strict des formes normales jusqu'à la 3e Forme Normale (3FN). Chaque attribut non clé dépend directement et pleinement de la clé primaire entière, éliminant toute dépendance transitive et prévenant les anomalies de mise à jour.</w:t>
-      </w:r>
-    </w:p>
-    <w:p>
-      <w:pPr>
-        <w:spacing w:line="360" w:lineRule="auto" w:after="120"/>
-        <w:jc w:val="both"/>
-      </w:pPr>
-      <w:r>
-        <w:rPr>
-          <w:rFonts w:ascii="Times New Roman" w:hAnsi="Times New Roman"/>
-          <w:i w:val="0"/>
-          <w:sz w:val="24"/>
-        </w:rPr>
-        <w:t>Structure relationnelle textuelle :</w:t>
-        <w:br/>
-        <w:t>• BLOCKS (id [PK], name [UNIQUE], gender, description, created_at, updated_at)</w:t>
-        <w:br/>
-        <w:t>• ROOMS (id [PK], block, floor, number, capacity, gender, created_at, updated_at) [UNIQUE(block, number)]</w:t>
-        <w:br/>
-        <w:t>• STUDENTS (id [PK], card_id [UNIQUE], first_name, last_name, birth_date, gender, phone, email, university, faculty, study_level, wilaya, status, rejection_reason, room_id [FK], reviewed_by [FK], reviewed_at, created_at, updated_at)</w:t>
-        <w:br/>
-        <w:t>• STAFF (id [PK], full_name, position, created_at)</w:t>
-        <w:br/>
-        <w:t>• MAINTENANCE_REPORTS (id [PK], student_id [FK], category, description, photo_path, status, staff_note, handled_by [FK], created_at, updated_at)</w:t>
-        <w:br/>
-        <w:t>• ROOM_CHANGE_REQUESTS (id [PK], student_id [FK], current_room_id [FK], preferred_room_id [FK], reason, status, decision_note, decided_by [FK], decided_at, created_at, updated_at)</w:t>
-        <w:br/>
-        <w:t>• OFFICIAL_RESIDENTS (id [PK], card_id [UNIQUE], first_name, last_name, birth_date, gender, university, faculty, created_at)</w:t>
-      </w:r>
-    </w:p>
-    <w:p>
-      <w:pPr>
-        <w:keepNext/>
-        <w:spacing w:before="240" w:after="120"/>
-      </w:pPr>
-      <w:r>
-        <w:rPr>
-          <w:rFonts w:ascii="Times New Roman" w:hAnsi="Times New Roman"/>
-          <w:b/>
-          <w:color w:val="1E3C6E"/>
-          <w:sz w:val="28"/>
-        </w:rPr>
-        <w:t>III.5 Triggers et Procédures Stockées d'Intégrité Métier (PL/pgSQL)</w:t>
+        <w:t>III.3 Triggers et Fonctions Stockées d'Intégrité Métier (PL/pgSQL)</w:t>
       </w:r>
     </w:p>
     <w:p>
@@ -6132,7 +6062,7 @@
               <w:rPr>
                 <w:rFonts w:ascii="Times New Roman" w:hAnsi="Times New Roman"/>
                 <w:b/>
-                <w:color w:val="14325A"/>
+                <w:color w:val="1E3A5F"/>
                 <w:sz w:val="22"/>
               </w:rPr>
               <w:t>■ CODE DU TRIGGER D'HÉRITAGE AUTOMATIQUE DU GENRE DE BLOC</w:t>
@@ -6141,7 +6071,8 @@
             <w:r>
               <w:rPr>
                 <w:rFonts w:ascii="Times New Roman" w:hAnsi="Times New Roman"/>
-                <w:sz w:val="21"/>
+                <w:color w:val="1E293B"/>
+                <w:sz w:val="20"/>
               </w:rPr>
               <w:t>CREATE OR REPLACE FUNCTION sync_room_gender_from_block()</w:t>
               <w:br/>
@@ -6181,20 +6112,6 @@
         <w:spacing w:after="80"/>
       </w:pPr>
     </w:p>
-    <w:p>
-      <w:pPr>
-        <w:spacing w:line="360" w:lineRule="auto" w:after="120"/>
-        <w:jc w:val="both"/>
-      </w:pPr>
-      <w:r>
-        <w:rPr>
-          <w:rFonts w:ascii="Times New Roman" w:hAnsi="Times New Roman"/>
-          <w:i w:val="0"/>
-          <w:sz w:val="24"/>
-        </w:rPr>
-        <w:t>Le déclencheur ci-dessus intercepte chaque opération d'insertion ou de mise à jour sur la table des chambres. Il recherche le genre légal assigné au pavillon parent et l'affecte de façon transparente à la chambre. Cette implémentation matérialise l'exigence fonctionnelle demandée : l'utilisateur choisit le bloc, et la chambre reçoit automatiquement son genre sans risque d'erreur humaine.</w:t>
-      </w:r>
-    </w:p>
     <w:tbl>
       <w:tblPr>
         <w:tblW w:type="auto" w:w="0"/>
@@ -6224,7 +6141,7 @@
               <w:rPr>
                 <w:rFonts w:ascii="Times New Roman" w:hAnsi="Times New Roman"/>
                 <w:b/>
-                <w:color w:val="14325A"/>
+                <w:color w:val="1E3A5F"/>
                 <w:sz w:val="22"/>
               </w:rPr>
               <w:t>■ CODE DU TRIGGER DE VERROUILLAGE D'OCCUPATION (ROOMS_GUARD)</w:t>
@@ -6233,7 +6150,8 @@
             <w:r>
               <w:rPr>
                 <w:rFonts w:ascii="Times New Roman" w:hAnsi="Times New Roman"/>
-                <w:sz w:val="21"/>
+                <w:color w:val="1E293B"/>
+                <w:sz w:val="20"/>
               </w:rPr>
               <w:t>CREATE OR REPLACE FUNCTION rooms_guard()</w:t>
               <w:br/>
@@ -6291,30 +6209,16 @@
     <w:p>
       <w:pPr>
         <w:keepNext/>
-        <w:spacing w:before="240" w:after="120"/>
+        <w:spacing w:before="220" w:after="120"/>
       </w:pPr>
       <w:r>
         <w:rPr>
           <w:rFonts w:ascii="Times New Roman" w:hAnsi="Times New Roman"/>
           <w:b/>
-          <w:color w:val="1E3C6E"/>
-          <w:sz w:val="28"/>
+          <w:color w:val="0D9488"/>
+          <w:sz w:val="26"/>
         </w:rPr>
-        <w:t>III.6 Sécurité Avancée : Row Level Security (RLS)</w:t>
-      </w:r>
-    </w:p>
-    <w:p>
-      <w:pPr>
-        <w:spacing w:line="360" w:lineRule="auto" w:after="120"/>
-        <w:jc w:val="both"/>
-      </w:pPr>
-      <w:r>
-        <w:rPr>
-          <w:rFonts w:ascii="Times New Roman" w:hAnsi="Times New Roman"/>
-          <w:i w:val="0"/>
-          <w:sz w:val="24"/>
-        </w:rPr>
-        <w:t>Pour respecter les impératifs de confidentialité des données à caractère personnel (RGPD et législation nationale), le moteur PostgreSQL a été verrouillé par des politiques RLS (Row Level Security). Contrairement à un modèle d'habilitation applicatif traditionnel, la base de données évalue l'identité du demandeur (auth.uid()) pour chaque tuple renvoyé.</w:t>
+        <w:t>III.4 Sécurité Avancée : Row Level Security (RLS)</w:t>
       </w:r>
     </w:p>
     <w:p>
@@ -6325,7 +6229,8 @@
         <w:rPr>
           <w:rFonts w:ascii="Times New Roman" w:hAnsi="Times New Roman"/>
           <w:b/>
-          <w:sz w:val="22"/>
+          <w:color w:val="1E3A5F"/>
+          <w:sz w:val="21"/>
         </w:rPr>
         <w:t>Tableau 3.4 : Synthèse des politiques Row Level Security (RLS)</w:t>
       </w:r>
@@ -6363,7 +6268,7 @@
                 <w:rFonts w:ascii="Times New Roman" w:hAnsi="Times New Roman"/>
                 <w:b/>
                 <w:color w:val="FFFFFF"/>
-                <w:sz w:val="21"/>
+                <w:sz w:val="20"/>
               </w:rPr>
               <w:t>Table Protégée</w:t>
             </w:r>
@@ -6389,7 +6294,7 @@
                 <w:rFonts w:ascii="Times New Roman" w:hAnsi="Times New Roman"/>
                 <w:b/>
                 <w:color w:val="FFFFFF"/>
-                <w:sz w:val="21"/>
+                <w:sz w:val="20"/>
               </w:rPr>
               <w:t>Opération</w:t>
             </w:r>
@@ -6415,7 +6320,7 @@
                 <w:rFonts w:ascii="Times New Roman" w:hAnsi="Times New Roman"/>
                 <w:b/>
                 <w:color w:val="FFFFFF"/>
-                <w:sz w:val="21"/>
+                <w:sz w:val="20"/>
               </w:rPr>
               <w:t>Condition d'Autorisation (Policy USING / WITH CHECK)</w:t>
             </w:r>
@@ -6441,7 +6346,8 @@
             <w:r>
               <w:rPr>
                 <w:rFonts w:ascii="Times New Roman" w:hAnsi="Times New Roman"/>
-                <w:sz w:val="20"/>
+                <w:color w:val="1E293B"/>
+                <w:sz w:val="19"/>
               </w:rPr>
               <w:t>blocks</w:t>
             </w:r>
@@ -6465,7 +6371,8 @@
             <w:r>
               <w:rPr>
                 <w:rFonts w:ascii="Times New Roman" w:hAnsi="Times New Roman"/>
-                <w:sz w:val="20"/>
+                <w:color w:val="1E293B"/>
+                <w:sz w:val="19"/>
               </w:rPr>
               <w:t>SELECT</w:t>
             </w:r>
@@ -6489,7 +6396,8 @@
             <w:r>
               <w:rPr>
                 <w:rFonts w:ascii="Times New Roman" w:hAnsi="Times New Roman"/>
-                <w:sz w:val="20"/>
+                <w:color w:val="1E293B"/>
+                <w:sz w:val="19"/>
               </w:rPr>
               <w:t>auth.role() = 'authenticated' (Lecture ouverte à tout utilisateur connecté)</w:t>
             </w:r>
@@ -6500,7 +6408,7 @@
         <w:tc>
           <w:tcPr>
             <w:tcW w:type="dxa" w:w="2663"/>
-            <w:shd w:fill="F9FBFC"/>
+            <w:shd w:fill="F8FAFC"/>
             <w:tcMar>
               <w:top w:w="80" w:type="dxa"/>
               <w:bottom w:w="80" w:type="dxa"/>
@@ -6515,7 +6423,8 @@
             <w:r>
               <w:rPr>
                 <w:rFonts w:ascii="Times New Roman" w:hAnsi="Times New Roman"/>
-                <w:sz w:val="20"/>
+                <w:color w:val="1E293B"/>
+                <w:sz w:val="19"/>
               </w:rPr>
               <w:t>blocks</w:t>
             </w:r>
@@ -6524,7 +6433,7 @@
         <w:tc>
           <w:tcPr>
             <w:tcW w:type="dxa" w:w="2663"/>
-            <w:shd w:fill="F9FBFC"/>
+            <w:shd w:fill="F8FAFC"/>
             <w:tcMar>
               <w:top w:w="80" w:type="dxa"/>
               <w:bottom w:w="80" w:type="dxa"/>
@@ -6539,7 +6448,8 @@
             <w:r>
               <w:rPr>
                 <w:rFonts w:ascii="Times New Roman" w:hAnsi="Times New Roman"/>
-                <w:sz w:val="20"/>
+                <w:color w:val="1E293B"/>
+                <w:sz w:val="19"/>
               </w:rPr>
               <w:t>INSERT, UPDATE, DELETE</w:t>
             </w:r>
@@ -6548,7 +6458,7 @@
         <w:tc>
           <w:tcPr>
             <w:tcW w:type="dxa" w:w="2663"/>
-            <w:shd w:fill="F9FBFC"/>
+            <w:shd w:fill="F8FAFC"/>
             <w:tcMar>
               <w:top w:w="80" w:type="dxa"/>
               <w:bottom w:w="80" w:type="dxa"/>
@@ -6563,7 +6473,8 @@
             <w:r>
               <w:rPr>
                 <w:rFonts w:ascii="Times New Roman" w:hAnsi="Times New Roman"/>
-                <w:sz w:val="20"/>
+                <w:color w:val="1E293B"/>
+                <w:sz w:val="19"/>
               </w:rPr>
               <w:t>is_staff() = true (Gestion réservée au personnel administratif)</w:t>
             </w:r>
@@ -6589,7 +6500,8 @@
             <w:r>
               <w:rPr>
                 <w:rFonts w:ascii="Times New Roman" w:hAnsi="Times New Roman"/>
-                <w:sz w:val="20"/>
+                <w:color w:val="1E293B"/>
+                <w:sz w:val="19"/>
               </w:rPr>
               <w:t>rooms</w:t>
             </w:r>
@@ -6613,7 +6525,8 @@
             <w:r>
               <w:rPr>
                 <w:rFonts w:ascii="Times New Roman" w:hAnsi="Times New Roman"/>
-                <w:sz w:val="20"/>
+                <w:color w:val="1E293B"/>
+                <w:sz w:val="19"/>
               </w:rPr>
               <w:t>SELECT</w:t>
             </w:r>
@@ -6637,7 +6550,8 @@
             <w:r>
               <w:rPr>
                 <w:rFonts w:ascii="Times New Roman" w:hAnsi="Times New Roman"/>
-                <w:sz w:val="20"/>
+                <w:color w:val="1E293B"/>
+                <w:sz w:val="19"/>
               </w:rPr>
               <w:t>auth.role() = 'authenticated'</w:t>
             </w:r>
@@ -6648,7 +6562,7 @@
         <w:tc>
           <w:tcPr>
             <w:tcW w:type="dxa" w:w="2663"/>
-            <w:shd w:fill="F9FBFC"/>
+            <w:shd w:fill="F8FAFC"/>
             <w:tcMar>
               <w:top w:w="80" w:type="dxa"/>
               <w:bottom w:w="80" w:type="dxa"/>
@@ -6663,7 +6577,8 @@
             <w:r>
               <w:rPr>
                 <w:rFonts w:ascii="Times New Roman" w:hAnsi="Times New Roman"/>
-                <w:sz w:val="20"/>
+                <w:color w:val="1E293B"/>
+                <w:sz w:val="19"/>
               </w:rPr>
               <w:t>rooms</w:t>
             </w:r>
@@ -6672,7 +6587,7 @@
         <w:tc>
           <w:tcPr>
             <w:tcW w:type="dxa" w:w="2663"/>
-            <w:shd w:fill="F9FBFC"/>
+            <w:shd w:fill="F8FAFC"/>
             <w:tcMar>
               <w:top w:w="80" w:type="dxa"/>
               <w:bottom w:w="80" w:type="dxa"/>
@@ -6687,7 +6602,8 @@
             <w:r>
               <w:rPr>
                 <w:rFonts w:ascii="Times New Roman" w:hAnsi="Times New Roman"/>
-                <w:sz w:val="20"/>
+                <w:color w:val="1E293B"/>
+                <w:sz w:val="19"/>
               </w:rPr>
               <w:t>INSERT, UPDATE, DELETE</w:t>
             </w:r>
@@ -6696,7 +6612,7 @@
         <w:tc>
           <w:tcPr>
             <w:tcW w:type="dxa" w:w="2663"/>
-            <w:shd w:fill="F9FBFC"/>
+            <w:shd w:fill="F8FAFC"/>
             <w:tcMar>
               <w:top w:w="80" w:type="dxa"/>
               <w:bottom w:w="80" w:type="dxa"/>
@@ -6711,7 +6627,8 @@
             <w:r>
               <w:rPr>
                 <w:rFonts w:ascii="Times New Roman" w:hAnsi="Times New Roman"/>
-                <w:sz w:val="20"/>
+                <w:color w:val="1E293B"/>
+                <w:sz w:val="19"/>
               </w:rPr>
               <w:t>is_staff() = true (Édition sous contrôle du personnel)</w:t>
             </w:r>
@@ -6737,7 +6654,8 @@
             <w:r>
               <w:rPr>
                 <w:rFonts w:ascii="Times New Roman" w:hAnsi="Times New Roman"/>
-                <w:sz w:val="20"/>
+                <w:color w:val="1E293B"/>
+                <w:sz w:val="19"/>
               </w:rPr>
               <w:t>students</w:t>
             </w:r>
@@ -6761,7 +6679,8 @@
             <w:r>
               <w:rPr>
                 <w:rFonts w:ascii="Times New Roman" w:hAnsi="Times New Roman"/>
-                <w:sz w:val="20"/>
+                <w:color w:val="1E293B"/>
+                <w:sz w:val="19"/>
               </w:rPr>
               <w:t>SELECT (Lecture)</w:t>
             </w:r>
@@ -6785,7 +6704,8 @@
             <w:r>
               <w:rPr>
                 <w:rFonts w:ascii="Times New Roman" w:hAnsi="Times New Roman"/>
-                <w:sz w:val="20"/>
+                <w:color w:val="1E293B"/>
+                <w:sz w:val="19"/>
               </w:rPr>
               <w:t>id = auth.uid() OR is_staff() (Étudiant consulte son dossier, personnel consulte tous)</w:t>
             </w:r>
@@ -6796,7 +6716,7 @@
         <w:tc>
           <w:tcPr>
             <w:tcW w:type="dxa" w:w="2663"/>
-            <w:shd w:fill="F9FBFC"/>
+            <w:shd w:fill="F8FAFC"/>
             <w:tcMar>
               <w:top w:w="80" w:type="dxa"/>
               <w:bottom w:w="80" w:type="dxa"/>
@@ -6811,7 +6731,8 @@
             <w:r>
               <w:rPr>
                 <w:rFonts w:ascii="Times New Roman" w:hAnsi="Times New Roman"/>
-                <w:sz w:val="20"/>
+                <w:color w:val="1E293B"/>
+                <w:sz w:val="19"/>
               </w:rPr>
               <w:t>students</w:t>
             </w:r>
@@ -6820,7 +6741,7 @@
         <w:tc>
           <w:tcPr>
             <w:tcW w:type="dxa" w:w="2663"/>
-            <w:shd w:fill="F9FBFC"/>
+            <w:shd w:fill="F8FAFC"/>
             <w:tcMar>
               <w:top w:w="80" w:type="dxa"/>
               <w:bottom w:w="80" w:type="dxa"/>
@@ -6835,7 +6756,8 @@
             <w:r>
               <w:rPr>
                 <w:rFonts w:ascii="Times New Roman" w:hAnsi="Times New Roman"/>
-                <w:sz w:val="20"/>
+                <w:color w:val="1E293B"/>
+                <w:sz w:val="19"/>
               </w:rPr>
               <w:t>UPDATE</w:t>
             </w:r>
@@ -6844,7 +6766,7 @@
         <w:tc>
           <w:tcPr>
             <w:tcW w:type="dxa" w:w="2663"/>
-            <w:shd w:fill="F9FBFC"/>
+            <w:shd w:fill="F8FAFC"/>
             <w:tcMar>
               <w:top w:w="80" w:type="dxa"/>
               <w:bottom w:w="80" w:type="dxa"/>
@@ -6859,7 +6781,8 @@
             <w:r>
               <w:rPr>
                 <w:rFonts w:ascii="Times New Roman" w:hAnsi="Times New Roman"/>
-                <w:sz w:val="20"/>
+                <w:color w:val="1E293B"/>
+                <w:sz w:val="19"/>
               </w:rPr>
               <w:t>is_staff() = true (Seul le personnel valide les admissions)</w:t>
             </w:r>
@@ -6885,7 +6808,8 @@
             <w:r>
               <w:rPr>
                 <w:rFonts w:ascii="Times New Roman" w:hAnsi="Times New Roman"/>
-                <w:sz w:val="20"/>
+                <w:color w:val="1E293B"/>
+                <w:sz w:val="19"/>
               </w:rPr>
               <w:t>maintenance_reports</w:t>
             </w:r>
@@ -6909,7 +6833,8 @@
             <w:r>
               <w:rPr>
                 <w:rFonts w:ascii="Times New Roman" w:hAnsi="Times New Roman"/>
-                <w:sz w:val="20"/>
+                <w:color w:val="1E293B"/>
+                <w:sz w:val="19"/>
               </w:rPr>
               <w:t>INSERT</w:t>
             </w:r>
@@ -6933,7 +6858,8 @@
             <w:r>
               <w:rPr>
                 <w:rFonts w:ascii="Times New Roman" w:hAnsi="Times New Roman"/>
-                <w:sz w:val="20"/>
+                <w:color w:val="1E293B"/>
+                <w:sz w:val="19"/>
               </w:rPr>
               <w:t>student_id = auth.uid() AND status = 'pending' (Étudiant déclare ses propres pannes)</w:t>
             </w:r>
@@ -6944,7 +6870,7 @@
         <w:tc>
           <w:tcPr>
             <w:tcW w:type="dxa" w:w="2663"/>
-            <w:shd w:fill="F9FBFC"/>
+            <w:shd w:fill="F8FAFC"/>
             <w:tcMar>
               <w:top w:w="80" w:type="dxa"/>
               <w:bottom w:w="80" w:type="dxa"/>
@@ -6959,7 +6885,8 @@
             <w:r>
               <w:rPr>
                 <w:rFonts w:ascii="Times New Roman" w:hAnsi="Times New Roman"/>
-                <w:sz w:val="20"/>
+                <w:color w:val="1E293B"/>
+                <w:sz w:val="19"/>
               </w:rPr>
               <w:t>maintenance_reports</w:t>
             </w:r>
@@ -6968,7 +6895,7 @@
         <w:tc>
           <w:tcPr>
             <w:tcW w:type="dxa" w:w="2663"/>
-            <w:shd w:fill="F9FBFC"/>
+            <w:shd w:fill="F8FAFC"/>
             <w:tcMar>
               <w:top w:w="80" w:type="dxa"/>
               <w:bottom w:w="80" w:type="dxa"/>
@@ -6983,7 +6910,8 @@
             <w:r>
               <w:rPr>
                 <w:rFonts w:ascii="Times New Roman" w:hAnsi="Times New Roman"/>
-                <w:sz w:val="20"/>
+                <w:color w:val="1E293B"/>
+                <w:sz w:val="19"/>
               </w:rPr>
               <w:t>ALL</w:t>
             </w:r>
@@ -6992,7 +6920,7 @@
         <w:tc>
           <w:tcPr>
             <w:tcW w:type="dxa" w:w="2663"/>
-            <w:shd w:fill="F9FBFC"/>
+            <w:shd w:fill="F8FAFC"/>
             <w:tcMar>
               <w:top w:w="80" w:type="dxa"/>
               <w:bottom w:w="80" w:type="dxa"/>
@@ -7007,7 +6935,8 @@
             <w:r>
               <w:rPr>
                 <w:rFonts w:ascii="Times New Roman" w:hAnsi="Times New Roman"/>
-                <w:sz w:val="20"/>
+                <w:color w:val="1E293B"/>
+                <w:sz w:val="19"/>
               </w:rPr>
               <w:t>is_staff() = true (Le personnel instruit et clôture les doléances)</w:t>
             </w:r>
@@ -7033,7 +6962,8 @@
             <w:r>
               <w:rPr>
                 <w:rFonts w:ascii="Times New Roman" w:hAnsi="Times New Roman"/>
-                <w:sz w:val="20"/>
+                <w:color w:val="1E293B"/>
+                <w:sz w:val="19"/>
               </w:rPr>
               <w:t>official_residents</w:t>
             </w:r>
@@ -7057,7 +6987,8 @@
             <w:r>
               <w:rPr>
                 <w:rFonts w:ascii="Times New Roman" w:hAnsi="Times New Roman"/>
-                <w:sz w:val="20"/>
+                <w:color w:val="1E293B"/>
+                <w:sz w:val="19"/>
               </w:rPr>
               <w:t>ALL</w:t>
             </w:r>
@@ -7081,7 +7012,8 @@
             <w:r>
               <w:rPr>
                 <w:rFonts w:ascii="Times New Roman" w:hAnsi="Times New Roman"/>
-                <w:sz w:val="20"/>
+                <w:color w:val="1E293B"/>
+                <w:sz w:val="19"/>
               </w:rPr>
               <w:t>auth_role() = 'admin' (Table universitaire restreinte aux administrateurs)</w:t>
             </w:r>
@@ -7108,8 +7040,8 @@
         <w:rPr>
           <w:rFonts w:ascii="Times New Roman" w:hAnsi="Times New Roman"/>
           <w:b/>
-          <w:color w:val="142D55"/>
-          <w:sz w:val="32"/>
+          <w:color w:val="1E3A5F"/>
+          <w:sz w:val="30"/>
         </w:rPr>
         <w:t>CHAPITRE IV : RÉALISATION ET IMPLÉMENTATION DU SYSTÈME</w:t>
       </w:r>
@@ -7117,14 +7049,14 @@
     <w:p>
       <w:pPr>
         <w:keepNext/>
-        <w:spacing w:before="240" w:after="120"/>
+        <w:spacing w:before="220" w:after="120"/>
       </w:pPr>
       <w:r>
         <w:rPr>
           <w:rFonts w:ascii="Times New Roman" w:hAnsi="Times New Roman"/>
           <w:b/>
-          <w:color w:val="1E3C6E"/>
-          <w:sz w:val="28"/>
+          <w:color w:val="0D9488"/>
+          <w:sz w:val="26"/>
         </w:rPr>
         <w:t>IV.1 Architecture Logicielle Globale Multi-Surfaces</w:t>
       </w:r>
@@ -7140,81 +7072,77 @@
           <w:i w:val="0"/>
           <w:sz w:val="24"/>
         </w:rPr>
-        <w:t>La solution RÉSIVO adopte une architecture multi-surfaces distribuée, découplant judicieusement le stockage des données, l'administration métier lourde et l'accès nomade des usagers :</w:t>
+        <w:t>La solution RÉSIVO adopte une architecture multi-surfaces distribuée, illustrée de façon conceptuelle par la représentation 3D ci-après, démontrant l'interconnexion entre le cœur de données, les postes locaux d'administration et le portail mobile étudiant :</w:t>
       </w:r>
     </w:p>
     <w:p>
       <w:pPr>
-        <w:spacing w:line="360" w:lineRule="auto" w:after="120"/>
-        <w:jc w:val="both"/>
+        <w:spacing w:before="160" w:after="80"/>
+        <w:jc w:val="center"/>
+      </w:pPr>
+      <w:r>
+        <w:drawing>
+          <wp:inline xmlns:a="http://schemas.openxmlformats.org/drawingml/2006/main" xmlns:pic="http://schemas.openxmlformats.org/drawingml/2006/picture">
+            <wp:extent cx="4680000" cy="2612093"/>
+            <wp:docPr id="3" name="Picture 3"/>
+            <wp:cNvGraphicFramePr>
+              <a:graphicFrameLocks noChangeAspect="1"/>
+            </wp:cNvGraphicFramePr>
+            <a:graphic>
+              <a:graphicData uri="http://schemas.openxmlformats.org/drawingml/2006/picture">
+                <pic:pic>
+                  <pic:nvPicPr>
+                    <pic:cNvPr id="0" name="resivo_smart_campus_ecosystem.jpg"/>
+                    <pic:cNvPicPr/>
+                  </pic:nvPicPr>
+                  <pic:blipFill>
+                    <a:blip r:embed="rId13"/>
+                    <a:stretch>
+                      <a:fillRect/>
+                    </a:stretch>
+                  </pic:blipFill>
+                  <pic:spPr>
+                    <a:xfrm>
+                      <a:off x="0" y="0"/>
+                      <a:ext cx="4680000" cy="2612093"/>
+                    </a:xfrm>
+                    <a:prstGeom prst="rect"/>
+                  </pic:spPr>
+                </pic:pic>
+              </a:graphicData>
+            </a:graphic>
+          </wp:inline>
+        </w:drawing>
+      </w:r>
+    </w:p>
+    <w:p>
+      <w:pPr>
+        <w:spacing w:after="200"/>
+        <w:jc w:val="center"/>
       </w:pPr>
       <w:r>
         <w:rPr>
           <w:rFonts w:ascii="Times New Roman" w:hAnsi="Times New Roman"/>
-          <w:i w:val="0"/>
-          <w:sz w:val="24"/>
+          <w:i/>
+          <w:color w:val="475569"/>
+          <w:sz w:val="20"/>
         </w:rPr>
-        <w:t>• Couche Persistance &amp; Services Cloud : Base de données PostgreSQL / Supabase, assurant le stockage relationnel, la réplication, le stockage objet (photos de pannes) et le canal WebSocket pour la synchronisation temps réel ;</w:t>
-        <w:br/>
-        <w:t>• Couche Client Lourd d'Administration (Desktop) : Application native développée en Python avec le framework PySide6 (Qt6), destinée aux postes administratifs de la cité universitaire ;</w:t>
-        <w:br/>
-        <w:t>• Couche Client Léger Résident (Web) : Portail Web moderne conçu avec le framework Astro, TypeScript et Tailwind CSS, offrant une expérience mobile-first hautement réactive ;</w:t>
-        <w:br/>
-        <w:t>• Couche d'Interconnexion Intelligente (MCP - Model Context Protocol) : Serveur Python interfaçant la base de données avec des outils d'audit et d'inspection programmatique pour la gouvernance automatisée.</w:t>
+        <w:t>Figure 4.1 : Vue d'ensemble 3D de l'écosystème numérique universitaire RÉSIVO (Hub de Données &amp; Surfaces)</w:t>
       </w:r>
     </w:p>
     <w:p>
       <w:pPr>
         <w:keepNext/>
-        <w:spacing w:before="240" w:after="120"/>
+        <w:spacing w:before="220" w:after="120"/>
       </w:pPr>
       <w:r>
         <w:rPr>
           <w:rFonts w:ascii="Times New Roman" w:hAnsi="Times New Roman"/>
           <w:b/>
-          <w:color w:val="1E3C6E"/>
-          <w:sz w:val="28"/>
+          <w:color w:val="0D9488"/>
+          <w:sz w:val="26"/>
         </w:rPr>
-        <w:t>IV.2 Environnement Technique et Outillage Logiciel</w:t>
-      </w:r>
-    </w:p>
-    <w:p>
-      <w:pPr>
-        <w:spacing w:line="360" w:lineRule="auto" w:after="120"/>
-        <w:jc w:val="both"/>
-      </w:pPr>
-      <w:r>
-        <w:rPr>
-          <w:rFonts w:ascii="Times New Roman" w:hAnsi="Times New Roman"/>
-          <w:i w:val="0"/>
-          <w:sz w:val="24"/>
-        </w:rPr>
-        <w:t>Le développement a mobilisé une suite d'outils et de bibliothèques éprouvés dans le secteur professionnel :</w:t>
-        <w:br/>
-        <w:t>• Système d'Exploitation : Windows 11 Enterprise (64-bit) ;</w:t>
-        <w:br/>
-        <w:t>• Langages de Programmation : Python 3.12 (Desktop &amp; MCP), TypeScript / JavaScript (Web), PL/pgSQL (Base de données) ;</w:t>
-        <w:br/>
-        <w:t>• Frameworks UI : PySide6 / Qt version 6.7, Tailwind CSS avec tokens graphiques DOU normalisés ;</w:t>
-        <w:br/>
-        <w:t>• Outils de Packaging : PyInstaller 6.22 pour la congélation du binaire Python, Inno Setup 6.7 pour la génération de l'installeur Windows ;</w:t>
-        <w:br/>
-        <w:t>• Environnement de Test : Pytest (Desktop &amp; MCP), Vitest (Web).</w:t>
-      </w:r>
-    </w:p>
-    <w:p>
-      <w:pPr>
-        <w:keepNext/>
-        <w:spacing w:before="240" w:after="120"/>
-      </w:pPr>
-      <w:r>
-        <w:rPr>
-          <w:rFonts w:ascii="Times New Roman" w:hAnsi="Times New Roman"/>
-          <w:b/>
-          <w:color w:val="1E3C6E"/>
-          <w:sz w:val="28"/>
-        </w:rPr>
-        <w:t>IV.3 Réalisation de la Console Desktop d'Administration</w:t>
+        <w:t>IV.2 Développement de la Console Desktop d'Administration (PySide6 / Qt)</w:t>
       </w:r>
     </w:p>
     <w:p>
@@ -7249,6 +7177,61 @@
     </w:p>
     <w:p>
       <w:pPr>
+        <w:spacing w:before="160" w:after="80"/>
+        <w:jc w:val="center"/>
+      </w:pPr>
+      <w:r>
+        <w:drawing>
+          <wp:inline xmlns:a="http://schemas.openxmlformats.org/drawingml/2006/main" xmlns:pic="http://schemas.openxmlformats.org/drawingml/2006/picture">
+            <wp:extent cx="4500000" cy="2517857"/>
+            <wp:docPr id="4" name="Picture 4"/>
+            <wp:cNvGraphicFramePr>
+              <a:graphicFrameLocks noChangeAspect="1"/>
+            </wp:cNvGraphicFramePr>
+            <a:graphic>
+              <a:graphicData uri="http://schemas.openxmlformats.org/drawingml/2006/picture">
+                <pic:pic>
+                  <pic:nvPicPr>
+                    <pic:cNvPr id="0" name="chart_occupation_blocs.png"/>
+                    <pic:cNvPicPr/>
+                  </pic:nvPicPr>
+                  <pic:blipFill>
+                    <a:blip r:embed="rId14"/>
+                    <a:stretch>
+                      <a:fillRect/>
+                    </a:stretch>
+                  </pic:blipFill>
+                  <pic:spPr>
+                    <a:xfrm>
+                      <a:off x="0" y="0"/>
+                      <a:ext cx="4500000" cy="2517857"/>
+                    </a:xfrm>
+                    <a:prstGeom prst="rect"/>
+                  </pic:spPr>
+                </pic:pic>
+              </a:graphicData>
+            </a:graphic>
+          </wp:inline>
+        </w:drawing>
+      </w:r>
+    </w:p>
+    <w:p>
+      <w:pPr>
+        <w:spacing w:after="200"/>
+        <w:jc w:val="center"/>
+      </w:pPr>
+      <w:r>
+        <w:rPr>
+          <w:rFonts w:ascii="Times New Roman" w:hAnsi="Times New Roman"/>
+          <w:i/>
+          <w:color w:val="475569"/>
+          <w:sz w:val="20"/>
+        </w:rPr>
+        <w:t>Figure 4.2 : Capacité nominale, occupation et disponibilité résiduelle par pavillon résidentiel</w:t>
+      </w:r>
+    </w:p>
+    <w:p>
+      <w:pPr>
         <w:spacing w:line="360" w:lineRule="auto" w:after="120"/>
         <w:jc w:val="both"/>
       </w:pPr>
@@ -7258,9 +7241,79 @@
           <w:i w:val="0"/>
           <w:sz w:val="24"/>
         </w:rPr>
-        <w:t>2. Instruction des Admissions et Filtrage Avancé :</w:t>
+        <w:t>2. Suivi et Clôture des Doléances Techniques :</w:t>
         <w:br/>
-        <w:t>La vue des demandes en attente (« PendingPage ») confronte les données du candidat avec le répertoire officiel importé. La validation déclenche la procédure stockée qui alloue la place de façon atomique sans possibilité de conflit concurrent.</w:t>
+        <w:t>L'écran de maintenance (« MaintenancePage ») centralise les déclarations transmises par les résidents. L'inspecteur technique peut visualiser les photographies haute résolution attachées à chaque signalement dans une boîte modale dédiée « PhotoViewerDialog » pourvue de fonctions de zoom et d'adaptation plein écran.</w:t>
+      </w:r>
+    </w:p>
+    <w:p>
+      <w:pPr>
+        <w:spacing w:before="160" w:after="80"/>
+        <w:jc w:val="center"/>
+      </w:pPr>
+      <w:r>
+        <w:drawing>
+          <wp:inline xmlns:a="http://schemas.openxmlformats.org/drawingml/2006/main" xmlns:pic="http://schemas.openxmlformats.org/drawingml/2006/picture">
+            <wp:extent cx="4680000" cy="2260373"/>
+            <wp:docPr id="5" name="Picture 5"/>
+            <wp:cNvGraphicFramePr>
+              <a:graphicFrameLocks noChangeAspect="1"/>
+            </wp:cNvGraphicFramePr>
+            <a:graphic>
+              <a:graphicData uri="http://schemas.openxmlformats.org/drawingml/2006/picture">
+                <pic:pic>
+                  <pic:nvPicPr>
+                    <pic:cNvPr id="0" name="chart_typologie_maintenance.png"/>
+                    <pic:cNvPicPr/>
+                  </pic:nvPicPr>
+                  <pic:blipFill>
+                    <a:blip r:embed="rId15"/>
+                    <a:stretch>
+                      <a:fillRect/>
+                    </a:stretch>
+                  </pic:blipFill>
+                  <pic:spPr>
+                    <a:xfrm>
+                      <a:off x="0" y="0"/>
+                      <a:ext cx="4680000" cy="2260373"/>
+                    </a:xfrm>
+                    <a:prstGeom prst="rect"/>
+                  </pic:spPr>
+                </pic:pic>
+              </a:graphicData>
+            </a:graphic>
+          </wp:inline>
+        </w:drawing>
+      </w:r>
+    </w:p>
+    <w:p>
+      <w:pPr>
+        <w:spacing w:after="200"/>
+        <w:jc w:val="center"/>
+      </w:pPr>
+      <w:r>
+        <w:rPr>
+          <w:rFonts w:ascii="Times New Roman" w:hAnsi="Times New Roman"/>
+          <w:i/>
+          <w:color w:val="475569"/>
+          <w:sz w:val="20"/>
+        </w:rPr>
+        <w:t>Figure 4.3 : Typologie et ventilation statistique des signalements de maintenance en cité universitaire</w:t>
+      </w:r>
+    </w:p>
+    <w:p>
+      <w:pPr>
+        <w:keepNext/>
+        <w:spacing w:before="220" w:after="120"/>
+      </w:pPr>
+      <w:r>
+        <w:rPr>
+          <w:rFonts w:ascii="Times New Roman" w:hAnsi="Times New Roman"/>
+          <w:b/>
+          <w:color w:val="0D9488"/>
+          <w:sz w:val="26"/>
+        </w:rPr>
+        <w:t>IV.3 Passerelle d'Inspection et d'Audit MCP (Model Context Protocol)</w:t>
       </w:r>
     </w:p>
     <w:p>
@@ -7274,24 +7327,62 @@
           <w:i w:val="0"/>
           <w:sz w:val="24"/>
         </w:rPr>
-        <w:t>3. Suivi et Clôture des Doléances Techniques :</w:t>
-        <w:br/>
-        <w:t>L'écran de maintenance (« MaintenancePage ») centralise les déclarations transmises par les résidents. L'inspecteur technique peut visualiser les photographies haute résolution attachées à chaque signalement dans une boîte modale dédiée « PhotoViewerDialog » pourvue de fonctions de zoom et d'adaptation plein écran.</w:t>
+        <w:t>L'intégration novatrice du protocole ouvert MCP (Model Context Protocol) permet aux agents intelligents et aux outils d'audit automatisés d'interroger la base de données RÉSIVO via un canal RPC standardisé et sécurisé. Le schéma ci-après illustre la séparation étanche entre outils de consultation (Read-Only) et outils d'action (Gated Writes) :</w:t>
       </w:r>
     </w:p>
     <w:p>
       <w:pPr>
-        <w:keepNext/>
-        <w:spacing w:before="240" w:after="120"/>
+        <w:spacing w:before="160" w:after="80"/>
+        <w:jc w:val="center"/>
+      </w:pPr>
+      <w:r>
+        <w:drawing>
+          <wp:inline xmlns:a="http://schemas.openxmlformats.org/drawingml/2006/main" xmlns:pic="http://schemas.openxmlformats.org/drawingml/2006/picture">
+            <wp:extent cx="4680000" cy="3025455"/>
+            <wp:docPr id="6" name="Picture 6"/>
+            <wp:cNvGraphicFramePr>
+              <a:graphicFrameLocks noChangeAspect="1"/>
+            </wp:cNvGraphicFramePr>
+            <a:graphic>
+              <a:graphicData uri="http://schemas.openxmlformats.org/drawingml/2006/picture">
+                <pic:pic>
+                  <pic:nvPicPr>
+                    <pic:cNvPr id="0" name="schema_mcp_architecture.png"/>
+                    <pic:cNvPicPr/>
+                  </pic:nvPicPr>
+                  <pic:blipFill>
+                    <a:blip r:embed="rId16"/>
+                    <a:stretch>
+                      <a:fillRect/>
+                    </a:stretch>
+                  </pic:blipFill>
+                  <pic:spPr>
+                    <a:xfrm>
+                      <a:off x="0" y="0"/>
+                      <a:ext cx="4680000" cy="3025455"/>
+                    </a:xfrm>
+                    <a:prstGeom prst="rect"/>
+                  </pic:spPr>
+                </pic:pic>
+              </a:graphicData>
+            </a:graphic>
+          </wp:inline>
+        </w:drawing>
+      </w:r>
+    </w:p>
+    <w:p>
+      <w:pPr>
+        <w:spacing w:after="200"/>
+        <w:jc w:val="center"/>
       </w:pPr>
       <w:r>
         <w:rPr>
           <w:rFonts w:ascii="Times New Roman" w:hAnsi="Times New Roman"/>
-          <w:b/>
-          <w:color w:val="1E3C6E"/>
-          <w:sz w:val="28"/>
+          <w:i/>
+          <w:color w:val="475569"/>
+          <w:sz w:val="20"/>
         </w:rPr>
-        <w:t>IV.4 Réalisation du Portail Web Étudiant</w:t>
+        <w:t>Figure 4.4 : Schéma d'architecture détaillée du serveur MCP RÉSIVO et de la passerelle de données sécurisée</w:t>
       </w:r>
     </w:p>
     <w:p>
@@ -7305,22 +7396,22 @@
           <w:i w:val="0"/>
           <w:sz w:val="24"/>
         </w:rPr>
-        <w:t>Le portail Web permet à l'étudiant d'interagir avec la résidence depuis tout terminal connecté (ordinateur ou smartphone). L'utilisation d'Astro garantit un chargement ultra-rapide sans surcoût de rendu JavaScript inutile. Le résident y retrouve son affectation, peut soumettre une réclamation en téléversant un cliché de son sanitaire ou mobilier endommagé, et déposer une demande de permutation de chambre restreinte aux seuls locaux vacants du même genre.</w:t>
+        <w:t>Chaque interaction transitant par la passerelle MCP est systématiquement journalisée dans la table immuable « mcp_audit_log » via la fonction PL/pgSQL « mcp_log_audit() ». De surcroît, un commutateur d'urgence (« writes_enabled ») permet au directeur de la résidence de désactiver instantanément l'ensemble des opérations d'écriture assistées par IA.</w:t>
       </w:r>
     </w:p>
     <w:p>
       <w:pPr>
         <w:keepNext/>
-        <w:spacing w:before="240" w:after="120"/>
+        <w:spacing w:before="220" w:after="120"/>
       </w:pPr>
       <w:r>
         <w:rPr>
           <w:rFonts w:ascii="Times New Roman" w:hAnsi="Times New Roman"/>
           <w:b/>
-          <w:color w:val="1E3C6E"/>
-          <w:sz w:val="28"/>
+          <w:color w:val="0D9488"/>
+          <w:sz w:val="26"/>
         </w:rPr>
-        <w:t>IV.5 Packaging, Distribution et Installeur Windows (Version 0.0.1)</w:t>
+        <w:t>IV.4 Packaging, Distribution et Installeur Windows (Version 0.0.1)</w:t>
       </w:r>
     </w:p>
     <w:p>
@@ -7351,8 +7442,8 @@
         <w:rPr>
           <w:rFonts w:ascii="Times New Roman" w:hAnsi="Times New Roman"/>
           <w:b/>
-          <w:color w:val="142D55"/>
-          <w:sz w:val="32"/>
+          <w:color w:val="1E3A5F"/>
+          <w:sz w:val="30"/>
         </w:rPr>
         <w:t>CHAPITRE V : TESTS, SÉCURITÉ ET VALIDATION DES RÉSULTATS</w:t>
       </w:r>
@@ -7360,14 +7451,14 @@
     <w:p>
       <w:pPr>
         <w:keepNext/>
-        <w:spacing w:before="240" w:after="120"/>
+        <w:spacing w:before="220" w:after="120"/>
       </w:pPr>
       <w:r>
         <w:rPr>
           <w:rFonts w:ascii="Times New Roman" w:hAnsi="Times New Roman"/>
           <w:b/>
-          <w:color w:val="1E3C6E"/>
-          <w:sz w:val="28"/>
+          <w:color w:val="0D9488"/>
+          <w:sz w:val="26"/>
         </w:rPr>
         <w:t>V.1 Stratégie Globale de Test et Démarche de Validation</w:t>
       </w:r>
@@ -7389,14 +7480,14 @@
     <w:p>
       <w:pPr>
         <w:keepNext/>
-        <w:spacing w:before="240" w:after="120"/>
+        <w:spacing w:before="220" w:after="120"/>
       </w:pPr>
       <w:r>
         <w:rPr>
           <w:rFonts w:ascii="Times New Roman" w:hAnsi="Times New Roman"/>
           <w:b/>
-          <w:color w:val="1E3C6E"/>
-          <w:sz w:val="28"/>
+          <w:color w:val="0D9488"/>
+          <w:sz w:val="26"/>
         </w:rPr>
         <w:t>V.2 Résultats des Suites de Tests Automatisés</w:t>
       </w:r>
@@ -7423,7 +7514,8 @@
         <w:rPr>
           <w:rFonts w:ascii="Times New Roman" w:hAnsi="Times New Roman"/>
           <w:b/>
-          <w:sz w:val="22"/>
+          <w:color w:val="1E3A5F"/>
+          <w:sz w:val="21"/>
         </w:rPr>
         <w:t>Tableau 5.1 : Récapitulatif d'exécution des suites de tests automatisés (136 tests validés)</w:t>
       </w:r>
@@ -7463,7 +7555,7 @@
                 <w:rFonts w:ascii="Times New Roman" w:hAnsi="Times New Roman"/>
                 <w:b/>
                 <w:color w:val="FFFFFF"/>
-                <w:sz w:val="21"/>
+                <w:sz w:val="20"/>
               </w:rPr>
               <w:t>Sous-Système Testé</w:t>
             </w:r>
@@ -7489,7 +7581,7 @@
                 <w:rFonts w:ascii="Times New Roman" w:hAnsi="Times New Roman"/>
                 <w:b/>
                 <w:color w:val="FFFFFF"/>
-                <w:sz w:val="21"/>
+                <w:sz w:val="20"/>
               </w:rPr>
               <w:t>Outil de Test</w:t>
             </w:r>
@@ -7515,7 +7607,7 @@
                 <w:rFonts w:ascii="Times New Roman" w:hAnsi="Times New Roman"/>
                 <w:b/>
                 <w:color w:val="FFFFFF"/>
-                <w:sz w:val="21"/>
+                <w:sz w:val="20"/>
               </w:rPr>
               <w:t>Nombre de Tests</w:t>
             </w:r>
@@ -7541,7 +7633,7 @@
                 <w:rFonts w:ascii="Times New Roman" w:hAnsi="Times New Roman"/>
                 <w:b/>
                 <w:color w:val="FFFFFF"/>
-                <w:sz w:val="21"/>
+                <w:sz w:val="20"/>
               </w:rPr>
               <w:t>Statut</w:t>
             </w:r>
@@ -7567,7 +7659,7 @@
                 <w:rFonts w:ascii="Times New Roman" w:hAnsi="Times New Roman"/>
                 <w:b/>
                 <w:color w:val="FFFFFF"/>
-                <w:sz w:val="21"/>
+                <w:sz w:val="20"/>
               </w:rPr>
               <w:t>Périmètre de Vérification</w:t>
             </w:r>
@@ -7593,7 +7685,8 @@
             <w:r>
               <w:rPr>
                 <w:rFonts w:ascii="Times New Roman" w:hAnsi="Times New Roman"/>
-                <w:sz w:val="20"/>
+                <w:color w:val="1E293B"/>
+                <w:sz w:val="19"/>
               </w:rPr>
               <w:t>Console Desktop (Qt6)</w:t>
             </w:r>
@@ -7617,7 +7710,8 @@
             <w:r>
               <w:rPr>
                 <w:rFonts w:ascii="Times New Roman" w:hAnsi="Times New Roman"/>
-                <w:sz w:val="20"/>
+                <w:color w:val="1E293B"/>
+                <w:sz w:val="19"/>
               </w:rPr>
               <w:t>Pytest</w:t>
             </w:r>
@@ -7641,7 +7735,8 @@
             <w:r>
               <w:rPr>
                 <w:rFonts w:ascii="Times New Roman" w:hAnsi="Times New Roman"/>
-                <w:sz w:val="20"/>
+                <w:color w:val="1E293B"/>
+                <w:sz w:val="19"/>
               </w:rPr>
               <w:t>29 tests</w:t>
             </w:r>
@@ -7665,7 +7760,8 @@
             <w:r>
               <w:rPr>
                 <w:rFonts w:ascii="Times New Roman" w:hAnsi="Times New Roman"/>
-                <w:sz w:val="20"/>
+                <w:color w:val="1E293B"/>
+                <w:sz w:val="19"/>
               </w:rPr>
               <w:t>100% SUCCÈS</w:t>
             </w:r>
@@ -7689,7 +7785,8 @@
             <w:r>
               <w:rPr>
                 <w:rFonts w:ascii="Times New Roman" w:hAnsi="Times New Roman"/>
-                <w:sz w:val="20"/>
+                <w:color w:val="1E293B"/>
+                <w:sz w:val="19"/>
               </w:rPr>
               <w:t>Dialogues des blocs, héritage automatique de genre, suppression protégée, jauges d'occupation.</w:t>
             </w:r>
@@ -7700,7 +7797,7 @@
         <w:tc>
           <w:tcPr>
             <w:tcW w:type="dxa" w:w="1598"/>
-            <w:shd w:fill="F9FBFC"/>
+            <w:shd w:fill="F8FAFC"/>
             <w:tcMar>
               <w:top w:w="80" w:type="dxa"/>
               <w:bottom w:w="80" w:type="dxa"/>
@@ -7715,7 +7812,8 @@
             <w:r>
               <w:rPr>
                 <w:rFonts w:ascii="Times New Roman" w:hAnsi="Times New Roman"/>
-                <w:sz w:val="20"/>
+                <w:color w:val="1E293B"/>
+                <w:sz w:val="19"/>
               </w:rPr>
               <w:t>Serveur &amp; Outils MCP</w:t>
             </w:r>
@@ -7724,7 +7822,7 @@
         <w:tc>
           <w:tcPr>
             <w:tcW w:type="dxa" w:w="1598"/>
-            <w:shd w:fill="F9FBFC"/>
+            <w:shd w:fill="F8FAFC"/>
             <w:tcMar>
               <w:top w:w="80" w:type="dxa"/>
               <w:bottom w:w="80" w:type="dxa"/>
@@ -7739,7 +7837,8 @@
             <w:r>
               <w:rPr>
                 <w:rFonts w:ascii="Times New Roman" w:hAnsi="Times New Roman"/>
-                <w:sz w:val="20"/>
+                <w:color w:val="1E293B"/>
+                <w:sz w:val="19"/>
               </w:rPr>
               <w:t>Pytest</w:t>
             </w:r>
@@ -7748,7 +7847,7 @@
         <w:tc>
           <w:tcPr>
             <w:tcW w:type="dxa" w:w="1598"/>
-            <w:shd w:fill="F9FBFC"/>
+            <w:shd w:fill="F8FAFC"/>
             <w:tcMar>
               <w:top w:w="80" w:type="dxa"/>
               <w:bottom w:w="80" w:type="dxa"/>
@@ -7763,7 +7862,8 @@
             <w:r>
               <w:rPr>
                 <w:rFonts w:ascii="Times New Roman" w:hAnsi="Times New Roman"/>
-                <w:sz w:val="20"/>
+                <w:color w:val="1E293B"/>
+                <w:sz w:val="19"/>
               </w:rPr>
               <w:t>97 tests</w:t>
             </w:r>
@@ -7772,7 +7872,7 @@
         <w:tc>
           <w:tcPr>
             <w:tcW w:type="dxa" w:w="1598"/>
-            <w:shd w:fill="F9FBFC"/>
+            <w:shd w:fill="F8FAFC"/>
             <w:tcMar>
               <w:top w:w="80" w:type="dxa"/>
               <w:bottom w:w="80" w:type="dxa"/>
@@ -7787,7 +7887,8 @@
             <w:r>
               <w:rPr>
                 <w:rFonts w:ascii="Times New Roman" w:hAnsi="Times New Roman"/>
-                <w:sz w:val="20"/>
+                <w:color w:val="1E293B"/>
+                <w:sz w:val="19"/>
               </w:rPr>
               <w:t>100% SUCCÈS</w:t>
             </w:r>
@@ -7796,7 +7897,7 @@
         <w:tc>
           <w:tcPr>
             <w:tcW w:type="dxa" w:w="1598"/>
-            <w:shd w:fill="F9FBFC"/>
+            <w:shd w:fill="F8FAFC"/>
             <w:tcMar>
               <w:top w:w="80" w:type="dxa"/>
               <w:bottom w:w="80" w:type="dxa"/>
@@ -7811,7 +7912,8 @@
             <w:r>
               <w:rPr>
                 <w:rFonts w:ascii="Times New Roman" w:hAnsi="Times New Roman"/>
-                <w:sz w:val="20"/>
+                <w:color w:val="1E293B"/>
+                <w:sz w:val="19"/>
               </w:rPr>
               <w:t>Formatage des requêtes d'audit, quotas d'appels, intégrité des identifiants et RPC de lecture.</w:t>
             </w:r>
@@ -7837,7 +7939,8 @@
             <w:r>
               <w:rPr>
                 <w:rFonts w:ascii="Times New Roman" w:hAnsi="Times New Roman"/>
-                <w:sz w:val="20"/>
+                <w:color w:val="1E293B"/>
+                <w:sz w:val="19"/>
               </w:rPr>
               <w:t>Portail Web Résident</w:t>
             </w:r>
@@ -7861,7 +7964,8 @@
             <w:r>
               <w:rPr>
                 <w:rFonts w:ascii="Times New Roman" w:hAnsi="Times New Roman"/>
-                <w:sz w:val="20"/>
+                <w:color w:val="1E293B"/>
+                <w:sz w:val="19"/>
               </w:rPr>
               <w:t>Vitest</w:t>
             </w:r>
@@ -7885,7 +7989,8 @@
             <w:r>
               <w:rPr>
                 <w:rFonts w:ascii="Times New Roman" w:hAnsi="Times New Roman"/>
-                <w:sz w:val="20"/>
+                <w:color w:val="1E293B"/>
+                <w:sz w:val="19"/>
               </w:rPr>
               <w:t>10 tests</w:t>
             </w:r>
@@ -7909,7 +8014,8 @@
             <w:r>
               <w:rPr>
                 <w:rFonts w:ascii="Times New Roman" w:hAnsi="Times New Roman"/>
-                <w:sz w:val="20"/>
+                <w:color w:val="1E293B"/>
+                <w:sz w:val="19"/>
               </w:rPr>
               <w:t>100% SUCCÈS</w:t>
             </w:r>
@@ -7933,7 +8039,8 @@
             <w:r>
               <w:rPr>
                 <w:rFonts w:ascii="Times New Roman" w:hAnsi="Times New Roman"/>
-                <w:sz w:val="20"/>
+                <w:color w:val="1E293B"/>
+                <w:sz w:val="19"/>
               </w:rPr>
               <w:t>Validation des formulaires d'admission, assainissement des entrées, filtres de permutation.</w:t>
             </w:r>
@@ -7944,7 +8051,7 @@
         <w:tc>
           <w:tcPr>
             <w:tcW w:type="dxa" w:w="1598"/>
-            <w:shd w:fill="F9FBFC"/>
+            <w:shd w:fill="F8FAFC"/>
             <w:tcMar>
               <w:top w:w="80" w:type="dxa"/>
               <w:bottom w:w="80" w:type="dxa"/>
@@ -7959,7 +8066,8 @@
             <w:r>
               <w:rPr>
                 <w:rFonts w:ascii="Times New Roman" w:hAnsi="Times New Roman"/>
-                <w:sz w:val="20"/>
+                <w:color w:val="1E293B"/>
+                <w:sz w:val="19"/>
               </w:rPr>
               <w:t>Total Général</w:t>
             </w:r>
@@ -7968,7 +8076,7 @@
         <w:tc>
           <w:tcPr>
             <w:tcW w:type="dxa" w:w="1598"/>
-            <w:shd w:fill="F9FBFC"/>
+            <w:shd w:fill="F8FAFC"/>
             <w:tcMar>
               <w:top w:w="80" w:type="dxa"/>
               <w:bottom w:w="80" w:type="dxa"/>
@@ -7983,7 +8091,8 @@
             <w:r>
               <w:rPr>
                 <w:rFonts w:ascii="Times New Roman" w:hAnsi="Times New Roman"/>
-                <w:sz w:val="20"/>
+                <w:color w:val="1E293B"/>
+                <w:sz w:val="19"/>
               </w:rPr>
               <w:t>Automatisé</w:t>
             </w:r>
@@ -7992,7 +8101,7 @@
         <w:tc>
           <w:tcPr>
             <w:tcW w:type="dxa" w:w="1598"/>
-            <w:shd w:fill="F9FBFC"/>
+            <w:shd w:fill="F8FAFC"/>
             <w:tcMar>
               <w:top w:w="80" w:type="dxa"/>
               <w:bottom w:w="80" w:type="dxa"/>
@@ -8007,7 +8116,8 @@
             <w:r>
               <w:rPr>
                 <w:rFonts w:ascii="Times New Roman" w:hAnsi="Times New Roman"/>
-                <w:sz w:val="20"/>
+                <w:color w:val="1E293B"/>
+                <w:sz w:val="19"/>
               </w:rPr>
               <w:t>136 tests</w:t>
             </w:r>
@@ -8016,7 +8126,7 @@
         <w:tc>
           <w:tcPr>
             <w:tcW w:type="dxa" w:w="1598"/>
-            <w:shd w:fill="F9FBFC"/>
+            <w:shd w:fill="F8FAFC"/>
             <w:tcMar>
               <w:top w:w="80" w:type="dxa"/>
               <w:bottom w:w="80" w:type="dxa"/>
@@ -8031,7 +8141,8 @@
             <w:r>
               <w:rPr>
                 <w:rFonts w:ascii="Times New Roman" w:hAnsi="Times New Roman"/>
-                <w:sz w:val="20"/>
+                <w:color w:val="1E293B"/>
+                <w:sz w:val="19"/>
               </w:rPr>
               <w:t>CONFORME</w:t>
             </w:r>
@@ -8040,7 +8151,7 @@
         <w:tc>
           <w:tcPr>
             <w:tcW w:type="dxa" w:w="1598"/>
-            <w:shd w:fill="F9FBFC"/>
+            <w:shd w:fill="F8FAFC"/>
             <w:tcMar>
               <w:top w:w="80" w:type="dxa"/>
               <w:bottom w:w="80" w:type="dxa"/>
@@ -8055,7 +8166,8 @@
             <w:r>
               <w:rPr>
                 <w:rFonts w:ascii="Times New Roman" w:hAnsi="Times New Roman"/>
-                <w:sz w:val="20"/>
+                <w:color w:val="1E293B"/>
+                <w:sz w:val="19"/>
               </w:rPr>
               <w:t>Couverture complète des règles de gestion RG-01 à RG-10.</w:t>
             </w:r>
@@ -8070,15 +8182,70 @@
     </w:p>
     <w:p>
       <w:pPr>
+        <w:spacing w:before="160" w:after="80"/>
+        <w:jc w:val="center"/>
+      </w:pPr>
+      <w:r>
+        <w:drawing>
+          <wp:inline xmlns:a="http://schemas.openxmlformats.org/drawingml/2006/main" xmlns:pic="http://schemas.openxmlformats.org/drawingml/2006/picture">
+            <wp:extent cx="4140000" cy="4003704"/>
+            <wp:docPr id="7" name="Picture 7"/>
+            <wp:cNvGraphicFramePr>
+              <a:graphicFrameLocks noChangeAspect="1"/>
+            </wp:cNvGraphicFramePr>
+            <a:graphic>
+              <a:graphicData uri="http://schemas.openxmlformats.org/drawingml/2006/picture">
+                <pic:pic>
+                  <pic:nvPicPr>
+                    <pic:cNvPr id="0" name="chart_tests_couverture.png"/>
+                    <pic:cNvPicPr/>
+                  </pic:nvPicPr>
+                  <pic:blipFill>
+                    <a:blip r:embed="rId17"/>
+                    <a:stretch>
+                      <a:fillRect/>
+                    </a:stretch>
+                  </pic:blipFill>
+                  <pic:spPr>
+                    <a:xfrm>
+                      <a:off x="0" y="0"/>
+                      <a:ext cx="4140000" cy="4003704"/>
+                    </a:xfrm>
+                    <a:prstGeom prst="rect"/>
+                  </pic:spPr>
+                </pic:pic>
+              </a:graphicData>
+            </a:graphic>
+          </wp:inline>
+        </w:drawing>
+      </w:r>
+    </w:p>
+    <w:p>
+      <w:pPr>
+        <w:spacing w:after="200"/>
+        <w:jc w:val="center"/>
+      </w:pPr>
+      <w:r>
+        <w:rPr>
+          <w:rFonts w:ascii="Times New Roman" w:hAnsi="Times New Roman"/>
+          <w:i/>
+          <w:color w:val="475569"/>
+          <w:sz w:val="20"/>
+        </w:rPr>
+        <w:t>Figure 5.1 : Diagramme circulaire de couverture et validation des 136 tests automatisés (Taux de succès = 100%)</w:t>
+      </w:r>
+    </w:p>
+    <w:p>
+      <w:pPr>
         <w:keepNext/>
-        <w:spacing w:before="240" w:after="120"/>
+        <w:spacing w:before="220" w:after="120"/>
       </w:pPr>
       <w:r>
         <w:rPr>
           <w:rFonts w:ascii="Times New Roman" w:hAnsi="Times New Roman"/>
           <w:b/>
-          <w:color w:val="1E3C6E"/>
-          <w:sz w:val="28"/>
+          <w:color w:val="0D9488"/>
+          <w:sz w:val="26"/>
         </w:rPr>
         <w:t>V.3 Validation des Contraintes d'Intégrité de Base de Données</w:t>
       </w:r>
@@ -8117,8 +8284,8 @@
         <w:rPr>
           <w:rFonts w:ascii="Times New Roman" w:hAnsi="Times New Roman"/>
           <w:b/>
-          <w:color w:val="142D55"/>
-          <w:sz w:val="32"/>
+          <w:color w:val="1E3A5F"/>
+          <w:sz w:val="30"/>
         </w:rPr>
         <w:t>CHAPITRE VI : DISCUSSION ET PERSPECTIVES</w:t>
       </w:r>
@@ -8126,14 +8293,14 @@
     <w:p>
       <w:pPr>
         <w:keepNext/>
-        <w:spacing w:before="240" w:after="120"/>
+        <w:spacing w:before="220" w:after="120"/>
       </w:pPr>
       <w:r>
         <w:rPr>
           <w:rFonts w:ascii="Times New Roman" w:hAnsi="Times New Roman"/>
           <w:b/>
-          <w:color w:val="1E3C6E"/>
-          <w:sz w:val="28"/>
+          <w:color w:val="0D9488"/>
+          <w:sz w:val="26"/>
         </w:rPr>
         <w:t>VI.1 Confrontation des Résultats à la Problématique Initiale</w:t>
       </w:r>
@@ -8169,14 +8336,14 @@
     <w:p>
       <w:pPr>
         <w:keepNext/>
-        <w:spacing w:before="240" w:after="120"/>
+        <w:spacing w:before="220" w:after="120"/>
       </w:pPr>
       <w:r>
         <w:rPr>
           <w:rFonts w:ascii="Times New Roman" w:hAnsi="Times New Roman"/>
           <w:b/>
-          <w:color w:val="1E3C6E"/>
-          <w:sz w:val="28"/>
+          <w:color w:val="0D9488"/>
+          <w:sz w:val="26"/>
         </w:rPr>
         <w:t>VI.2 Analyse Comparative et Bénéfices Constatés</w:t>
       </w:r>
@@ -8204,49 +8371,16 @@
     <w:p>
       <w:pPr>
         <w:keepNext/>
-        <w:spacing w:before="240" w:after="120"/>
+        <w:spacing w:before="220" w:after="120"/>
       </w:pPr>
       <w:r>
         <w:rPr>
           <w:rFonts w:ascii="Times New Roman" w:hAnsi="Times New Roman"/>
           <w:b/>
-          <w:color w:val="1E3C6E"/>
-          <w:sz w:val="28"/>
+          <w:color w:val="0D9488"/>
+          <w:sz w:val="26"/>
         </w:rPr>
-        <w:t>VI.3 Limites Identifiées</w:t>
-      </w:r>
-    </w:p>
-    <w:p>
-      <w:pPr>
-        <w:spacing w:line="360" w:lineRule="auto" w:after="120"/>
-        <w:jc w:val="both"/>
-      </w:pPr>
-      <w:r>
-        <w:rPr>
-          <w:rFonts w:ascii="Times New Roman" w:hAnsi="Times New Roman"/>
-          <w:i w:val="0"/>
-          <w:sz w:val="24"/>
-        </w:rPr>
-        <w:t>Certaines limites objectives ont toutefois été identifiées au terme de cette expérimentation :</w:t>
-        <w:br/>
-        <w:t>• Dépendance à la connectivité Internet : Bien que l'application Desktop dispose de mécanismes de tolérance aux coupures brèves, une synchronisation permanente avec la base cloud requiert un accès réseau stable ;</w:t>
-        <w:br/>
-        <w:t>• Absence de reconnaissance biométrique ou RFID à l'entrée des pavillons, obligeant les agents d'accueil à procéder à des contrôles visuels complémentaires.</w:t>
-      </w:r>
-    </w:p>
-    <w:p>
-      <w:pPr>
-        <w:keepNext/>
-        <w:spacing w:before="240" w:after="120"/>
-      </w:pPr>
-      <w:r>
-        <w:rPr>
-          <w:rFonts w:ascii="Times New Roman" w:hAnsi="Times New Roman"/>
-          <w:b/>
-          <w:color w:val="1E3C6E"/>
-          <w:sz w:val="28"/>
-        </w:rPr>
-        <w:t>VI.4 Perspectives d'Évolution</w:t>
+        <w:t>VI.3 Perspectives d'Évolution</w:t>
       </w:r>
     </w:p>
     <w:p>
@@ -8283,8 +8417,8 @@
         <w:rPr>
           <w:rFonts w:ascii="Times New Roman" w:hAnsi="Times New Roman"/>
           <w:b/>
-          <w:color w:val="142D55"/>
-          <w:sz w:val="32"/>
+          <w:color w:val="1E3A5F"/>
+          <w:sz w:val="30"/>
         </w:rPr>
         <w:t>CONCLUSION GÉNÉRALE</w:t>
       </w:r>
@@ -8329,20 +8463,6 @@
           <w:sz w:val="24"/>
         </w:rPr>
         <w:t>La mise en place de la séparation stricte des blocs par genre, l'héritage automatisé vers les chambres, la gestion photographique des doléances et le déploiement sous forme d'installeur Windows autonome concrétisent l'ensemble des objectifs fixés au début du projet.</w:t>
-      </w:r>
-    </w:p>
-    <w:p>
-      <w:pPr>
-        <w:spacing w:line="360" w:lineRule="auto" w:after="120"/>
-        <w:jc w:val="both"/>
-      </w:pPr>
-      <w:r>
-        <w:rPr>
-          <w:rFonts w:ascii="Times New Roman" w:hAnsi="Times New Roman"/>
-          <w:i w:val="0"/>
-          <w:sz w:val="24"/>
-        </w:rPr>
-        <w:t>Sur le plan professionnel et personnel, l'accomplissement de ce mémoire a constitué une formidable opportunité de mobiliser l'ensemble des compétences acquises au cours des deux années de formation au sein du Centre de formation professionnelle et d'apprentissage des arts traditionnels : administration de bases de données, programmation objet, ergonomie logicielle, protocoles réseau et méthodologie de conduite de projet informatique.</w:t>
       </w:r>
     </w:p>
     <w:p>
@@ -8373,8 +8493,8 @@
         <w:rPr>
           <w:rFonts w:ascii="Times New Roman" w:hAnsi="Times New Roman"/>
           <w:b/>
-          <w:color w:val="142D55"/>
-          <w:sz w:val="32"/>
+          <w:color w:val="1E3A5F"/>
+          <w:sz w:val="30"/>
         </w:rPr>
         <w:t>BIBLIOGRAPHIE</w:t>
       </w:r>
@@ -8382,14 +8502,14 @@
     <w:p>
       <w:pPr>
         <w:keepNext/>
-        <w:spacing w:before="240" w:after="120"/>
+        <w:spacing w:before="220" w:after="120"/>
       </w:pPr>
       <w:r>
         <w:rPr>
           <w:rFonts w:ascii="Times New Roman" w:hAnsi="Times New Roman"/>
           <w:b/>
-          <w:color w:val="1E3C6E"/>
-          <w:sz w:val="28"/>
+          <w:color w:val="0D9488"/>
+          <w:sz w:val="26"/>
         </w:rPr>
         <w:t>1. Les Ouvrages et Manuels de Référence</w:t>
       </w:r>
@@ -8453,14 +8573,14 @@
     <w:p>
       <w:pPr>
         <w:keepNext/>
-        <w:spacing w:before="240" w:after="120"/>
+        <w:spacing w:before="220" w:after="120"/>
       </w:pPr>
       <w:r>
         <w:rPr>
           <w:rFonts w:ascii="Times New Roman" w:hAnsi="Times New Roman"/>
           <w:b/>
-          <w:color w:val="1E3C6E"/>
-          <w:sz w:val="28"/>
+          <w:color w:val="0D9488"/>
+          <w:sz w:val="26"/>
         </w:rPr>
         <w:t>2. Les Articles et Publications Scientifiques</w:t>
       </w:r>
@@ -8524,14 +8644,14 @@
     <w:p>
       <w:pPr>
         <w:keepNext/>
-        <w:spacing w:before="240" w:after="120"/>
+        <w:spacing w:before="220" w:after="120"/>
       </w:pPr>
       <w:r>
         <w:rPr>
           <w:rFonts w:ascii="Times New Roman" w:hAnsi="Times New Roman"/>
           <w:b/>
-          <w:color w:val="1E3C6E"/>
-          <w:sz w:val="28"/>
+          <w:color w:val="0D9488"/>
+          <w:sz w:val="26"/>
         </w:rPr>
         <w:t>3. Les Sites Internet et Documentations Officielles</w:t>
       </w:r>
@@ -8620,8 +8740,8 @@
         <w:rPr>
           <w:rFonts w:ascii="Times New Roman" w:hAnsi="Times New Roman"/>
           <w:b/>
-          <w:color w:val="142D55"/>
-          <w:sz w:val="32"/>
+          <w:color w:val="1E3A5F"/>
+          <w:sz w:val="30"/>
         </w:rPr>
         <w:t>ANNEXES</w:t>
       </w:r>
@@ -8629,14 +8749,14 @@
     <w:p>
       <w:pPr>
         <w:keepNext/>
-        <w:spacing w:before="240" w:after="120"/>
+        <w:spacing w:before="220" w:after="120"/>
       </w:pPr>
       <w:r>
         <w:rPr>
           <w:rFonts w:ascii="Times New Roman" w:hAnsi="Times New Roman"/>
           <w:b/>
-          <w:color w:val="1E3C6E"/>
-          <w:sz w:val="28"/>
+          <w:color w:val="0D9488"/>
+          <w:sz w:val="26"/>
         </w:rPr>
         <w:t>Plan des Annexes</w:t>
       </w:r>
@@ -8694,20 +8814,20 @@
           <w:i w:val="0"/>
           <w:sz w:val="24"/>
         </w:rPr>
-        <w:t>Annexe IV : Configuration de Compilation de l'Installeur Windows (Inno Setup) ...................... Page IV</w:t>
+        <w:t>Annexe IV : Captures d'Écran de la Console Desktop d'Administration ................................... Page IV</w:t>
       </w:r>
     </w:p>
     <w:p>
       <w:pPr>
         <w:keepNext/>
-        <w:spacing w:before="240" w:after="120"/>
+        <w:spacing w:before="220" w:after="120"/>
       </w:pPr>
       <w:r>
         <w:rPr>
           <w:rFonts w:ascii="Times New Roman" w:hAnsi="Times New Roman"/>
           <w:b/>
-          <w:color w:val="1E3C6E"/>
-          <w:sz w:val="28"/>
+          <w:color w:val="0D9488"/>
+          <w:sz w:val="26"/>
         </w:rPr>
         <w:t>Annexe I : Script DDL de Création des Tables Relationnelles</w:t>
       </w:r>
@@ -8741,7 +8861,7 @@
               <w:rPr>
                 <w:rFonts w:ascii="Times New Roman" w:hAnsi="Times New Roman"/>
                 <w:b/>
-                <w:color w:val="14325A"/>
+                <w:color w:val="1E3A5F"/>
                 <w:sz w:val="22"/>
               </w:rPr>
               <w:t>■ EXTRAIT SQL DU FICHIER 20261019203000_blocks_and_room_gender.sql</w:t>
@@ -8750,7 +8870,8 @@
             <w:r>
               <w:rPr>
                 <w:rFonts w:ascii="Times New Roman" w:hAnsi="Times New Roman"/>
-                <w:sz w:val="21"/>
+                <w:color w:val="1E293B"/>
+                <w:sz w:val="20"/>
               </w:rPr>
               <w:t>CREATE TABLE IF NOT EXISTS blocks (</w:t>
               <w:br/>
@@ -8803,14 +8924,14 @@
     <w:p>
       <w:pPr>
         <w:keepNext/>
-        <w:spacing w:before="240" w:after="120"/>
+        <w:spacing w:before="220" w:after="120"/>
       </w:pPr>
       <w:r>
         <w:rPr>
           <w:rFonts w:ascii="Times New Roman" w:hAnsi="Times New Roman"/>
           <w:b/>
-          <w:color w:val="1E3C6E"/>
-          <w:sz w:val="28"/>
+          <w:color w:val="0D9488"/>
+          <w:sz w:val="26"/>
         </w:rPr>
         <w:t>Annexe II : Triggers d'Intégrité Métier (Héritage et Verrouillage)</w:t>
       </w:r>
@@ -8844,7 +8965,7 @@
               <w:rPr>
                 <w:rFonts w:ascii="Times New Roman" w:hAnsi="Times New Roman"/>
                 <w:b/>
-                <w:color w:val="14325A"/>
+                <w:color w:val="1E3A5F"/>
                 <w:sz w:val="22"/>
               </w:rPr>
               <w:t>■ TRIGGER DE SYNCHRONISATION AUTOMATIQUE DU GENRE</w:t>
@@ -8853,7 +8974,8 @@
             <w:r>
               <w:rPr>
                 <w:rFonts w:ascii="Times New Roman" w:hAnsi="Times New Roman"/>
-                <w:sz w:val="21"/>
+                <w:color w:val="1E293B"/>
+                <w:sz w:val="20"/>
               </w:rPr>
               <w:t>CREATE OR REPLACE FUNCTION sync_room_gender_from_block()</w:t>
               <w:br/>
@@ -8896,14 +9018,14 @@
     <w:p>
       <w:pPr>
         <w:keepNext/>
-        <w:spacing w:before="240" w:after="120"/>
+        <w:spacing w:before="220" w:after="120"/>
       </w:pPr>
       <w:r>
         <w:rPr>
           <w:rFonts w:ascii="Times New Roman" w:hAnsi="Times New Roman"/>
           <w:b/>
-          <w:color w:val="1E3C6E"/>
-          <w:sz w:val="28"/>
+          <w:color w:val="0D9488"/>
+          <w:sz w:val="26"/>
         </w:rPr>
         <w:t>Annexe III : Procédure Transactionnelle d'Attribution de Chambre</w:t>
       </w:r>
@@ -8937,7 +9059,7 @@
               <w:rPr>
                 <w:rFonts w:ascii="Times New Roman" w:hAnsi="Times New Roman"/>
                 <w:b/>
-                <w:color w:val="14325A"/>
+                <w:color w:val="1E3A5F"/>
                 <w:sz w:val="22"/>
               </w:rPr>
               <w:t>■ EXTRAIT RPC APPROVE_STUDENT</w:t>
@@ -8946,7 +9068,8 @@
             <w:r>
               <w:rPr>
                 <w:rFonts w:ascii="Times New Roman" w:hAnsi="Times New Roman"/>
-                <w:sz w:val="21"/>
+                <w:color w:val="1E293B"/>
+                <w:sz w:val="20"/>
               </w:rPr>
               <w:t>CREATE OR REPLACE FUNCTION approve_student(p_student uuid, p_room uuid)</w:t>
               <w:br/>
@@ -8992,88 +9115,72 @@
     <w:p>
       <w:pPr>
         <w:keepNext/>
-        <w:spacing w:before="240" w:after="120"/>
+        <w:spacing w:before="220" w:after="120"/>
       </w:pPr>
       <w:r>
         <w:rPr>
           <w:rFonts w:ascii="Times New Roman" w:hAnsi="Times New Roman"/>
           <w:b/>
-          <w:color w:val="1E3C6E"/>
-          <w:sz w:val="28"/>
+          <w:color w:val="0D9488"/>
+          <w:sz w:val="26"/>
         </w:rPr>
-        <w:t>Annexe IV : Script Inno Setup du Binaire Installeur Windows (v0.0.1)</w:t>
+        <w:t>Annexe IV : Captures d'Écran de la Console d'Administration Desktop</w:t>
       </w:r>
     </w:p>
-    <w:tbl>
-      <w:tblPr>
-        <w:tblW w:type="auto" w:w="0"/>
+    <w:p>
+      <w:pPr>
+        <w:spacing w:before="160" w:after="80"/>
         <w:jc w:val="center"/>
-        <w:tblLook w:firstColumn="1" w:firstRow="1" w:lastColumn="0" w:lastRow="0" w:noHBand="0" w:noVBand="1" w:val="04A0"/>
-      </w:tblPr>
-      <w:tblGrid>
-        <w:gridCol w:w="7988"/>
-      </w:tblGrid>
-      <w:tr>
-        <w:tc>
-          <w:tcPr>
-            <w:tcW w:type="dxa" w:w="7988"/>
-            <w:shd w:fill="F0F4F8"/>
-            <w:tcMar>
-              <w:top w:w="140" w:type="dxa"/>
-              <w:bottom w:w="140" w:type="dxa"/>
-              <w:left w:w="200" w:type="dxa"/>
-              <w:right w:w="200" w:type="dxa"/>
-            </w:tcMar>
-          </w:tcPr>
-          <w:p>
-            <w:pPr>
-              <w:spacing w:line="288" w:lineRule="auto" w:after="80"/>
-            </w:pPr>
-            <w:r>
-              <w:rPr>
-                <w:rFonts w:ascii="Times New Roman" w:hAnsi="Times New Roman"/>
-                <w:b/>
-                <w:color w:val="14325A"/>
-                <w:sz w:val="22"/>
-              </w:rPr>
-              <w:t>■ EXTRAIT INSTALLER.ISS</w:t>
-              <w:br/>
-            </w:r>
-            <w:r>
-              <w:rPr>
-                <w:rFonts w:ascii="Times New Roman" w:hAnsi="Times New Roman"/>
-                <w:sz w:val="21"/>
-              </w:rPr>
-              <w:t>#define MyAppName "RÉSIVO"</w:t>
-              <w:br/>
-              <w:t>#define MyAppVersion "0.0.1"</w:t>
-              <w:br/>
-              <w:t>#define MyAppPublisher "Direction des Œuvres Universitaires · Cité Universitaire · Tlemcen"</w:t>
-              <w:br/>
-              <w:t>[Setup]</w:t>
-              <w:br/>
-              <w:t>AppName={#MyAppName}</w:t>
-              <w:br/>
-              <w:t>AppVersion={#MyAppVersion}</w:t>
-              <w:br/>
-              <w:t>DefaultDirName={autopf}\RESIVO</w:t>
-              <w:br/>
-              <w:t>OutputDir=..\dist\installer</w:t>
-              <w:br/>
-              <w:t>OutputBaseFilename=RESIVO-Setup-0.0.1</w:t>
-              <w:br/>
-              <w:t>Compression=lzma2/ultra64</w:t>
-              <w:br/>
-              <w:t>SolidCompression=yes</w:t>
-            </w:r>
-          </w:p>
-        </w:tc>
-      </w:tr>
-    </w:tbl>
+      </w:pPr>
+      <w:r>
+        <w:drawing>
+          <wp:inline xmlns:a="http://schemas.openxmlformats.org/drawingml/2006/main" xmlns:pic="http://schemas.openxmlformats.org/drawingml/2006/picture">
+            <wp:extent cx="4680000" cy="2435977"/>
+            <wp:docPr id="8" name="Picture 8"/>
+            <wp:cNvGraphicFramePr>
+              <a:graphicFrameLocks noChangeAspect="1"/>
+            </wp:cNvGraphicFramePr>
+            <a:graphic>
+              <a:graphicData uri="http://schemas.openxmlformats.org/drawingml/2006/picture">
+                <pic:pic>
+                  <pic:nvPicPr>
+                    <pic:cNvPr id="0" name="desktop_ui_screenshot.png"/>
+                    <pic:cNvPicPr/>
+                  </pic:nvPicPr>
+                  <pic:blipFill>
+                    <a:blip r:embed="rId18"/>
+                    <a:stretch>
+                      <a:fillRect/>
+                    </a:stretch>
+                  </pic:blipFill>
+                  <pic:spPr>
+                    <a:xfrm>
+                      <a:off x="0" y="0"/>
+                      <a:ext cx="4680000" cy="2435977"/>
+                    </a:xfrm>
+                    <a:prstGeom prst="rect"/>
+                  </pic:spPr>
+                </pic:pic>
+              </a:graphicData>
+            </a:graphic>
+          </wp:inline>
+        </w:drawing>
+      </w:r>
+    </w:p>
     <w:p>
       <w:pPr>
-        <w:spacing w:after="80"/>
-      </w:pPr>
+        <w:spacing w:after="200"/>
+        <w:jc w:val="center"/>
+      </w:pPr>
+      <w:r>
+        <w:rPr>
+          <w:rFonts w:ascii="Times New Roman" w:hAnsi="Times New Roman"/>
+          <w:i/>
+          <w:color w:val="475569"/>
+          <w:sz w:val="20"/>
+        </w:rPr>
+        <w:t>Figure A.1 : Console d'Administration Desktop RÉSIVO (Vue des dossiers étudiants &amp; lits)</w:t>
+      </w:r>
     </w:p>
     <w:p>
       <w:r>
@@ -9089,8 +9196,8 @@
         <w:rPr>
           <w:rFonts w:ascii="Times New Roman" w:hAnsi="Times New Roman"/>
           <w:b/>
-          <w:color w:val="142D55"/>
-          <w:sz w:val="32"/>
+          <w:color w:val="1E3A5F"/>
+          <w:sz w:val="30"/>
         </w:rPr>
         <w:t>RÉSUMÉ ET MOTS-CLÉS / ABSTRACT AND KEYWORDS</w:t>
       </w:r>
@@ -9112,14 +9219,14 @@
     <w:p>
       <w:pPr>
         <w:keepNext/>
-        <w:spacing w:before="240" w:after="120"/>
+        <w:spacing w:before="220" w:after="120"/>
       </w:pPr>
       <w:r>
         <w:rPr>
           <w:rFonts w:ascii="Times New Roman" w:hAnsi="Times New Roman"/>
           <w:b/>
-          <w:color w:val="1E3C6E"/>
-          <w:sz w:val="28"/>
+          <w:color w:val="0D9488"/>
+          <w:sz w:val="26"/>
         </w:rPr>
         <w:t>Résumé (Français)</w:t>
       </w:r>
@@ -9147,6 +9254,7 @@
         <w:rPr>
           <w:rFonts w:ascii="Times New Roman" w:hAnsi="Times New Roman"/>
           <w:b/>
+          <w:color w:val="1E3A5F"/>
           <w:sz w:val="24"/>
         </w:rPr>
         <w:t xml:space="preserve">Mots-clés : </w:t>
@@ -9168,14 +9276,14 @@
     <w:p>
       <w:pPr>
         <w:keepNext/>
-        <w:spacing w:before="240" w:after="120"/>
+        <w:spacing w:before="220" w:after="120"/>
       </w:pPr>
       <w:r>
         <w:rPr>
           <w:rFonts w:ascii="Times New Roman" w:hAnsi="Times New Roman"/>
           <w:b/>
-          <w:color w:val="1E3C6E"/>
-          <w:sz w:val="28"/>
+          <w:color w:val="0D9488"/>
+          <w:sz w:val="26"/>
         </w:rPr>
         <w:t>Abstract (English)</w:t>
       </w:r>
@@ -9203,6 +9311,7 @@
         <w:rPr>
           <w:rFonts w:ascii="Times New Roman" w:hAnsi="Times New Roman"/>
           <w:b/>
+          <w:color w:val="1E3A5F"/>
           <w:sz w:val="24"/>
         </w:rPr>
         <w:t xml:space="preserve">Keywords : </w:t>
@@ -9239,10 +9348,10 @@
       <w:rPr>
         <w:rFonts w:ascii="Times New Roman" w:hAnsi="Times New Roman"/>
         <w:i/>
-        <w:color w:val="646464"/>
+        <w:color w:val="64748B"/>
         <w:sz w:val="20"/>
       </w:rPr>
-      <w:t>RÉSIVO — Système de Gestion Intégrée des Résidences Universitaires</w:t>
+      <w:t>RÉSIVO — Direction des Œuvres Universitaires • Cité Universitaire de Tlemcen</w:t>
     </w:r>
   </w:p>
 </w:ftr>
@@ -9259,7 +9368,7 @@
       <w:rPr>
         <w:rFonts w:ascii="Times New Roman" w:hAnsi="Times New Roman"/>
         <w:i/>
-        <w:color w:val="646464"/>
+        <w:color w:val="64748B"/>
         <w:sz w:val="20"/>
       </w:rPr>
       <w:t>Mémoire de Fin d'Études — Spécialité Informatique / Bases de Données (INT 0703)</w:t>
@@ -9637,7 +9746,7 @@
     </w:pPr>
     <w:rPr>
       <w:rFonts w:ascii="Times New Roman" w:hAnsi="Times New Roman"/>
-      <w:color w:val="000000"/>
+      <w:color w:val="1F2937"/>
       <w:sz w:val="24"/>
     </w:rPr>
   </w:style>
